--- a/reports/r0023.docx
+++ b/reports/r0023.docx
@@ -45,7 +45,7 @@
           <w:color w:val="000000"/>
           <w:sz w:val="21"/>
         </w:rPr>
-        <w:t>■ 巴彦淖尔经济总量列内蒙古自治区第八位，人均GDP约8.63万元、人均经济实力居全省中游，经济增速由8.00%回落至4.50%、有所放缓；固定资产投资最新增速1.70%，经济运行总体平稳。【待补充：巴彦淖尔市的行政与战略定位、支柱产业及龙头企业（数据库未覆盖，需人工补充）】</w:t>
+        <w:t>■ 巴彦淖尔作为内蒙古自治区下辖地级市，经济总量列内蒙古自治区第八位，人均GDP约8.63万元、人均经济实力居全省中游，经济增速由8.00%回落至4.50%、有所放缓；固定资产投资最新增速1.70%，经济运行总体平稳。</w:t>
       </w:r>
     </w:p>
     <w:p>
@@ -75,7 +75,7 @@
           <w:color w:val="000000"/>
           <w:sz w:val="21"/>
         </w:rPr>
-        <w:t>产业结构方面，2025年巴彦淖尔市三次产业结构为27.3:27.6:45.1。【待补充：支柱产业、主要龙头企业、对外贸易等定性描述（数据库未覆盖）】</w:t>
+        <w:t>产业结构方面，2025年巴彦淖尔市三次产业结构为27.3:27.6:45.1，第三产业占主导、服务业是经济主体，农业基础较好。</w:t>
       </w:r>
     </w:p>
     <w:p>

--- a/reports/r0023.docx
+++ b/reports/r0023.docx
@@ -15,7 +15,7 @@
           <w:color w:val="000000"/>
           <w:sz w:val="28"/>
         </w:rPr>
-        <w:t>巴彦淖尔市信用评级报告(区域部分)</w:t>
+        <w:t>石家庄市信用评级报告(区域部分)</w:t>
       </w:r>
     </w:p>
     <w:p>
@@ -45,7 +45,7 @@
           <w:color w:val="000000"/>
           <w:sz w:val="21"/>
         </w:rPr>
-        <w:t>■ 巴彦淖尔作为内蒙古自治区下辖地级市，经济总量列内蒙古自治区第八位，人均GDP约8.63万元、人均经济实力居全省中游，经济增速由8.00%回落至4.50%、有所放缓；固定资产投资最新增速1.70%，经济运行总体平稳。</w:t>
+        <w:t>■ 石家庄作为河北省省会，经济总量列河北省第二位，人均经济实力居省内中游，医药产业特色鲜明、承接京津产业转移。</w:t>
       </w:r>
     </w:p>
     <w:p>
@@ -60,7 +60,7 @@
           <w:color w:val="000000"/>
           <w:sz w:val="21"/>
         </w:rPr>
-        <w:t>巴彦淖尔市2023、2024、2025年地区生产总值分别为1,169.30亿元、1,242.60亿元、1,277.60亿元，同比增长8.00%、5.70%、4.50%。截至2025年末，全市常住人口147.00万人，人均GDP约8.63万元。</w:t>
+        <w:t>石家庄市为河北省省会，是京津冀世界级城市群重要节点和华北区域中心城市。2023、2024、2025年，石家庄市地区生产总值分别为7,846.20亿元、8,203.40亿元、8,651.70亿元，同比增长6.30%、5.50%、6.00%，维持在6.00%左右、总体平稳。</w:t>
       </w:r>
     </w:p>
     <w:p>
@@ -75,7 +75,7 @@
           <w:color w:val="000000"/>
           <w:sz w:val="21"/>
         </w:rPr>
-        <w:t>产业结构方面，2025年巴彦淖尔市三次产业结构为27.3:27.6:45.1，第三产业占主导、服务业是经济主体，农业基础较好。</w:t>
+        <w:t>产业结构方面，石家庄市以生物医药、装备制造、电子信息、纺织食品为支柱，聚集石药、华药、以岭药业等医药龙头，生物医药产业特色突出。</w:t>
       </w:r>
     </w:p>
     <w:p>
@@ -90,7 +90,7 @@
           <w:color w:val="000000"/>
           <w:sz w:val="21"/>
         </w:rPr>
-        <w:t>2023、2024、2025年固定资产投资增速分别为23.00%、22.40%、1.70%，2025年社会消费品零售总额246.60亿元，进出口总额80.26亿美元。</w:t>
+        <w:t>经济动能方面，2023、2024、2025年石家庄市固定资产投资增速分别为7.60%、9.30%、12.40%；2025年社会消费品零售总额2,787.50亿元，进出口总额193.38亿美元。</w:t>
       </w:r>
     </w:p>
     <w:p>
@@ -106,7 +106,7 @@
           <w:color w:val="000000"/>
           <w:sz w:val="21"/>
         </w:rPr>
-        <w:t>图表：2025年内蒙古自治区各地级市主要经济指标对比</w:t>
+        <w:t>图表：2025年河北省各地级市主要经济指标对比</w:t>
       </w:r>
     </w:p>
     <w:tbl>
@@ -362,7 +362,7 @@
                 <w:color w:val="000000"/>
                 <w:sz w:val="18"/>
               </w:rPr>
-              <w:t>鄂尔多斯市</w:t>
+              <w:t>唐山市</w:t>
             </w:r>
           </w:p>
         </w:tc>
@@ -391,7 +391,7 @@
                 <w:color w:val="000000"/>
                 <w:sz w:val="18"/>
               </w:rPr>
-              <w:t>6,122.20</w:t>
+              <w:t>10,450.20</w:t>
             </w:r>
           </w:p>
         </w:tc>
@@ -420,7 +420,2057 @@
                 <w:color w:val="000000"/>
                 <w:sz w:val="18"/>
               </w:rPr>
-              <w:t>27.27</w:t>
+              <w:t>—</w:t>
+            </w:r>
+          </w:p>
+        </w:tc>
+        <w:tc>
+          <w:tcPr>
+            <w:tcW w:type="dxa" w:w="1344"/>
+            <w:vAlign w:val="center"/>
+            <w:tcBorders>
+              <w:top w:val="single" w:sz="4" w:color="A6A6A6"/>
+              <w:left w:val="single" w:sz="4" w:color="A6A6A6"/>
+              <w:bottom w:val="single" w:sz="4" w:color="A6A6A6"/>
+              <w:right w:val="single" w:sz="4" w:color="A6A6A6"/>
+            </w:tcBorders>
+          </w:tcPr>
+          <w:p>
+            <w:pPr>
+              <w:spacing w:before="0" w:after="0" w:line="276" w:lineRule="auto"/>
+              <w:ind w:firstLine="0"/>
+              <w:jc w:val="center"/>
+            </w:pPr>
+            <w:r/>
+            <w:r>
+              <w:rPr>
+                <w:rFonts w:ascii="Times New Roman" w:hAnsi="Times New Roman" w:eastAsia="楷体"/>
+                <w:b w:val="0"/>
+                <w:color w:val="000000"/>
+                <w:sz w:val="18"/>
+              </w:rPr>
+              <w:t>6.20%</w:t>
+            </w:r>
+          </w:p>
+        </w:tc>
+        <w:tc>
+          <w:tcPr>
+            <w:tcW w:type="dxa" w:w="1344"/>
+            <w:vAlign w:val="center"/>
+            <w:tcBorders>
+              <w:top w:val="single" w:sz="4" w:color="A6A6A6"/>
+              <w:left w:val="single" w:sz="4" w:color="A6A6A6"/>
+              <w:bottom w:val="single" w:sz="4" w:color="A6A6A6"/>
+              <w:right w:val="single" w:sz="4" w:color="A6A6A6"/>
+            </w:tcBorders>
+          </w:tcPr>
+          <w:p>
+            <w:pPr>
+              <w:spacing w:before="0" w:after="0" w:line="276" w:lineRule="auto"/>
+              <w:ind w:firstLine="0"/>
+              <w:jc w:val="center"/>
+            </w:pPr>
+            <w:r/>
+            <w:r>
+              <w:rPr>
+                <w:rFonts w:ascii="Times New Roman" w:hAnsi="Times New Roman" w:eastAsia="楷体"/>
+                <w:b w:val="0"/>
+                <w:color w:val="000000"/>
+                <w:sz w:val="18"/>
+              </w:rPr>
+              <w:t>6.4:49.1:44.5</w:t>
+            </w:r>
+          </w:p>
+        </w:tc>
+        <w:tc>
+          <w:tcPr>
+            <w:tcW w:type="dxa" w:w="1344"/>
+            <w:vAlign w:val="center"/>
+            <w:tcBorders>
+              <w:top w:val="single" w:sz="4" w:color="A6A6A6"/>
+              <w:left w:val="single" w:sz="4" w:color="A6A6A6"/>
+              <w:bottom w:val="single" w:sz="4" w:color="A6A6A6"/>
+              <w:right w:val="single" w:sz="4" w:color="A6A6A6"/>
+            </w:tcBorders>
+          </w:tcPr>
+          <w:p>
+            <w:pPr>
+              <w:spacing w:before="0" w:after="0" w:line="276" w:lineRule="auto"/>
+              <w:ind w:firstLine="0"/>
+              <w:jc w:val="center"/>
+            </w:pPr>
+            <w:r/>
+            <w:r>
+              <w:rPr>
+                <w:rFonts w:ascii="Times New Roman" w:hAnsi="Times New Roman" w:eastAsia="楷体"/>
+                <w:b w:val="0"/>
+                <w:color w:val="000000"/>
+                <w:sz w:val="18"/>
+              </w:rPr>
+              <w:t>588.20</w:t>
+            </w:r>
+          </w:p>
+        </w:tc>
+        <w:tc>
+          <w:tcPr>
+            <w:tcW w:type="dxa" w:w="1344"/>
+            <w:vAlign w:val="center"/>
+            <w:tcBorders>
+              <w:top w:val="single" w:sz="4" w:color="A6A6A6"/>
+              <w:left w:val="single" w:sz="4" w:color="A6A6A6"/>
+              <w:bottom w:val="single" w:sz="4" w:color="A6A6A6"/>
+              <w:right w:val="single" w:sz="4" w:color="A6A6A6"/>
+            </w:tcBorders>
+          </w:tcPr>
+          <w:p>
+            <w:pPr>
+              <w:spacing w:before="0" w:after="0" w:line="276" w:lineRule="auto"/>
+              <w:ind w:firstLine="0"/>
+              <w:jc w:val="center"/>
+            </w:pPr>
+            <w:r/>
+            <w:r>
+              <w:rPr>
+                <w:rFonts w:ascii="Times New Roman" w:hAnsi="Times New Roman" w:eastAsia="楷体"/>
+                <w:b w:val="0"/>
+                <w:color w:val="000000"/>
+                <w:sz w:val="18"/>
+              </w:rPr>
+              <w:t>—</w:t>
+            </w:r>
+          </w:p>
+        </w:tc>
+      </w:tr>
+      <w:tr>
+        <w:tc>
+          <w:tcPr>
+            <w:tcW w:type="dxa" w:w="1344"/>
+            <w:vAlign w:val="center"/>
+            <w:tcBorders>
+              <w:top w:val="single" w:sz="4" w:color="A6A6A6"/>
+              <w:left w:val="single" w:sz="4" w:color="A6A6A6"/>
+              <w:bottom w:val="single" w:sz="4" w:color="A6A6A6"/>
+              <w:right w:val="single" w:sz="4" w:color="A6A6A6"/>
+            </w:tcBorders>
+          </w:tcPr>
+          <w:p>
+            <w:pPr>
+              <w:spacing w:before="0" w:after="0" w:line="276" w:lineRule="auto"/>
+              <w:ind w:firstLine="0"/>
+              <w:jc w:val="left"/>
+            </w:pPr>
+            <w:r/>
+            <w:r>
+              <w:rPr>
+                <w:rFonts w:ascii="Times New Roman" w:hAnsi="Times New Roman" w:eastAsia="楷体"/>
+                <w:b w:val="0"/>
+                <w:color w:val="000000"/>
+                <w:sz w:val="18"/>
+              </w:rPr>
+              <w:t>石家庄市</w:t>
+            </w:r>
+          </w:p>
+        </w:tc>
+        <w:tc>
+          <w:tcPr>
+            <w:tcW w:type="dxa" w:w="1344"/>
+            <w:vAlign w:val="center"/>
+            <w:tcBorders>
+              <w:top w:val="single" w:sz="4" w:color="A6A6A6"/>
+              <w:left w:val="single" w:sz="4" w:color="A6A6A6"/>
+              <w:bottom w:val="single" w:sz="4" w:color="A6A6A6"/>
+              <w:right w:val="single" w:sz="4" w:color="A6A6A6"/>
+            </w:tcBorders>
+          </w:tcPr>
+          <w:p>
+            <w:pPr>
+              <w:spacing w:before="0" w:after="0" w:line="276" w:lineRule="auto"/>
+              <w:ind w:firstLine="0"/>
+              <w:jc w:val="center"/>
+            </w:pPr>
+            <w:r/>
+            <w:r>
+              <w:rPr>
+                <w:rFonts w:ascii="Times New Roman" w:hAnsi="Times New Roman" w:eastAsia="楷体"/>
+                <w:b w:val="0"/>
+                <w:color w:val="000000"/>
+                <w:sz w:val="18"/>
+              </w:rPr>
+              <w:t>8,651.70</w:t>
+            </w:r>
+          </w:p>
+        </w:tc>
+        <w:tc>
+          <w:tcPr>
+            <w:tcW w:type="dxa" w:w="1344"/>
+            <w:vAlign w:val="center"/>
+            <w:tcBorders>
+              <w:top w:val="single" w:sz="4" w:color="A6A6A6"/>
+              <w:left w:val="single" w:sz="4" w:color="A6A6A6"/>
+              <w:bottom w:val="single" w:sz="4" w:color="A6A6A6"/>
+              <w:right w:val="single" w:sz="4" w:color="A6A6A6"/>
+            </w:tcBorders>
+          </w:tcPr>
+          <w:p>
+            <w:pPr>
+              <w:spacing w:before="0" w:after="0" w:line="276" w:lineRule="auto"/>
+              <w:ind w:firstLine="0"/>
+              <w:jc w:val="center"/>
+            </w:pPr>
+            <w:r/>
+            <w:r>
+              <w:rPr>
+                <w:rFonts w:ascii="Times New Roman" w:hAnsi="Times New Roman" w:eastAsia="楷体"/>
+                <w:b w:val="0"/>
+                <w:color w:val="000000"/>
+                <w:sz w:val="18"/>
+              </w:rPr>
+              <w:t>—</w:t>
+            </w:r>
+          </w:p>
+        </w:tc>
+        <w:tc>
+          <w:tcPr>
+            <w:tcW w:type="dxa" w:w="1344"/>
+            <w:vAlign w:val="center"/>
+            <w:tcBorders>
+              <w:top w:val="single" w:sz="4" w:color="A6A6A6"/>
+              <w:left w:val="single" w:sz="4" w:color="A6A6A6"/>
+              <w:bottom w:val="single" w:sz="4" w:color="A6A6A6"/>
+              <w:right w:val="single" w:sz="4" w:color="A6A6A6"/>
+            </w:tcBorders>
+          </w:tcPr>
+          <w:p>
+            <w:pPr>
+              <w:spacing w:before="0" w:after="0" w:line="276" w:lineRule="auto"/>
+              <w:ind w:firstLine="0"/>
+              <w:jc w:val="center"/>
+            </w:pPr>
+            <w:r/>
+            <w:r>
+              <w:rPr>
+                <w:rFonts w:ascii="Times New Roman" w:hAnsi="Times New Roman" w:eastAsia="楷体"/>
+                <w:b w:val="0"/>
+                <w:color w:val="000000"/>
+                <w:sz w:val="18"/>
+              </w:rPr>
+              <w:t>6.00%</w:t>
+            </w:r>
+          </w:p>
+        </w:tc>
+        <w:tc>
+          <w:tcPr>
+            <w:tcW w:type="dxa" w:w="1344"/>
+            <w:vAlign w:val="center"/>
+            <w:tcBorders>
+              <w:top w:val="single" w:sz="4" w:color="A6A6A6"/>
+              <w:left w:val="single" w:sz="4" w:color="A6A6A6"/>
+              <w:bottom w:val="single" w:sz="4" w:color="A6A6A6"/>
+              <w:right w:val="single" w:sz="4" w:color="A6A6A6"/>
+            </w:tcBorders>
+          </w:tcPr>
+          <w:p>
+            <w:pPr>
+              <w:spacing w:before="0" w:after="0" w:line="276" w:lineRule="auto"/>
+              <w:ind w:firstLine="0"/>
+              <w:jc w:val="center"/>
+            </w:pPr>
+            <w:r/>
+            <w:r>
+              <w:rPr>
+                <w:rFonts w:ascii="Times New Roman" w:hAnsi="Times New Roman" w:eastAsia="楷体"/>
+                <w:b w:val="0"/>
+                <w:color w:val="000000"/>
+                <w:sz w:val="18"/>
+              </w:rPr>
+              <w:t xml:space="preserve"> </w:t>
+            </w:r>
+          </w:p>
+        </w:tc>
+        <w:tc>
+          <w:tcPr>
+            <w:tcW w:type="dxa" w:w="1344"/>
+            <w:vAlign w:val="center"/>
+            <w:tcBorders>
+              <w:top w:val="single" w:sz="4" w:color="A6A6A6"/>
+              <w:left w:val="single" w:sz="4" w:color="A6A6A6"/>
+              <w:bottom w:val="single" w:sz="4" w:color="A6A6A6"/>
+              <w:right w:val="single" w:sz="4" w:color="A6A6A6"/>
+            </w:tcBorders>
+          </w:tcPr>
+          <w:p>
+            <w:pPr>
+              <w:spacing w:before="0" w:after="0" w:line="276" w:lineRule="auto"/>
+              <w:ind w:firstLine="0"/>
+              <w:jc w:val="center"/>
+            </w:pPr>
+            <w:r/>
+            <w:r>
+              <w:rPr>
+                <w:rFonts w:ascii="Times New Roman" w:hAnsi="Times New Roman" w:eastAsia="楷体"/>
+                <w:b w:val="0"/>
+                <w:color w:val="000000"/>
+                <w:sz w:val="18"/>
+              </w:rPr>
+              <w:t>727.50</w:t>
+            </w:r>
+          </w:p>
+        </w:tc>
+        <w:tc>
+          <w:tcPr>
+            <w:tcW w:type="dxa" w:w="1344"/>
+            <w:vAlign w:val="center"/>
+            <w:tcBorders>
+              <w:top w:val="single" w:sz="4" w:color="A6A6A6"/>
+              <w:left w:val="single" w:sz="4" w:color="A6A6A6"/>
+              <w:bottom w:val="single" w:sz="4" w:color="A6A6A6"/>
+              <w:right w:val="single" w:sz="4" w:color="A6A6A6"/>
+            </w:tcBorders>
+          </w:tcPr>
+          <w:p>
+            <w:pPr>
+              <w:spacing w:before="0" w:after="0" w:line="276" w:lineRule="auto"/>
+              <w:ind w:firstLine="0"/>
+              <w:jc w:val="center"/>
+            </w:pPr>
+            <w:r/>
+            <w:r>
+              <w:rPr>
+                <w:rFonts w:ascii="Times New Roman" w:hAnsi="Times New Roman" w:eastAsia="楷体"/>
+                <w:b w:val="0"/>
+                <w:color w:val="000000"/>
+                <w:sz w:val="18"/>
+              </w:rPr>
+              <w:t>—</w:t>
+            </w:r>
+          </w:p>
+        </w:tc>
+      </w:tr>
+      <w:tr>
+        <w:tc>
+          <w:tcPr>
+            <w:tcW w:type="dxa" w:w="1344"/>
+            <w:vAlign w:val="center"/>
+            <w:tcBorders>
+              <w:top w:val="single" w:sz="4" w:color="A6A6A6"/>
+              <w:left w:val="single" w:sz="4" w:color="A6A6A6"/>
+              <w:bottom w:val="single" w:sz="4" w:color="A6A6A6"/>
+              <w:right w:val="single" w:sz="4" w:color="A6A6A6"/>
+            </w:tcBorders>
+          </w:tcPr>
+          <w:p>
+            <w:pPr>
+              <w:spacing w:before="0" w:after="0" w:line="276" w:lineRule="auto"/>
+              <w:ind w:firstLine="0"/>
+              <w:jc w:val="left"/>
+            </w:pPr>
+            <w:r/>
+            <w:r>
+              <w:rPr>
+                <w:rFonts w:ascii="Times New Roman" w:hAnsi="Times New Roman" w:eastAsia="楷体"/>
+                <w:b w:val="0"/>
+                <w:color w:val="000000"/>
+                <w:sz w:val="18"/>
+              </w:rPr>
+              <w:t>保定市</w:t>
+            </w:r>
+          </w:p>
+        </w:tc>
+        <w:tc>
+          <w:tcPr>
+            <w:tcW w:type="dxa" w:w="1344"/>
+            <w:vAlign w:val="center"/>
+            <w:tcBorders>
+              <w:top w:val="single" w:sz="4" w:color="A6A6A6"/>
+              <w:left w:val="single" w:sz="4" w:color="A6A6A6"/>
+              <w:bottom w:val="single" w:sz="4" w:color="A6A6A6"/>
+              <w:right w:val="single" w:sz="4" w:color="A6A6A6"/>
+            </w:tcBorders>
+          </w:tcPr>
+          <w:p>
+            <w:pPr>
+              <w:spacing w:before="0" w:after="0" w:line="276" w:lineRule="auto"/>
+              <w:ind w:firstLine="0"/>
+              <w:jc w:val="center"/>
+            </w:pPr>
+            <w:r/>
+            <w:r>
+              <w:rPr>
+                <w:rFonts w:ascii="Times New Roman" w:hAnsi="Times New Roman" w:eastAsia="楷体"/>
+                <w:b w:val="0"/>
+                <w:color w:val="000000"/>
+                <w:sz w:val="18"/>
+              </w:rPr>
+              <w:t>5,002.50</w:t>
+            </w:r>
+          </w:p>
+        </w:tc>
+        <w:tc>
+          <w:tcPr>
+            <w:tcW w:type="dxa" w:w="1344"/>
+            <w:vAlign w:val="center"/>
+            <w:tcBorders>
+              <w:top w:val="single" w:sz="4" w:color="A6A6A6"/>
+              <w:left w:val="single" w:sz="4" w:color="A6A6A6"/>
+              <w:bottom w:val="single" w:sz="4" w:color="A6A6A6"/>
+              <w:right w:val="single" w:sz="4" w:color="A6A6A6"/>
+            </w:tcBorders>
+          </w:tcPr>
+          <w:p>
+            <w:pPr>
+              <w:spacing w:before="0" w:after="0" w:line="276" w:lineRule="auto"/>
+              <w:ind w:firstLine="0"/>
+              <w:jc w:val="center"/>
+            </w:pPr>
+            <w:r/>
+            <w:r>
+              <w:rPr>
+                <w:rFonts w:ascii="Times New Roman" w:hAnsi="Times New Roman" w:eastAsia="楷体"/>
+                <w:b w:val="0"/>
+                <w:color w:val="000000"/>
+                <w:sz w:val="18"/>
+              </w:rPr>
+              <w:t>—</w:t>
+            </w:r>
+          </w:p>
+        </w:tc>
+        <w:tc>
+          <w:tcPr>
+            <w:tcW w:type="dxa" w:w="1344"/>
+            <w:vAlign w:val="center"/>
+            <w:tcBorders>
+              <w:top w:val="single" w:sz="4" w:color="A6A6A6"/>
+              <w:left w:val="single" w:sz="4" w:color="A6A6A6"/>
+              <w:bottom w:val="single" w:sz="4" w:color="A6A6A6"/>
+              <w:right w:val="single" w:sz="4" w:color="A6A6A6"/>
+            </w:tcBorders>
+          </w:tcPr>
+          <w:p>
+            <w:pPr>
+              <w:spacing w:before="0" w:after="0" w:line="276" w:lineRule="auto"/>
+              <w:ind w:firstLine="0"/>
+              <w:jc w:val="center"/>
+            </w:pPr>
+            <w:r/>
+            <w:r>
+              <w:rPr>
+                <w:rFonts w:ascii="Times New Roman" w:hAnsi="Times New Roman" w:eastAsia="楷体"/>
+                <w:b w:val="0"/>
+                <w:color w:val="000000"/>
+                <w:sz w:val="18"/>
+              </w:rPr>
+              <w:t>6.00%</w:t>
+            </w:r>
+          </w:p>
+        </w:tc>
+        <w:tc>
+          <w:tcPr>
+            <w:tcW w:type="dxa" w:w="1344"/>
+            <w:vAlign w:val="center"/>
+            <w:tcBorders>
+              <w:top w:val="single" w:sz="4" w:color="A6A6A6"/>
+              <w:left w:val="single" w:sz="4" w:color="A6A6A6"/>
+              <w:bottom w:val="single" w:sz="4" w:color="A6A6A6"/>
+              <w:right w:val="single" w:sz="4" w:color="A6A6A6"/>
+            </w:tcBorders>
+          </w:tcPr>
+          <w:p>
+            <w:pPr>
+              <w:spacing w:before="0" w:after="0" w:line="276" w:lineRule="auto"/>
+              <w:ind w:firstLine="0"/>
+              <w:jc w:val="center"/>
+            </w:pPr>
+            <w:r/>
+            <w:r>
+              <w:rPr>
+                <w:rFonts w:ascii="Times New Roman" w:hAnsi="Times New Roman" w:eastAsia="楷体"/>
+                <w:b w:val="0"/>
+                <w:color w:val="000000"/>
+                <w:sz w:val="18"/>
+              </w:rPr>
+              <w:t>10.7:33:56.3</w:t>
+            </w:r>
+          </w:p>
+        </w:tc>
+        <w:tc>
+          <w:tcPr>
+            <w:tcW w:type="dxa" w:w="1344"/>
+            <w:vAlign w:val="center"/>
+            <w:tcBorders>
+              <w:top w:val="single" w:sz="4" w:color="A6A6A6"/>
+              <w:left w:val="single" w:sz="4" w:color="A6A6A6"/>
+              <w:bottom w:val="single" w:sz="4" w:color="A6A6A6"/>
+              <w:right w:val="single" w:sz="4" w:color="A6A6A6"/>
+            </w:tcBorders>
+          </w:tcPr>
+          <w:p>
+            <w:pPr>
+              <w:spacing w:before="0" w:after="0" w:line="276" w:lineRule="auto"/>
+              <w:ind w:firstLine="0"/>
+              <w:jc w:val="center"/>
+            </w:pPr>
+            <w:r/>
+            <w:r>
+              <w:rPr>
+                <w:rFonts w:ascii="Times New Roman" w:hAnsi="Times New Roman" w:eastAsia="楷体"/>
+                <w:b w:val="0"/>
+                <w:color w:val="000000"/>
+                <w:sz w:val="18"/>
+              </w:rPr>
+              <w:t>327.06</w:t>
+            </w:r>
+          </w:p>
+        </w:tc>
+        <w:tc>
+          <w:tcPr>
+            <w:tcW w:type="dxa" w:w="1344"/>
+            <w:vAlign w:val="center"/>
+            <w:tcBorders>
+              <w:top w:val="single" w:sz="4" w:color="A6A6A6"/>
+              <w:left w:val="single" w:sz="4" w:color="A6A6A6"/>
+              <w:bottom w:val="single" w:sz="4" w:color="A6A6A6"/>
+              <w:right w:val="single" w:sz="4" w:color="A6A6A6"/>
+            </w:tcBorders>
+          </w:tcPr>
+          <w:p>
+            <w:pPr>
+              <w:spacing w:before="0" w:after="0" w:line="276" w:lineRule="auto"/>
+              <w:ind w:firstLine="0"/>
+              <w:jc w:val="center"/>
+            </w:pPr>
+            <w:r/>
+            <w:r>
+              <w:rPr>
+                <w:rFonts w:ascii="Times New Roman" w:hAnsi="Times New Roman" w:eastAsia="楷体"/>
+                <w:b w:val="0"/>
+                <w:color w:val="000000"/>
+                <w:sz w:val="18"/>
+              </w:rPr>
+              <w:t>—</w:t>
+            </w:r>
+          </w:p>
+        </w:tc>
+      </w:tr>
+      <w:tr>
+        <w:tc>
+          <w:tcPr>
+            <w:tcW w:type="dxa" w:w="1344"/>
+            <w:vAlign w:val="center"/>
+            <w:tcBorders>
+              <w:top w:val="single" w:sz="4" w:color="A6A6A6"/>
+              <w:left w:val="single" w:sz="4" w:color="A6A6A6"/>
+              <w:bottom w:val="single" w:sz="4" w:color="A6A6A6"/>
+              <w:right w:val="single" w:sz="4" w:color="A6A6A6"/>
+            </w:tcBorders>
+          </w:tcPr>
+          <w:p>
+            <w:pPr>
+              <w:spacing w:before="0" w:after="0" w:line="276" w:lineRule="auto"/>
+              <w:ind w:firstLine="0"/>
+              <w:jc w:val="left"/>
+            </w:pPr>
+            <w:r/>
+            <w:r>
+              <w:rPr>
+                <w:rFonts w:ascii="Times New Roman" w:hAnsi="Times New Roman" w:eastAsia="楷体"/>
+                <w:b w:val="0"/>
+                <w:color w:val="000000"/>
+                <w:sz w:val="18"/>
+              </w:rPr>
+              <w:t>沧州市</w:t>
+            </w:r>
+          </w:p>
+        </w:tc>
+        <w:tc>
+          <w:tcPr>
+            <w:tcW w:type="dxa" w:w="1344"/>
+            <w:vAlign w:val="center"/>
+            <w:tcBorders>
+              <w:top w:val="single" w:sz="4" w:color="A6A6A6"/>
+              <w:left w:val="single" w:sz="4" w:color="A6A6A6"/>
+              <w:bottom w:val="single" w:sz="4" w:color="A6A6A6"/>
+              <w:right w:val="single" w:sz="4" w:color="A6A6A6"/>
+            </w:tcBorders>
+          </w:tcPr>
+          <w:p>
+            <w:pPr>
+              <w:spacing w:before="0" w:after="0" w:line="276" w:lineRule="auto"/>
+              <w:ind w:firstLine="0"/>
+              <w:jc w:val="center"/>
+            </w:pPr>
+            <w:r/>
+            <w:r>
+              <w:rPr>
+                <w:rFonts w:ascii="Times New Roman" w:hAnsi="Times New Roman" w:eastAsia="楷体"/>
+                <w:b w:val="0"/>
+                <w:color w:val="000000"/>
+                <w:sz w:val="18"/>
+              </w:rPr>
+              <w:t>4,930.90</w:t>
+            </w:r>
+          </w:p>
+        </w:tc>
+        <w:tc>
+          <w:tcPr>
+            <w:tcW w:type="dxa" w:w="1344"/>
+            <w:vAlign w:val="center"/>
+            <w:tcBorders>
+              <w:top w:val="single" w:sz="4" w:color="A6A6A6"/>
+              <w:left w:val="single" w:sz="4" w:color="A6A6A6"/>
+              <w:bottom w:val="single" w:sz="4" w:color="A6A6A6"/>
+              <w:right w:val="single" w:sz="4" w:color="A6A6A6"/>
+            </w:tcBorders>
+          </w:tcPr>
+          <w:p>
+            <w:pPr>
+              <w:spacing w:before="0" w:after="0" w:line="276" w:lineRule="auto"/>
+              <w:ind w:firstLine="0"/>
+              <w:jc w:val="center"/>
+            </w:pPr>
+            <w:r/>
+            <w:r>
+              <w:rPr>
+                <w:rFonts w:ascii="Times New Roman" w:hAnsi="Times New Roman" w:eastAsia="楷体"/>
+                <w:b w:val="0"/>
+                <w:color w:val="000000"/>
+                <w:sz w:val="18"/>
+              </w:rPr>
+              <w:t>—</w:t>
+            </w:r>
+          </w:p>
+        </w:tc>
+        <w:tc>
+          <w:tcPr>
+            <w:tcW w:type="dxa" w:w="1344"/>
+            <w:vAlign w:val="center"/>
+            <w:tcBorders>
+              <w:top w:val="single" w:sz="4" w:color="A6A6A6"/>
+              <w:left w:val="single" w:sz="4" w:color="A6A6A6"/>
+              <w:bottom w:val="single" w:sz="4" w:color="A6A6A6"/>
+              <w:right w:val="single" w:sz="4" w:color="A6A6A6"/>
+            </w:tcBorders>
+          </w:tcPr>
+          <w:p>
+            <w:pPr>
+              <w:spacing w:before="0" w:after="0" w:line="276" w:lineRule="auto"/>
+              <w:ind w:firstLine="0"/>
+              <w:jc w:val="center"/>
+            </w:pPr>
+            <w:r/>
+            <w:r>
+              <w:rPr>
+                <w:rFonts w:ascii="Times New Roman" w:hAnsi="Times New Roman" w:eastAsia="楷体"/>
+                <w:b w:val="0"/>
+                <w:color w:val="000000"/>
+                <w:sz w:val="18"/>
+              </w:rPr>
+              <w:t>5.90%</w:t>
+            </w:r>
+          </w:p>
+        </w:tc>
+        <w:tc>
+          <w:tcPr>
+            <w:tcW w:type="dxa" w:w="1344"/>
+            <w:vAlign w:val="center"/>
+            <w:tcBorders>
+              <w:top w:val="single" w:sz="4" w:color="A6A6A6"/>
+              <w:left w:val="single" w:sz="4" w:color="A6A6A6"/>
+              <w:bottom w:val="single" w:sz="4" w:color="A6A6A6"/>
+              <w:right w:val="single" w:sz="4" w:color="A6A6A6"/>
+            </w:tcBorders>
+          </w:tcPr>
+          <w:p>
+            <w:pPr>
+              <w:spacing w:before="0" w:after="0" w:line="276" w:lineRule="auto"/>
+              <w:ind w:firstLine="0"/>
+              <w:jc w:val="center"/>
+            </w:pPr>
+            <w:r/>
+            <w:r>
+              <w:rPr>
+                <w:rFonts w:ascii="Times New Roman" w:hAnsi="Times New Roman" w:eastAsia="楷体"/>
+                <w:b w:val="0"/>
+                <w:color w:val="000000"/>
+                <w:sz w:val="18"/>
+              </w:rPr>
+              <w:t xml:space="preserve"> </w:t>
+            </w:r>
+          </w:p>
+        </w:tc>
+        <w:tc>
+          <w:tcPr>
+            <w:tcW w:type="dxa" w:w="1344"/>
+            <w:vAlign w:val="center"/>
+            <w:tcBorders>
+              <w:top w:val="single" w:sz="4" w:color="A6A6A6"/>
+              <w:left w:val="single" w:sz="4" w:color="A6A6A6"/>
+              <w:bottom w:val="single" w:sz="4" w:color="A6A6A6"/>
+              <w:right w:val="single" w:sz="4" w:color="A6A6A6"/>
+            </w:tcBorders>
+          </w:tcPr>
+          <w:p>
+            <w:pPr>
+              <w:spacing w:before="0" w:after="0" w:line="276" w:lineRule="auto"/>
+              <w:ind w:firstLine="0"/>
+              <w:jc w:val="center"/>
+            </w:pPr>
+            <w:r/>
+            <w:r>
+              <w:rPr>
+                <w:rFonts w:ascii="Times New Roman" w:hAnsi="Times New Roman" w:eastAsia="楷体"/>
+                <w:b w:val="0"/>
+                <w:color w:val="000000"/>
+                <w:sz w:val="18"/>
+              </w:rPr>
+              <w:t>353.17</w:t>
+            </w:r>
+          </w:p>
+        </w:tc>
+        <w:tc>
+          <w:tcPr>
+            <w:tcW w:type="dxa" w:w="1344"/>
+            <w:vAlign w:val="center"/>
+            <w:tcBorders>
+              <w:top w:val="single" w:sz="4" w:color="A6A6A6"/>
+              <w:left w:val="single" w:sz="4" w:color="A6A6A6"/>
+              <w:bottom w:val="single" w:sz="4" w:color="A6A6A6"/>
+              <w:right w:val="single" w:sz="4" w:color="A6A6A6"/>
+            </w:tcBorders>
+          </w:tcPr>
+          <w:p>
+            <w:pPr>
+              <w:spacing w:before="0" w:after="0" w:line="276" w:lineRule="auto"/>
+              <w:ind w:firstLine="0"/>
+              <w:jc w:val="center"/>
+            </w:pPr>
+            <w:r/>
+            <w:r>
+              <w:rPr>
+                <w:rFonts w:ascii="Times New Roman" w:hAnsi="Times New Roman" w:eastAsia="楷体"/>
+                <w:b w:val="0"/>
+                <w:color w:val="000000"/>
+                <w:sz w:val="18"/>
+              </w:rPr>
+              <w:t>—</w:t>
+            </w:r>
+          </w:p>
+        </w:tc>
+      </w:tr>
+      <w:tr>
+        <w:tc>
+          <w:tcPr>
+            <w:tcW w:type="dxa" w:w="1344"/>
+            <w:vAlign w:val="center"/>
+            <w:tcBorders>
+              <w:top w:val="single" w:sz="4" w:color="A6A6A6"/>
+              <w:left w:val="single" w:sz="4" w:color="A6A6A6"/>
+              <w:bottom w:val="single" w:sz="4" w:color="A6A6A6"/>
+              <w:right w:val="single" w:sz="4" w:color="A6A6A6"/>
+            </w:tcBorders>
+          </w:tcPr>
+          <w:p>
+            <w:pPr>
+              <w:spacing w:before="0" w:after="0" w:line="276" w:lineRule="auto"/>
+              <w:ind w:firstLine="0"/>
+              <w:jc w:val="left"/>
+            </w:pPr>
+            <w:r/>
+            <w:r>
+              <w:rPr>
+                <w:rFonts w:ascii="Times New Roman" w:hAnsi="Times New Roman" w:eastAsia="楷体"/>
+                <w:b w:val="0"/>
+                <w:color w:val="000000"/>
+                <w:sz w:val="18"/>
+              </w:rPr>
+              <w:t>邯郸市</w:t>
+            </w:r>
+          </w:p>
+        </w:tc>
+        <w:tc>
+          <w:tcPr>
+            <w:tcW w:type="dxa" w:w="1344"/>
+            <w:vAlign w:val="center"/>
+            <w:tcBorders>
+              <w:top w:val="single" w:sz="4" w:color="A6A6A6"/>
+              <w:left w:val="single" w:sz="4" w:color="A6A6A6"/>
+              <w:bottom w:val="single" w:sz="4" w:color="A6A6A6"/>
+              <w:right w:val="single" w:sz="4" w:color="A6A6A6"/>
+            </w:tcBorders>
+          </w:tcPr>
+          <w:p>
+            <w:pPr>
+              <w:spacing w:before="0" w:after="0" w:line="276" w:lineRule="auto"/>
+              <w:ind w:firstLine="0"/>
+              <w:jc w:val="center"/>
+            </w:pPr>
+            <w:r/>
+            <w:r>
+              <w:rPr>
+                <w:rFonts w:ascii="Times New Roman" w:hAnsi="Times New Roman" w:eastAsia="楷体"/>
+                <w:b w:val="0"/>
+                <w:color w:val="000000"/>
+                <w:sz w:val="18"/>
+              </w:rPr>
+              <w:t>4,920.10</w:t>
+            </w:r>
+          </w:p>
+        </w:tc>
+        <w:tc>
+          <w:tcPr>
+            <w:tcW w:type="dxa" w:w="1344"/>
+            <w:vAlign w:val="center"/>
+            <w:tcBorders>
+              <w:top w:val="single" w:sz="4" w:color="A6A6A6"/>
+              <w:left w:val="single" w:sz="4" w:color="A6A6A6"/>
+              <w:bottom w:val="single" w:sz="4" w:color="A6A6A6"/>
+              <w:right w:val="single" w:sz="4" w:color="A6A6A6"/>
+            </w:tcBorders>
+          </w:tcPr>
+          <w:p>
+            <w:pPr>
+              <w:spacing w:before="0" w:after="0" w:line="276" w:lineRule="auto"/>
+              <w:ind w:firstLine="0"/>
+              <w:jc w:val="center"/>
+            </w:pPr>
+            <w:r/>
+            <w:r>
+              <w:rPr>
+                <w:rFonts w:ascii="Times New Roman" w:hAnsi="Times New Roman" w:eastAsia="楷体"/>
+                <w:b w:val="0"/>
+                <w:color w:val="000000"/>
+                <w:sz w:val="18"/>
+              </w:rPr>
+              <w:t>—</w:t>
+            </w:r>
+          </w:p>
+        </w:tc>
+        <w:tc>
+          <w:tcPr>
+            <w:tcW w:type="dxa" w:w="1344"/>
+            <w:vAlign w:val="center"/>
+            <w:tcBorders>
+              <w:top w:val="single" w:sz="4" w:color="A6A6A6"/>
+              <w:left w:val="single" w:sz="4" w:color="A6A6A6"/>
+              <w:bottom w:val="single" w:sz="4" w:color="A6A6A6"/>
+              <w:right w:val="single" w:sz="4" w:color="A6A6A6"/>
+            </w:tcBorders>
+          </w:tcPr>
+          <w:p>
+            <w:pPr>
+              <w:spacing w:before="0" w:after="0" w:line="276" w:lineRule="auto"/>
+              <w:ind w:firstLine="0"/>
+              <w:jc w:val="center"/>
+            </w:pPr>
+            <w:r/>
+            <w:r>
+              <w:rPr>
+                <w:rFonts w:ascii="Times New Roman" w:hAnsi="Times New Roman" w:eastAsia="楷体"/>
+                <w:b w:val="0"/>
+                <w:color w:val="000000"/>
+                <w:sz w:val="18"/>
+              </w:rPr>
+              <w:t>6.40%</w:t>
+            </w:r>
+          </w:p>
+        </w:tc>
+        <w:tc>
+          <w:tcPr>
+            <w:tcW w:type="dxa" w:w="1344"/>
+            <w:vAlign w:val="center"/>
+            <w:tcBorders>
+              <w:top w:val="single" w:sz="4" w:color="A6A6A6"/>
+              <w:left w:val="single" w:sz="4" w:color="A6A6A6"/>
+              <w:bottom w:val="single" w:sz="4" w:color="A6A6A6"/>
+              <w:right w:val="single" w:sz="4" w:color="A6A6A6"/>
+            </w:tcBorders>
+          </w:tcPr>
+          <w:p>
+            <w:pPr>
+              <w:spacing w:before="0" w:after="0" w:line="276" w:lineRule="auto"/>
+              <w:ind w:firstLine="0"/>
+              <w:jc w:val="center"/>
+            </w:pPr>
+            <w:r/>
+            <w:r>
+              <w:rPr>
+                <w:rFonts w:ascii="Times New Roman" w:hAnsi="Times New Roman" w:eastAsia="楷体"/>
+                <w:b w:val="0"/>
+                <w:color w:val="000000"/>
+                <w:sz w:val="18"/>
+              </w:rPr>
+              <w:t xml:space="preserve"> </w:t>
+            </w:r>
+          </w:p>
+        </w:tc>
+        <w:tc>
+          <w:tcPr>
+            <w:tcW w:type="dxa" w:w="1344"/>
+            <w:vAlign w:val="center"/>
+            <w:tcBorders>
+              <w:top w:val="single" w:sz="4" w:color="A6A6A6"/>
+              <w:left w:val="single" w:sz="4" w:color="A6A6A6"/>
+              <w:bottom w:val="single" w:sz="4" w:color="A6A6A6"/>
+              <w:right w:val="single" w:sz="4" w:color="A6A6A6"/>
+            </w:tcBorders>
+          </w:tcPr>
+          <w:p>
+            <w:pPr>
+              <w:spacing w:before="0" w:after="0" w:line="276" w:lineRule="auto"/>
+              <w:ind w:firstLine="0"/>
+              <w:jc w:val="center"/>
+            </w:pPr>
+            <w:r/>
+            <w:r>
+              <w:rPr>
+                <w:rFonts w:ascii="Times New Roman" w:hAnsi="Times New Roman" w:eastAsia="楷体"/>
+                <w:b w:val="0"/>
+                <w:color w:val="000000"/>
+                <w:sz w:val="18"/>
+              </w:rPr>
+              <w:t>386.37</w:t>
+            </w:r>
+          </w:p>
+        </w:tc>
+        <w:tc>
+          <w:tcPr>
+            <w:tcW w:type="dxa" w:w="1344"/>
+            <w:vAlign w:val="center"/>
+            <w:tcBorders>
+              <w:top w:val="single" w:sz="4" w:color="A6A6A6"/>
+              <w:left w:val="single" w:sz="4" w:color="A6A6A6"/>
+              <w:bottom w:val="single" w:sz="4" w:color="A6A6A6"/>
+              <w:right w:val="single" w:sz="4" w:color="A6A6A6"/>
+            </w:tcBorders>
+          </w:tcPr>
+          <w:p>
+            <w:pPr>
+              <w:spacing w:before="0" w:after="0" w:line="276" w:lineRule="auto"/>
+              <w:ind w:firstLine="0"/>
+              <w:jc w:val="center"/>
+            </w:pPr>
+            <w:r/>
+            <w:r>
+              <w:rPr>
+                <w:rFonts w:ascii="Times New Roman" w:hAnsi="Times New Roman" w:eastAsia="楷体"/>
+                <w:b w:val="0"/>
+                <w:color w:val="000000"/>
+                <w:sz w:val="18"/>
+              </w:rPr>
+              <w:t>—</w:t>
+            </w:r>
+          </w:p>
+        </w:tc>
+      </w:tr>
+      <w:tr>
+        <w:tc>
+          <w:tcPr>
+            <w:tcW w:type="dxa" w:w="1344"/>
+            <w:vAlign w:val="center"/>
+            <w:tcBorders>
+              <w:top w:val="single" w:sz="4" w:color="A6A6A6"/>
+              <w:left w:val="single" w:sz="4" w:color="A6A6A6"/>
+              <w:bottom w:val="single" w:sz="4" w:color="A6A6A6"/>
+              <w:right w:val="single" w:sz="4" w:color="A6A6A6"/>
+            </w:tcBorders>
+          </w:tcPr>
+          <w:p>
+            <w:pPr>
+              <w:spacing w:before="0" w:after="0" w:line="276" w:lineRule="auto"/>
+              <w:ind w:firstLine="0"/>
+              <w:jc w:val="left"/>
+            </w:pPr>
+            <w:r/>
+            <w:r>
+              <w:rPr>
+                <w:rFonts w:ascii="Times New Roman" w:hAnsi="Times New Roman" w:eastAsia="楷体"/>
+                <w:b w:val="0"/>
+                <w:color w:val="000000"/>
+                <w:sz w:val="18"/>
+              </w:rPr>
+              <w:t>廊坊市</w:t>
+            </w:r>
+          </w:p>
+        </w:tc>
+        <w:tc>
+          <w:tcPr>
+            <w:tcW w:type="dxa" w:w="1344"/>
+            <w:vAlign w:val="center"/>
+            <w:tcBorders>
+              <w:top w:val="single" w:sz="4" w:color="A6A6A6"/>
+              <w:left w:val="single" w:sz="4" w:color="A6A6A6"/>
+              <w:bottom w:val="single" w:sz="4" w:color="A6A6A6"/>
+              <w:right w:val="single" w:sz="4" w:color="A6A6A6"/>
+            </w:tcBorders>
+          </w:tcPr>
+          <w:p>
+            <w:pPr>
+              <w:spacing w:before="0" w:after="0" w:line="276" w:lineRule="auto"/>
+              <w:ind w:firstLine="0"/>
+              <w:jc w:val="center"/>
+            </w:pPr>
+            <w:r/>
+            <w:r>
+              <w:rPr>
+                <w:rFonts w:ascii="Times New Roman" w:hAnsi="Times New Roman" w:eastAsia="楷体"/>
+                <w:b w:val="0"/>
+                <w:color w:val="000000"/>
+                <w:sz w:val="18"/>
+              </w:rPr>
+              <w:t>4,040.50</w:t>
+            </w:r>
+          </w:p>
+        </w:tc>
+        <w:tc>
+          <w:tcPr>
+            <w:tcW w:type="dxa" w:w="1344"/>
+            <w:vAlign w:val="center"/>
+            <w:tcBorders>
+              <w:top w:val="single" w:sz="4" w:color="A6A6A6"/>
+              <w:left w:val="single" w:sz="4" w:color="A6A6A6"/>
+              <w:bottom w:val="single" w:sz="4" w:color="A6A6A6"/>
+              <w:right w:val="single" w:sz="4" w:color="A6A6A6"/>
+            </w:tcBorders>
+          </w:tcPr>
+          <w:p>
+            <w:pPr>
+              <w:spacing w:before="0" w:after="0" w:line="276" w:lineRule="auto"/>
+              <w:ind w:firstLine="0"/>
+              <w:jc w:val="center"/>
+            </w:pPr>
+            <w:r/>
+            <w:r>
+              <w:rPr>
+                <w:rFonts w:ascii="Times New Roman" w:hAnsi="Times New Roman" w:eastAsia="楷体"/>
+                <w:b w:val="0"/>
+                <w:color w:val="000000"/>
+                <w:sz w:val="18"/>
+              </w:rPr>
+              <w:t>—</w:t>
+            </w:r>
+          </w:p>
+        </w:tc>
+        <w:tc>
+          <w:tcPr>
+            <w:tcW w:type="dxa" w:w="1344"/>
+            <w:vAlign w:val="center"/>
+            <w:tcBorders>
+              <w:top w:val="single" w:sz="4" w:color="A6A6A6"/>
+              <w:left w:val="single" w:sz="4" w:color="A6A6A6"/>
+              <w:bottom w:val="single" w:sz="4" w:color="A6A6A6"/>
+              <w:right w:val="single" w:sz="4" w:color="A6A6A6"/>
+            </w:tcBorders>
+          </w:tcPr>
+          <w:p>
+            <w:pPr>
+              <w:spacing w:before="0" w:after="0" w:line="276" w:lineRule="auto"/>
+              <w:ind w:firstLine="0"/>
+              <w:jc w:val="center"/>
+            </w:pPr>
+            <w:r/>
+            <w:r>
+              <w:rPr>
+                <w:rFonts w:ascii="Times New Roman" w:hAnsi="Times New Roman" w:eastAsia="楷体"/>
+                <w:b w:val="0"/>
+                <w:color w:val="000000"/>
+                <w:sz w:val="18"/>
+              </w:rPr>
+              <w:t>5.80%</w:t>
+            </w:r>
+          </w:p>
+        </w:tc>
+        <w:tc>
+          <w:tcPr>
+            <w:tcW w:type="dxa" w:w="1344"/>
+            <w:vAlign w:val="center"/>
+            <w:tcBorders>
+              <w:top w:val="single" w:sz="4" w:color="A6A6A6"/>
+              <w:left w:val="single" w:sz="4" w:color="A6A6A6"/>
+              <w:bottom w:val="single" w:sz="4" w:color="A6A6A6"/>
+              <w:right w:val="single" w:sz="4" w:color="A6A6A6"/>
+            </w:tcBorders>
+          </w:tcPr>
+          <w:p>
+            <w:pPr>
+              <w:spacing w:before="0" w:after="0" w:line="276" w:lineRule="auto"/>
+              <w:ind w:firstLine="0"/>
+              <w:jc w:val="center"/>
+            </w:pPr>
+            <w:r/>
+            <w:r>
+              <w:rPr>
+                <w:rFonts w:ascii="Times New Roman" w:hAnsi="Times New Roman" w:eastAsia="楷体"/>
+                <w:b w:val="0"/>
+                <w:color w:val="000000"/>
+                <w:sz w:val="18"/>
+              </w:rPr>
+              <w:t xml:space="preserve"> </w:t>
+            </w:r>
+          </w:p>
+        </w:tc>
+        <w:tc>
+          <w:tcPr>
+            <w:tcW w:type="dxa" w:w="1344"/>
+            <w:vAlign w:val="center"/>
+            <w:tcBorders>
+              <w:top w:val="single" w:sz="4" w:color="A6A6A6"/>
+              <w:left w:val="single" w:sz="4" w:color="A6A6A6"/>
+              <w:bottom w:val="single" w:sz="4" w:color="A6A6A6"/>
+              <w:right w:val="single" w:sz="4" w:color="A6A6A6"/>
+            </w:tcBorders>
+          </w:tcPr>
+          <w:p>
+            <w:pPr>
+              <w:spacing w:before="0" w:after="0" w:line="276" w:lineRule="auto"/>
+              <w:ind w:firstLine="0"/>
+              <w:jc w:val="center"/>
+            </w:pPr>
+            <w:r/>
+            <w:r>
+              <w:rPr>
+                <w:rFonts w:ascii="Times New Roman" w:hAnsi="Times New Roman" w:eastAsia="楷体"/>
+                <w:b w:val="0"/>
+                <w:color w:val="000000"/>
+                <w:sz w:val="18"/>
+              </w:rPr>
+              <w:t>311.80</w:t>
+            </w:r>
+          </w:p>
+        </w:tc>
+        <w:tc>
+          <w:tcPr>
+            <w:tcW w:type="dxa" w:w="1344"/>
+            <w:vAlign w:val="center"/>
+            <w:tcBorders>
+              <w:top w:val="single" w:sz="4" w:color="A6A6A6"/>
+              <w:left w:val="single" w:sz="4" w:color="A6A6A6"/>
+              <w:bottom w:val="single" w:sz="4" w:color="A6A6A6"/>
+              <w:right w:val="single" w:sz="4" w:color="A6A6A6"/>
+            </w:tcBorders>
+          </w:tcPr>
+          <w:p>
+            <w:pPr>
+              <w:spacing w:before="0" w:after="0" w:line="276" w:lineRule="auto"/>
+              <w:ind w:firstLine="0"/>
+              <w:jc w:val="center"/>
+            </w:pPr>
+            <w:r/>
+            <w:r>
+              <w:rPr>
+                <w:rFonts w:ascii="Times New Roman" w:hAnsi="Times New Roman" w:eastAsia="楷体"/>
+                <w:b w:val="0"/>
+                <w:color w:val="000000"/>
+                <w:sz w:val="18"/>
+              </w:rPr>
+              <w:t>—</w:t>
+            </w:r>
+          </w:p>
+        </w:tc>
+      </w:tr>
+      <w:tr>
+        <w:tc>
+          <w:tcPr>
+            <w:tcW w:type="dxa" w:w="1344"/>
+            <w:vAlign w:val="center"/>
+            <w:tcBorders>
+              <w:top w:val="single" w:sz="4" w:color="A6A6A6"/>
+              <w:left w:val="single" w:sz="4" w:color="A6A6A6"/>
+              <w:bottom w:val="single" w:sz="4" w:color="A6A6A6"/>
+              <w:right w:val="single" w:sz="4" w:color="A6A6A6"/>
+            </w:tcBorders>
+          </w:tcPr>
+          <w:p>
+            <w:pPr>
+              <w:spacing w:before="0" w:after="0" w:line="276" w:lineRule="auto"/>
+              <w:ind w:firstLine="0"/>
+              <w:jc w:val="left"/>
+            </w:pPr>
+            <w:r/>
+            <w:r>
+              <w:rPr>
+                <w:rFonts w:ascii="Times New Roman" w:hAnsi="Times New Roman" w:eastAsia="楷体"/>
+                <w:b w:val="0"/>
+                <w:color w:val="000000"/>
+                <w:sz w:val="18"/>
+              </w:rPr>
+              <w:t>邢台市</w:t>
+            </w:r>
+          </w:p>
+        </w:tc>
+        <w:tc>
+          <w:tcPr>
+            <w:tcW w:type="dxa" w:w="1344"/>
+            <w:vAlign w:val="center"/>
+            <w:tcBorders>
+              <w:top w:val="single" w:sz="4" w:color="A6A6A6"/>
+              <w:left w:val="single" w:sz="4" w:color="A6A6A6"/>
+              <w:bottom w:val="single" w:sz="4" w:color="A6A6A6"/>
+              <w:right w:val="single" w:sz="4" w:color="A6A6A6"/>
+            </w:tcBorders>
+          </w:tcPr>
+          <w:p>
+            <w:pPr>
+              <w:spacing w:before="0" w:after="0" w:line="276" w:lineRule="auto"/>
+              <w:ind w:firstLine="0"/>
+              <w:jc w:val="center"/>
+            </w:pPr>
+            <w:r/>
+            <w:r>
+              <w:rPr>
+                <w:rFonts w:ascii="Times New Roman" w:hAnsi="Times New Roman" w:eastAsia="楷体"/>
+                <w:b w:val="0"/>
+                <w:color w:val="000000"/>
+                <w:sz w:val="18"/>
+              </w:rPr>
+              <w:t>2,800.00</w:t>
+            </w:r>
+          </w:p>
+        </w:tc>
+        <w:tc>
+          <w:tcPr>
+            <w:tcW w:type="dxa" w:w="1344"/>
+            <w:vAlign w:val="center"/>
+            <w:tcBorders>
+              <w:top w:val="single" w:sz="4" w:color="A6A6A6"/>
+              <w:left w:val="single" w:sz="4" w:color="A6A6A6"/>
+              <w:bottom w:val="single" w:sz="4" w:color="A6A6A6"/>
+              <w:right w:val="single" w:sz="4" w:color="A6A6A6"/>
+            </w:tcBorders>
+          </w:tcPr>
+          <w:p>
+            <w:pPr>
+              <w:spacing w:before="0" w:after="0" w:line="276" w:lineRule="auto"/>
+              <w:ind w:firstLine="0"/>
+              <w:jc w:val="center"/>
+            </w:pPr>
+            <w:r/>
+            <w:r>
+              <w:rPr>
+                <w:rFonts w:ascii="Times New Roman" w:hAnsi="Times New Roman" w:eastAsia="楷体"/>
+                <w:b w:val="0"/>
+                <w:color w:val="000000"/>
+                <w:sz w:val="18"/>
+              </w:rPr>
+              <w:t>—</w:t>
+            </w:r>
+          </w:p>
+        </w:tc>
+        <w:tc>
+          <w:tcPr>
+            <w:tcW w:type="dxa" w:w="1344"/>
+            <w:vAlign w:val="center"/>
+            <w:tcBorders>
+              <w:top w:val="single" w:sz="4" w:color="A6A6A6"/>
+              <w:left w:val="single" w:sz="4" w:color="A6A6A6"/>
+              <w:bottom w:val="single" w:sz="4" w:color="A6A6A6"/>
+              <w:right w:val="single" w:sz="4" w:color="A6A6A6"/>
+            </w:tcBorders>
+          </w:tcPr>
+          <w:p>
+            <w:pPr>
+              <w:spacing w:before="0" w:after="0" w:line="276" w:lineRule="auto"/>
+              <w:ind w:firstLine="0"/>
+              <w:jc w:val="center"/>
+            </w:pPr>
+            <w:r/>
+            <w:r>
+              <w:rPr>
+                <w:rFonts w:ascii="Times New Roman" w:hAnsi="Times New Roman" w:eastAsia="楷体"/>
+                <w:b w:val="0"/>
+                <w:color w:val="000000"/>
+                <w:sz w:val="18"/>
+              </w:rPr>
+              <w:t>5.00%</w:t>
+            </w:r>
+          </w:p>
+        </w:tc>
+        <w:tc>
+          <w:tcPr>
+            <w:tcW w:type="dxa" w:w="1344"/>
+            <w:vAlign w:val="center"/>
+            <w:tcBorders>
+              <w:top w:val="single" w:sz="4" w:color="A6A6A6"/>
+              <w:left w:val="single" w:sz="4" w:color="A6A6A6"/>
+              <w:bottom w:val="single" w:sz="4" w:color="A6A6A6"/>
+              <w:right w:val="single" w:sz="4" w:color="A6A6A6"/>
+            </w:tcBorders>
+          </w:tcPr>
+          <w:p>
+            <w:pPr>
+              <w:spacing w:before="0" w:after="0" w:line="276" w:lineRule="auto"/>
+              <w:ind w:firstLine="0"/>
+              <w:jc w:val="center"/>
+            </w:pPr>
+            <w:r/>
+            <w:r>
+              <w:rPr>
+                <w:rFonts w:ascii="Times New Roman" w:hAnsi="Times New Roman" w:eastAsia="楷体"/>
+                <w:b w:val="0"/>
+                <w:color w:val="000000"/>
+                <w:sz w:val="18"/>
+              </w:rPr>
+              <w:t xml:space="preserve"> </w:t>
+            </w:r>
+          </w:p>
+        </w:tc>
+        <w:tc>
+          <w:tcPr>
+            <w:tcW w:type="dxa" w:w="1344"/>
+            <w:vAlign w:val="center"/>
+            <w:tcBorders>
+              <w:top w:val="single" w:sz="4" w:color="A6A6A6"/>
+              <w:left w:val="single" w:sz="4" w:color="A6A6A6"/>
+              <w:bottom w:val="single" w:sz="4" w:color="A6A6A6"/>
+              <w:right w:val="single" w:sz="4" w:color="A6A6A6"/>
+            </w:tcBorders>
+          </w:tcPr>
+          <w:p>
+            <w:pPr>
+              <w:spacing w:before="0" w:after="0" w:line="276" w:lineRule="auto"/>
+              <w:ind w:firstLine="0"/>
+              <w:jc w:val="center"/>
+            </w:pPr>
+            <w:r/>
+            <w:r>
+              <w:rPr>
+                <w:rFonts w:ascii="Times New Roman" w:hAnsi="Times New Roman" w:eastAsia="楷体"/>
+                <w:b w:val="0"/>
+                <w:color w:val="000000"/>
+                <w:sz w:val="18"/>
+              </w:rPr>
+              <w:t>220.90</w:t>
+            </w:r>
+          </w:p>
+        </w:tc>
+        <w:tc>
+          <w:tcPr>
+            <w:tcW w:type="dxa" w:w="1344"/>
+            <w:vAlign w:val="center"/>
+            <w:tcBorders>
+              <w:top w:val="single" w:sz="4" w:color="A6A6A6"/>
+              <w:left w:val="single" w:sz="4" w:color="A6A6A6"/>
+              <w:bottom w:val="single" w:sz="4" w:color="A6A6A6"/>
+              <w:right w:val="single" w:sz="4" w:color="A6A6A6"/>
+            </w:tcBorders>
+          </w:tcPr>
+          <w:p>
+            <w:pPr>
+              <w:spacing w:before="0" w:after="0" w:line="276" w:lineRule="auto"/>
+              <w:ind w:firstLine="0"/>
+              <w:jc w:val="center"/>
+            </w:pPr>
+            <w:r/>
+            <w:r>
+              <w:rPr>
+                <w:rFonts w:ascii="Times New Roman" w:hAnsi="Times New Roman" w:eastAsia="楷体"/>
+                <w:b w:val="0"/>
+                <w:color w:val="000000"/>
+                <w:sz w:val="18"/>
+              </w:rPr>
+              <w:t>—</w:t>
+            </w:r>
+          </w:p>
+        </w:tc>
+      </w:tr>
+      <w:tr>
+        <w:tc>
+          <w:tcPr>
+            <w:tcW w:type="dxa" w:w="1344"/>
+            <w:vAlign w:val="center"/>
+            <w:tcBorders>
+              <w:top w:val="single" w:sz="4" w:color="A6A6A6"/>
+              <w:left w:val="single" w:sz="4" w:color="A6A6A6"/>
+              <w:bottom w:val="single" w:sz="4" w:color="A6A6A6"/>
+              <w:right w:val="single" w:sz="4" w:color="A6A6A6"/>
+            </w:tcBorders>
+          </w:tcPr>
+          <w:p>
+            <w:pPr>
+              <w:spacing w:before="0" w:after="0" w:line="276" w:lineRule="auto"/>
+              <w:ind w:firstLine="0"/>
+              <w:jc w:val="left"/>
+            </w:pPr>
+            <w:r/>
+            <w:r>
+              <w:rPr>
+                <w:rFonts w:ascii="Times New Roman" w:hAnsi="Times New Roman" w:eastAsia="楷体"/>
+                <w:b w:val="0"/>
+                <w:color w:val="000000"/>
+                <w:sz w:val="18"/>
+              </w:rPr>
+              <w:t>秦皇岛市</w:t>
+            </w:r>
+          </w:p>
+        </w:tc>
+        <w:tc>
+          <w:tcPr>
+            <w:tcW w:type="dxa" w:w="1344"/>
+            <w:vAlign w:val="center"/>
+            <w:tcBorders>
+              <w:top w:val="single" w:sz="4" w:color="A6A6A6"/>
+              <w:left w:val="single" w:sz="4" w:color="A6A6A6"/>
+              <w:bottom w:val="single" w:sz="4" w:color="A6A6A6"/>
+              <w:right w:val="single" w:sz="4" w:color="A6A6A6"/>
+            </w:tcBorders>
+          </w:tcPr>
+          <w:p>
+            <w:pPr>
+              <w:spacing w:before="0" w:after="0" w:line="276" w:lineRule="auto"/>
+              <w:ind w:firstLine="0"/>
+              <w:jc w:val="center"/>
+            </w:pPr>
+            <w:r/>
+            <w:r>
+              <w:rPr>
+                <w:rFonts w:ascii="Times New Roman" w:hAnsi="Times New Roman" w:eastAsia="楷体"/>
+                <w:b w:val="0"/>
+                <w:color w:val="000000"/>
+                <w:sz w:val="18"/>
+              </w:rPr>
+              <w:t>2,200.40</w:t>
+            </w:r>
+          </w:p>
+        </w:tc>
+        <w:tc>
+          <w:tcPr>
+            <w:tcW w:type="dxa" w:w="1344"/>
+            <w:vAlign w:val="center"/>
+            <w:tcBorders>
+              <w:top w:val="single" w:sz="4" w:color="A6A6A6"/>
+              <w:left w:val="single" w:sz="4" w:color="A6A6A6"/>
+              <w:bottom w:val="single" w:sz="4" w:color="A6A6A6"/>
+              <w:right w:val="single" w:sz="4" w:color="A6A6A6"/>
+            </w:tcBorders>
+          </w:tcPr>
+          <w:p>
+            <w:pPr>
+              <w:spacing w:before="0" w:after="0" w:line="276" w:lineRule="auto"/>
+              <w:ind w:firstLine="0"/>
+              <w:jc w:val="center"/>
+            </w:pPr>
+            <w:r/>
+            <w:r>
+              <w:rPr>
+                <w:rFonts w:ascii="Times New Roman" w:hAnsi="Times New Roman" w:eastAsia="楷体"/>
+                <w:b w:val="0"/>
+                <w:color w:val="000000"/>
+                <w:sz w:val="18"/>
+              </w:rPr>
+              <w:t>7.00</w:t>
+            </w:r>
+          </w:p>
+        </w:tc>
+        <w:tc>
+          <w:tcPr>
+            <w:tcW w:type="dxa" w:w="1344"/>
+            <w:vAlign w:val="center"/>
+            <w:tcBorders>
+              <w:top w:val="single" w:sz="4" w:color="A6A6A6"/>
+              <w:left w:val="single" w:sz="4" w:color="A6A6A6"/>
+              <w:bottom w:val="single" w:sz="4" w:color="A6A6A6"/>
+              <w:right w:val="single" w:sz="4" w:color="A6A6A6"/>
+            </w:tcBorders>
+          </w:tcPr>
+          <w:p>
+            <w:pPr>
+              <w:spacing w:before="0" w:after="0" w:line="276" w:lineRule="auto"/>
+              <w:ind w:firstLine="0"/>
+              <w:jc w:val="center"/>
+            </w:pPr>
+            <w:r/>
+            <w:r>
+              <w:rPr>
+                <w:rFonts w:ascii="Times New Roman" w:hAnsi="Times New Roman" w:eastAsia="楷体"/>
+                <w:b w:val="0"/>
+                <w:color w:val="000000"/>
+                <w:sz w:val="18"/>
+              </w:rPr>
+              <w:t>5.90%</w:t>
+            </w:r>
+          </w:p>
+        </w:tc>
+        <w:tc>
+          <w:tcPr>
+            <w:tcW w:type="dxa" w:w="1344"/>
+            <w:vAlign w:val="center"/>
+            <w:tcBorders>
+              <w:top w:val="single" w:sz="4" w:color="A6A6A6"/>
+              <w:left w:val="single" w:sz="4" w:color="A6A6A6"/>
+              <w:bottom w:val="single" w:sz="4" w:color="A6A6A6"/>
+              <w:right w:val="single" w:sz="4" w:color="A6A6A6"/>
+            </w:tcBorders>
+          </w:tcPr>
+          <w:p>
+            <w:pPr>
+              <w:spacing w:before="0" w:after="0" w:line="276" w:lineRule="auto"/>
+              <w:ind w:firstLine="0"/>
+              <w:jc w:val="center"/>
+            </w:pPr>
+            <w:r/>
+            <w:r>
+              <w:rPr>
+                <w:rFonts w:ascii="Times New Roman" w:hAnsi="Times New Roman" w:eastAsia="楷体"/>
+                <w:b w:val="0"/>
+                <w:color w:val="000000"/>
+                <w:sz w:val="18"/>
+              </w:rPr>
+              <w:t xml:space="preserve"> </w:t>
+            </w:r>
+          </w:p>
+        </w:tc>
+        <w:tc>
+          <w:tcPr>
+            <w:tcW w:type="dxa" w:w="1344"/>
+            <w:vAlign w:val="center"/>
+            <w:tcBorders>
+              <w:top w:val="single" w:sz="4" w:color="A6A6A6"/>
+              <w:left w:val="single" w:sz="4" w:color="A6A6A6"/>
+              <w:bottom w:val="single" w:sz="4" w:color="A6A6A6"/>
+              <w:right w:val="single" w:sz="4" w:color="A6A6A6"/>
+            </w:tcBorders>
+          </w:tcPr>
+          <w:p>
+            <w:pPr>
+              <w:spacing w:before="0" w:after="0" w:line="276" w:lineRule="auto"/>
+              <w:ind w:firstLine="0"/>
+              <w:jc w:val="center"/>
+            </w:pPr>
+            <w:r/>
+            <w:r>
+              <w:rPr>
+                <w:rFonts w:ascii="Times New Roman" w:hAnsi="Times New Roman" w:eastAsia="楷体"/>
+                <w:b w:val="0"/>
+                <w:color w:val="000000"/>
+                <w:sz w:val="18"/>
+              </w:rPr>
+              <w:t>174.70</w:t>
+            </w:r>
+          </w:p>
+        </w:tc>
+        <w:tc>
+          <w:tcPr>
+            <w:tcW w:type="dxa" w:w="1344"/>
+            <w:vAlign w:val="center"/>
+            <w:tcBorders>
+              <w:top w:val="single" w:sz="4" w:color="A6A6A6"/>
+              <w:left w:val="single" w:sz="4" w:color="A6A6A6"/>
+              <w:bottom w:val="single" w:sz="4" w:color="A6A6A6"/>
+              <w:right w:val="single" w:sz="4" w:color="A6A6A6"/>
+            </w:tcBorders>
+          </w:tcPr>
+          <w:p>
+            <w:pPr>
+              <w:spacing w:before="0" w:after="0" w:line="276" w:lineRule="auto"/>
+              <w:ind w:firstLine="0"/>
+              <w:jc w:val="center"/>
+            </w:pPr>
+            <w:r/>
+            <w:r>
+              <w:rPr>
+                <w:rFonts w:ascii="Times New Roman" w:hAnsi="Times New Roman" w:eastAsia="楷体"/>
+                <w:b w:val="0"/>
+                <w:color w:val="000000"/>
+                <w:sz w:val="18"/>
+              </w:rPr>
+              <w:t>—</w:t>
+            </w:r>
+          </w:p>
+        </w:tc>
+      </w:tr>
+      <w:tr>
+        <w:tc>
+          <w:tcPr>
+            <w:tcW w:type="dxa" w:w="1344"/>
+            <w:vAlign w:val="center"/>
+            <w:tcBorders>
+              <w:top w:val="single" w:sz="4" w:color="A6A6A6"/>
+              <w:left w:val="single" w:sz="4" w:color="A6A6A6"/>
+              <w:bottom w:val="single" w:sz="4" w:color="A6A6A6"/>
+              <w:right w:val="single" w:sz="4" w:color="A6A6A6"/>
+            </w:tcBorders>
+          </w:tcPr>
+          <w:p>
+            <w:pPr>
+              <w:spacing w:before="0" w:after="0" w:line="276" w:lineRule="auto"/>
+              <w:ind w:firstLine="0"/>
+              <w:jc w:val="left"/>
+            </w:pPr>
+            <w:r/>
+            <w:r>
+              <w:rPr>
+                <w:rFonts w:ascii="Times New Roman" w:hAnsi="Times New Roman" w:eastAsia="楷体"/>
+                <w:b w:val="0"/>
+                <w:color w:val="000000"/>
+                <w:sz w:val="18"/>
+              </w:rPr>
+              <w:t>衡水市</w:t>
+            </w:r>
+          </w:p>
+        </w:tc>
+        <w:tc>
+          <w:tcPr>
+            <w:tcW w:type="dxa" w:w="1344"/>
+            <w:vAlign w:val="center"/>
+            <w:tcBorders>
+              <w:top w:val="single" w:sz="4" w:color="A6A6A6"/>
+              <w:left w:val="single" w:sz="4" w:color="A6A6A6"/>
+              <w:bottom w:val="single" w:sz="4" w:color="A6A6A6"/>
+              <w:right w:val="single" w:sz="4" w:color="A6A6A6"/>
+            </w:tcBorders>
+          </w:tcPr>
+          <w:p>
+            <w:pPr>
+              <w:spacing w:before="0" w:after="0" w:line="276" w:lineRule="auto"/>
+              <w:ind w:firstLine="0"/>
+              <w:jc w:val="center"/>
+            </w:pPr>
+            <w:r/>
+            <w:r>
+              <w:rPr>
+                <w:rFonts w:ascii="Times New Roman" w:hAnsi="Times New Roman" w:eastAsia="楷体"/>
+                <w:b w:val="0"/>
+                <w:color w:val="000000"/>
+                <w:sz w:val="18"/>
+              </w:rPr>
+              <w:t>2,011.80</w:t>
+            </w:r>
+          </w:p>
+        </w:tc>
+        <w:tc>
+          <w:tcPr>
+            <w:tcW w:type="dxa" w:w="1344"/>
+            <w:vAlign w:val="center"/>
+            <w:tcBorders>
+              <w:top w:val="single" w:sz="4" w:color="A6A6A6"/>
+              <w:left w:val="single" w:sz="4" w:color="A6A6A6"/>
+              <w:bottom w:val="single" w:sz="4" w:color="A6A6A6"/>
+              <w:right w:val="single" w:sz="4" w:color="A6A6A6"/>
+            </w:tcBorders>
+          </w:tcPr>
+          <w:p>
+            <w:pPr>
+              <w:spacing w:before="0" w:after="0" w:line="276" w:lineRule="auto"/>
+              <w:ind w:firstLine="0"/>
+              <w:jc w:val="center"/>
+            </w:pPr>
+            <w:r/>
+            <w:r>
+              <w:rPr>
+                <w:rFonts w:ascii="Times New Roman" w:hAnsi="Times New Roman" w:eastAsia="楷体"/>
+                <w:b w:val="0"/>
+                <w:color w:val="000000"/>
+                <w:sz w:val="18"/>
+              </w:rPr>
+              <w:t>—</w:t>
+            </w:r>
+          </w:p>
+        </w:tc>
+        <w:tc>
+          <w:tcPr>
+            <w:tcW w:type="dxa" w:w="1344"/>
+            <w:vAlign w:val="center"/>
+            <w:tcBorders>
+              <w:top w:val="single" w:sz="4" w:color="A6A6A6"/>
+              <w:left w:val="single" w:sz="4" w:color="A6A6A6"/>
+              <w:bottom w:val="single" w:sz="4" w:color="A6A6A6"/>
+              <w:right w:val="single" w:sz="4" w:color="A6A6A6"/>
+            </w:tcBorders>
+          </w:tcPr>
+          <w:p>
+            <w:pPr>
+              <w:spacing w:before="0" w:after="0" w:line="276" w:lineRule="auto"/>
+              <w:ind w:firstLine="0"/>
+              <w:jc w:val="center"/>
+            </w:pPr>
+            <w:r/>
+            <w:r>
+              <w:rPr>
+                <w:rFonts w:ascii="Times New Roman" w:hAnsi="Times New Roman" w:eastAsia="楷体"/>
+                <w:b w:val="0"/>
+                <w:color w:val="000000"/>
+                <w:sz w:val="18"/>
+              </w:rPr>
+              <w:t>5.50%</w:t>
+            </w:r>
+          </w:p>
+        </w:tc>
+        <w:tc>
+          <w:tcPr>
+            <w:tcW w:type="dxa" w:w="1344"/>
+            <w:vAlign w:val="center"/>
+            <w:tcBorders>
+              <w:top w:val="single" w:sz="4" w:color="A6A6A6"/>
+              <w:left w:val="single" w:sz="4" w:color="A6A6A6"/>
+              <w:bottom w:val="single" w:sz="4" w:color="A6A6A6"/>
+              <w:right w:val="single" w:sz="4" w:color="A6A6A6"/>
+            </w:tcBorders>
+          </w:tcPr>
+          <w:p>
+            <w:pPr>
+              <w:spacing w:before="0" w:after="0" w:line="276" w:lineRule="auto"/>
+              <w:ind w:firstLine="0"/>
+              <w:jc w:val="center"/>
+            </w:pPr>
+            <w:r/>
+            <w:r>
+              <w:rPr>
+                <w:rFonts w:ascii="Times New Roman" w:hAnsi="Times New Roman" w:eastAsia="楷体"/>
+                <w:b w:val="0"/>
+                <w:color w:val="000000"/>
+                <w:sz w:val="18"/>
+              </w:rPr>
+              <w:t>12.8:32.7:54.5</w:t>
+            </w:r>
+          </w:p>
+        </w:tc>
+        <w:tc>
+          <w:tcPr>
+            <w:tcW w:type="dxa" w:w="1344"/>
+            <w:vAlign w:val="center"/>
+            <w:tcBorders>
+              <w:top w:val="single" w:sz="4" w:color="A6A6A6"/>
+              <w:left w:val="single" w:sz="4" w:color="A6A6A6"/>
+              <w:bottom w:val="single" w:sz="4" w:color="A6A6A6"/>
+              <w:right w:val="single" w:sz="4" w:color="A6A6A6"/>
+            </w:tcBorders>
+          </w:tcPr>
+          <w:p>
+            <w:pPr>
+              <w:spacing w:before="0" w:after="0" w:line="276" w:lineRule="auto"/>
+              <w:ind w:firstLine="0"/>
+              <w:jc w:val="center"/>
+            </w:pPr>
+            <w:r/>
+            <w:r>
+              <w:rPr>
+                <w:rFonts w:ascii="Times New Roman" w:hAnsi="Times New Roman" w:eastAsia="楷体"/>
+                <w:b w:val="0"/>
+                <w:color w:val="000000"/>
+                <w:sz w:val="18"/>
+              </w:rPr>
+              <w:t>155.48</w:t>
+            </w:r>
+          </w:p>
+        </w:tc>
+        <w:tc>
+          <w:tcPr>
+            <w:tcW w:type="dxa" w:w="1344"/>
+            <w:vAlign w:val="center"/>
+            <w:tcBorders>
+              <w:top w:val="single" w:sz="4" w:color="A6A6A6"/>
+              <w:left w:val="single" w:sz="4" w:color="A6A6A6"/>
+              <w:bottom w:val="single" w:sz="4" w:color="A6A6A6"/>
+              <w:right w:val="single" w:sz="4" w:color="A6A6A6"/>
+            </w:tcBorders>
+          </w:tcPr>
+          <w:p>
+            <w:pPr>
+              <w:spacing w:before="0" w:after="0" w:line="276" w:lineRule="auto"/>
+              <w:ind w:firstLine="0"/>
+              <w:jc w:val="center"/>
+            </w:pPr>
+            <w:r/>
+            <w:r>
+              <w:rPr>
+                <w:rFonts w:ascii="Times New Roman" w:hAnsi="Times New Roman" w:eastAsia="楷体"/>
+                <w:b w:val="0"/>
+                <w:color w:val="000000"/>
+                <w:sz w:val="18"/>
+              </w:rPr>
+              <w:t>—</w:t>
+            </w:r>
+          </w:p>
+        </w:tc>
+      </w:tr>
+      <w:tr>
+        <w:tc>
+          <w:tcPr>
+            <w:tcW w:type="dxa" w:w="1344"/>
+            <w:vAlign w:val="center"/>
+            <w:tcBorders>
+              <w:top w:val="single" w:sz="4" w:color="A6A6A6"/>
+              <w:left w:val="single" w:sz="4" w:color="A6A6A6"/>
+              <w:bottom w:val="single" w:sz="4" w:color="A6A6A6"/>
+              <w:right w:val="single" w:sz="4" w:color="A6A6A6"/>
+            </w:tcBorders>
+          </w:tcPr>
+          <w:p>
+            <w:pPr>
+              <w:spacing w:before="0" w:after="0" w:line="276" w:lineRule="auto"/>
+              <w:ind w:firstLine="0"/>
+              <w:jc w:val="left"/>
+            </w:pPr>
+            <w:r/>
+            <w:r>
+              <w:rPr>
+                <w:rFonts w:ascii="Times New Roman" w:hAnsi="Times New Roman" w:eastAsia="楷体"/>
+                <w:b w:val="0"/>
+                <w:color w:val="000000"/>
+                <w:sz w:val="18"/>
+              </w:rPr>
+              <w:t>承德市</w:t>
+            </w:r>
+          </w:p>
+        </w:tc>
+        <w:tc>
+          <w:tcPr>
+            <w:tcW w:type="dxa" w:w="1344"/>
+            <w:vAlign w:val="center"/>
+            <w:tcBorders>
+              <w:top w:val="single" w:sz="4" w:color="A6A6A6"/>
+              <w:left w:val="single" w:sz="4" w:color="A6A6A6"/>
+              <w:bottom w:val="single" w:sz="4" w:color="A6A6A6"/>
+              <w:right w:val="single" w:sz="4" w:color="A6A6A6"/>
+            </w:tcBorders>
+          </w:tcPr>
+          <w:p>
+            <w:pPr>
+              <w:spacing w:before="0" w:after="0" w:line="276" w:lineRule="auto"/>
+              <w:ind w:firstLine="0"/>
+              <w:jc w:val="center"/>
+            </w:pPr>
+            <w:r/>
+            <w:r>
+              <w:rPr>
+                <w:rFonts w:ascii="Times New Roman" w:hAnsi="Times New Roman" w:eastAsia="楷体"/>
+                <w:b w:val="0"/>
+                <w:color w:val="000000"/>
+                <w:sz w:val="18"/>
+              </w:rPr>
+              <w:t>2,001.70</w:t>
+            </w:r>
+          </w:p>
+        </w:tc>
+        <w:tc>
+          <w:tcPr>
+            <w:tcW w:type="dxa" w:w="1344"/>
+            <w:vAlign w:val="center"/>
+            <w:tcBorders>
+              <w:top w:val="single" w:sz="4" w:color="A6A6A6"/>
+              <w:left w:val="single" w:sz="4" w:color="A6A6A6"/>
+              <w:bottom w:val="single" w:sz="4" w:color="A6A6A6"/>
+              <w:right w:val="single" w:sz="4" w:color="A6A6A6"/>
+            </w:tcBorders>
+          </w:tcPr>
+          <w:p>
+            <w:pPr>
+              <w:spacing w:before="0" w:after="0" w:line="276" w:lineRule="auto"/>
+              <w:ind w:firstLine="0"/>
+              <w:jc w:val="center"/>
+            </w:pPr>
+            <w:r/>
+            <w:r>
+              <w:rPr>
+                <w:rFonts w:ascii="Times New Roman" w:hAnsi="Times New Roman" w:eastAsia="楷体"/>
+                <w:b w:val="0"/>
+                <w:color w:val="000000"/>
+                <w:sz w:val="18"/>
+              </w:rPr>
+              <w:t>—</w:t>
+            </w:r>
+          </w:p>
+        </w:tc>
+        <w:tc>
+          <w:tcPr>
+            <w:tcW w:type="dxa" w:w="1344"/>
+            <w:vAlign w:val="center"/>
+            <w:tcBorders>
+              <w:top w:val="single" w:sz="4" w:color="A6A6A6"/>
+              <w:left w:val="single" w:sz="4" w:color="A6A6A6"/>
+              <w:bottom w:val="single" w:sz="4" w:color="A6A6A6"/>
+              <w:right w:val="single" w:sz="4" w:color="A6A6A6"/>
+            </w:tcBorders>
+          </w:tcPr>
+          <w:p>
+            <w:pPr>
+              <w:spacing w:before="0" w:after="0" w:line="276" w:lineRule="auto"/>
+              <w:ind w:firstLine="0"/>
+              <w:jc w:val="center"/>
+            </w:pPr>
+            <w:r/>
+            <w:r>
+              <w:rPr>
+                <w:rFonts w:ascii="Times New Roman" w:hAnsi="Times New Roman" w:eastAsia="楷体"/>
+                <w:b w:val="0"/>
+                <w:color w:val="000000"/>
+                <w:sz w:val="18"/>
+              </w:rPr>
+              <w:t>5.80%</w:t>
+            </w:r>
+          </w:p>
+        </w:tc>
+        <w:tc>
+          <w:tcPr>
+            <w:tcW w:type="dxa" w:w="1344"/>
+            <w:vAlign w:val="center"/>
+            <w:tcBorders>
+              <w:top w:val="single" w:sz="4" w:color="A6A6A6"/>
+              <w:left w:val="single" w:sz="4" w:color="A6A6A6"/>
+              <w:bottom w:val="single" w:sz="4" w:color="A6A6A6"/>
+              <w:right w:val="single" w:sz="4" w:color="A6A6A6"/>
+            </w:tcBorders>
+          </w:tcPr>
+          <w:p>
+            <w:pPr>
+              <w:spacing w:before="0" w:after="0" w:line="276" w:lineRule="auto"/>
+              <w:ind w:firstLine="0"/>
+              <w:jc w:val="center"/>
+            </w:pPr>
+            <w:r/>
+            <w:r>
+              <w:rPr>
+                <w:rFonts w:ascii="Times New Roman" w:hAnsi="Times New Roman" w:eastAsia="楷体"/>
+                <w:b w:val="0"/>
+                <w:color w:val="000000"/>
+                <w:sz w:val="18"/>
+              </w:rPr>
+              <w:t xml:space="preserve"> </w:t>
+            </w:r>
+          </w:p>
+        </w:tc>
+        <w:tc>
+          <w:tcPr>
+            <w:tcW w:type="dxa" w:w="1344"/>
+            <w:vAlign w:val="center"/>
+            <w:tcBorders>
+              <w:top w:val="single" w:sz="4" w:color="A6A6A6"/>
+              <w:left w:val="single" w:sz="4" w:color="A6A6A6"/>
+              <w:bottom w:val="single" w:sz="4" w:color="A6A6A6"/>
+              <w:right w:val="single" w:sz="4" w:color="A6A6A6"/>
+            </w:tcBorders>
+          </w:tcPr>
+          <w:p>
+            <w:pPr>
+              <w:spacing w:before="0" w:after="0" w:line="276" w:lineRule="auto"/>
+              <w:ind w:firstLine="0"/>
+              <w:jc w:val="center"/>
+            </w:pPr>
+            <w:r/>
+            <w:r>
+              <w:rPr>
+                <w:rFonts w:ascii="Times New Roman" w:hAnsi="Times New Roman" w:eastAsia="楷体"/>
+                <w:b w:val="0"/>
+                <w:color w:val="000000"/>
+                <w:sz w:val="18"/>
+              </w:rPr>
+              <w:t>144.82</w:t>
+            </w:r>
+          </w:p>
+        </w:tc>
+        <w:tc>
+          <w:tcPr>
+            <w:tcW w:type="dxa" w:w="1344"/>
+            <w:vAlign w:val="center"/>
+            <w:tcBorders>
+              <w:top w:val="single" w:sz="4" w:color="A6A6A6"/>
+              <w:left w:val="single" w:sz="4" w:color="A6A6A6"/>
+              <w:bottom w:val="single" w:sz="4" w:color="A6A6A6"/>
+              <w:right w:val="single" w:sz="4" w:color="A6A6A6"/>
+            </w:tcBorders>
+          </w:tcPr>
+          <w:p>
+            <w:pPr>
+              <w:spacing w:before="0" w:after="0" w:line="276" w:lineRule="auto"/>
+              <w:ind w:firstLine="0"/>
+              <w:jc w:val="center"/>
+            </w:pPr>
+            <w:r/>
+            <w:r>
+              <w:rPr>
+                <w:rFonts w:ascii="Times New Roman" w:hAnsi="Times New Roman" w:eastAsia="楷体"/>
+                <w:b w:val="0"/>
+                <w:color w:val="000000"/>
+                <w:sz w:val="18"/>
+              </w:rPr>
+              <w:t>—</w:t>
+            </w:r>
+          </w:p>
+        </w:tc>
+      </w:tr>
+      <w:tr>
+        <w:tc>
+          <w:tcPr>
+            <w:tcW w:type="dxa" w:w="1344"/>
+            <w:vAlign w:val="center"/>
+            <w:tcBorders>
+              <w:top w:val="single" w:sz="4" w:color="A6A6A6"/>
+              <w:left w:val="single" w:sz="4" w:color="A6A6A6"/>
+              <w:bottom w:val="single" w:sz="4" w:color="A6A6A6"/>
+              <w:right w:val="single" w:sz="4" w:color="A6A6A6"/>
+            </w:tcBorders>
+          </w:tcPr>
+          <w:p>
+            <w:pPr>
+              <w:spacing w:before="0" w:after="0" w:line="276" w:lineRule="auto"/>
+              <w:ind w:firstLine="0"/>
+              <w:jc w:val="left"/>
+            </w:pPr>
+            <w:r/>
+            <w:r>
+              <w:rPr>
+                <w:rFonts w:ascii="Times New Roman" w:hAnsi="Times New Roman" w:eastAsia="楷体"/>
+                <w:b w:val="0"/>
+                <w:color w:val="000000"/>
+                <w:sz w:val="18"/>
+              </w:rPr>
+              <w:t>张家口市</w:t>
+            </w:r>
+          </w:p>
+        </w:tc>
+        <w:tc>
+          <w:tcPr>
+            <w:tcW w:type="dxa" w:w="1344"/>
+            <w:vAlign w:val="center"/>
+            <w:tcBorders>
+              <w:top w:val="single" w:sz="4" w:color="A6A6A6"/>
+              <w:left w:val="single" w:sz="4" w:color="A6A6A6"/>
+              <w:bottom w:val="single" w:sz="4" w:color="A6A6A6"/>
+              <w:right w:val="single" w:sz="4" w:color="A6A6A6"/>
+            </w:tcBorders>
+          </w:tcPr>
+          <w:p>
+            <w:pPr>
+              <w:spacing w:before="0" w:after="0" w:line="276" w:lineRule="auto"/>
+              <w:ind w:firstLine="0"/>
+              <w:jc w:val="center"/>
+            </w:pPr>
+            <w:r/>
+            <w:r>
+              <w:rPr>
+                <w:rFonts w:ascii="Times New Roman" w:hAnsi="Times New Roman" w:eastAsia="楷体"/>
+                <w:b w:val="0"/>
+                <w:color w:val="000000"/>
+                <w:sz w:val="18"/>
+              </w:rPr>
+              <w:t>1,970.70</w:t>
+            </w:r>
+          </w:p>
+        </w:tc>
+        <w:tc>
+          <w:tcPr>
+            <w:tcW w:type="dxa" w:w="1344"/>
+            <w:vAlign w:val="center"/>
+            <w:tcBorders>
+              <w:top w:val="single" w:sz="4" w:color="A6A6A6"/>
+              <w:left w:val="single" w:sz="4" w:color="A6A6A6"/>
+              <w:bottom w:val="single" w:sz="4" w:color="A6A6A6"/>
+              <w:right w:val="single" w:sz="4" w:color="A6A6A6"/>
+            </w:tcBorders>
+          </w:tcPr>
+          <w:p>
+            <w:pPr>
+              <w:spacing w:before="0" w:after="0" w:line="276" w:lineRule="auto"/>
+              <w:ind w:firstLine="0"/>
+              <w:jc w:val="center"/>
+            </w:pPr>
+            <w:r/>
+            <w:r>
+              <w:rPr>
+                <w:rFonts w:ascii="Times New Roman" w:hAnsi="Times New Roman" w:eastAsia="楷体"/>
+                <w:b w:val="0"/>
+                <w:color w:val="000000"/>
+                <w:sz w:val="18"/>
+              </w:rPr>
+              <w:t>—</w:t>
             </w:r>
           </w:p>
         </w:tc>
@@ -478,7 +2528,7 @@
                 <w:color w:val="000000"/>
                 <w:sz w:val="18"/>
               </w:rPr>
-              <w:t>3.7:68.1:28.2</w:t>
+              <w:t xml:space="preserve"> </w:t>
             </w:r>
           </w:p>
         </w:tc>
@@ -507,7 +2557,7 @@
                 <w:color w:val="000000"/>
                 <w:sz w:val="18"/>
               </w:rPr>
-              <w:t>803.00</w:t>
+              <w:t>193.38</w:t>
             </w:r>
           </w:p>
         </w:tc>
@@ -536,2262 +2586,7 @@
                 <w:color w:val="000000"/>
                 <w:sz w:val="18"/>
               </w:rPr>
-              <w:t>224.50</w:t>
-            </w:r>
-          </w:p>
-        </w:tc>
-      </w:tr>
-      <w:tr>
-        <w:tc>
-          <w:tcPr>
-            <w:tcW w:type="dxa" w:w="1344"/>
-            <w:vAlign w:val="center"/>
-            <w:tcBorders>
-              <w:top w:val="single" w:sz="4" w:color="A6A6A6"/>
-              <w:left w:val="single" w:sz="4" w:color="A6A6A6"/>
-              <w:bottom w:val="single" w:sz="4" w:color="A6A6A6"/>
-              <w:right w:val="single" w:sz="4" w:color="A6A6A6"/>
-            </w:tcBorders>
-          </w:tcPr>
-          <w:p>
-            <w:pPr>
-              <w:spacing w:before="0" w:after="0" w:line="276" w:lineRule="auto"/>
-              <w:ind w:firstLine="0"/>
-              <w:jc w:val="left"/>
-            </w:pPr>
-            <w:r/>
-            <w:r>
-              <w:rPr>
-                <w:rFonts w:ascii="Times New Roman" w:hAnsi="Times New Roman" w:eastAsia="楷体"/>
-                <w:b w:val="0"/>
-                <w:color w:val="000000"/>
-                <w:sz w:val="18"/>
-              </w:rPr>
-              <w:t>包头市</w:t>
-            </w:r>
-          </w:p>
-        </w:tc>
-        <w:tc>
-          <w:tcPr>
-            <w:tcW w:type="dxa" w:w="1344"/>
-            <w:vAlign w:val="center"/>
-            <w:tcBorders>
-              <w:top w:val="single" w:sz="4" w:color="A6A6A6"/>
-              <w:left w:val="single" w:sz="4" w:color="A6A6A6"/>
-              <w:bottom w:val="single" w:sz="4" w:color="A6A6A6"/>
-              <w:right w:val="single" w:sz="4" w:color="A6A6A6"/>
-            </w:tcBorders>
-          </w:tcPr>
-          <w:p>
-            <w:pPr>
-              <w:spacing w:before="0" w:after="0" w:line="276" w:lineRule="auto"/>
-              <w:ind w:firstLine="0"/>
-              <w:jc w:val="center"/>
-            </w:pPr>
-            <w:r/>
-            <w:r>
-              <w:rPr>
-                <w:rFonts w:ascii="Times New Roman" w:hAnsi="Times New Roman" w:eastAsia="楷体"/>
-                <w:b w:val="0"/>
-                <w:color w:val="000000"/>
-                <w:sz w:val="18"/>
-              </w:rPr>
-              <w:t>4,711.90</w:t>
-            </w:r>
-          </w:p>
-        </w:tc>
-        <w:tc>
-          <w:tcPr>
-            <w:tcW w:type="dxa" w:w="1344"/>
-            <w:vAlign w:val="center"/>
-            <w:tcBorders>
-              <w:top w:val="single" w:sz="4" w:color="A6A6A6"/>
-              <w:left w:val="single" w:sz="4" w:color="A6A6A6"/>
-              <w:bottom w:val="single" w:sz="4" w:color="A6A6A6"/>
-              <w:right w:val="single" w:sz="4" w:color="A6A6A6"/>
-            </w:tcBorders>
-          </w:tcPr>
-          <w:p>
-            <w:pPr>
-              <w:spacing w:before="0" w:after="0" w:line="276" w:lineRule="auto"/>
-              <w:ind w:firstLine="0"/>
-              <w:jc w:val="center"/>
-            </w:pPr>
-            <w:r/>
-            <w:r>
-              <w:rPr>
-                <w:rFonts w:ascii="Times New Roman" w:hAnsi="Times New Roman" w:eastAsia="楷体"/>
-                <w:b w:val="0"/>
-                <w:color w:val="000000"/>
-                <w:sz w:val="18"/>
-              </w:rPr>
-              <w:t>17.01</w:t>
-            </w:r>
-          </w:p>
-        </w:tc>
-        <w:tc>
-          <w:tcPr>
-            <w:tcW w:type="dxa" w:w="1344"/>
-            <w:vAlign w:val="center"/>
-            <w:tcBorders>
-              <w:top w:val="single" w:sz="4" w:color="A6A6A6"/>
-              <w:left w:val="single" w:sz="4" w:color="A6A6A6"/>
-              <w:bottom w:val="single" w:sz="4" w:color="A6A6A6"/>
-              <w:right w:val="single" w:sz="4" w:color="A6A6A6"/>
-            </w:tcBorders>
-          </w:tcPr>
-          <w:p>
-            <w:pPr>
-              <w:spacing w:before="0" w:after="0" w:line="276" w:lineRule="auto"/>
-              <w:ind w:firstLine="0"/>
-              <w:jc w:val="center"/>
-            </w:pPr>
-            <w:r/>
-            <w:r>
-              <w:rPr>
-                <w:rFonts w:ascii="Times New Roman" w:hAnsi="Times New Roman" w:eastAsia="楷体"/>
-                <w:b w:val="0"/>
-                <w:color w:val="000000"/>
-                <w:sz w:val="18"/>
-              </w:rPr>
-              <w:t>5.40%</w:t>
-            </w:r>
-          </w:p>
-        </w:tc>
-        <w:tc>
-          <w:tcPr>
-            <w:tcW w:type="dxa" w:w="1344"/>
-            <w:vAlign w:val="center"/>
-            <w:tcBorders>
-              <w:top w:val="single" w:sz="4" w:color="A6A6A6"/>
-              <w:left w:val="single" w:sz="4" w:color="A6A6A6"/>
-              <w:bottom w:val="single" w:sz="4" w:color="A6A6A6"/>
-              <w:right w:val="single" w:sz="4" w:color="A6A6A6"/>
-            </w:tcBorders>
-          </w:tcPr>
-          <w:p>
-            <w:pPr>
-              <w:spacing w:before="0" w:after="0" w:line="276" w:lineRule="auto"/>
-              <w:ind w:firstLine="0"/>
-              <w:jc w:val="center"/>
-            </w:pPr>
-            <w:r/>
-            <w:r>
-              <w:rPr>
-                <w:rFonts w:ascii="Times New Roman" w:hAnsi="Times New Roman" w:eastAsia="楷体"/>
-                <w:b w:val="0"/>
-                <w:color w:val="000000"/>
-                <w:sz w:val="18"/>
-              </w:rPr>
-              <w:t>3.2:46:50.8</w:t>
-            </w:r>
-          </w:p>
-        </w:tc>
-        <w:tc>
-          <w:tcPr>
-            <w:tcW w:type="dxa" w:w="1344"/>
-            <w:vAlign w:val="center"/>
-            <w:tcBorders>
-              <w:top w:val="single" w:sz="4" w:color="A6A6A6"/>
-              <w:left w:val="single" w:sz="4" w:color="A6A6A6"/>
-              <w:bottom w:val="single" w:sz="4" w:color="A6A6A6"/>
-              <w:right w:val="single" w:sz="4" w:color="A6A6A6"/>
-            </w:tcBorders>
-          </w:tcPr>
-          <w:p>
-            <w:pPr>
-              <w:spacing w:before="0" w:after="0" w:line="276" w:lineRule="auto"/>
-              <w:ind w:firstLine="0"/>
-              <w:jc w:val="center"/>
-            </w:pPr>
-            <w:r/>
-            <w:r>
-              <w:rPr>
-                <w:rFonts w:ascii="Times New Roman" w:hAnsi="Times New Roman" w:eastAsia="楷体"/>
-                <w:b w:val="0"/>
-                <w:color w:val="000000"/>
-                <w:sz w:val="18"/>
-              </w:rPr>
-              <w:t>183.71</w:t>
-            </w:r>
-          </w:p>
-        </w:tc>
-        <w:tc>
-          <w:tcPr>
-            <w:tcW w:type="dxa" w:w="1344"/>
-            <w:vAlign w:val="center"/>
-            <w:tcBorders>
-              <w:top w:val="single" w:sz="4" w:color="A6A6A6"/>
-              <w:left w:val="single" w:sz="4" w:color="A6A6A6"/>
-              <w:bottom w:val="single" w:sz="4" w:color="A6A6A6"/>
-              <w:right w:val="single" w:sz="4" w:color="A6A6A6"/>
-            </w:tcBorders>
-          </w:tcPr>
-          <w:p>
-            <w:pPr>
-              <w:spacing w:before="0" w:after="0" w:line="276" w:lineRule="auto"/>
-              <w:ind w:firstLine="0"/>
-              <w:jc w:val="center"/>
-            </w:pPr>
-            <w:r/>
-            <w:r>
-              <w:rPr>
-                <w:rFonts w:ascii="Times New Roman" w:hAnsi="Times New Roman" w:eastAsia="楷体"/>
-                <w:b w:val="0"/>
-                <w:color w:val="000000"/>
-                <w:sz w:val="18"/>
-              </w:rPr>
-              <w:t>277.40</w:t>
-            </w:r>
-          </w:p>
-        </w:tc>
-      </w:tr>
-      <w:tr>
-        <w:tc>
-          <w:tcPr>
-            <w:tcW w:type="dxa" w:w="1344"/>
-            <w:vAlign w:val="center"/>
-            <w:tcBorders>
-              <w:top w:val="single" w:sz="4" w:color="A6A6A6"/>
-              <w:left w:val="single" w:sz="4" w:color="A6A6A6"/>
-              <w:bottom w:val="single" w:sz="4" w:color="A6A6A6"/>
-              <w:right w:val="single" w:sz="4" w:color="A6A6A6"/>
-            </w:tcBorders>
-          </w:tcPr>
-          <w:p>
-            <w:pPr>
-              <w:spacing w:before="0" w:after="0" w:line="276" w:lineRule="auto"/>
-              <w:ind w:firstLine="0"/>
-              <w:jc w:val="left"/>
-            </w:pPr>
-            <w:r/>
-            <w:r>
-              <w:rPr>
-                <w:rFonts w:ascii="Times New Roman" w:hAnsi="Times New Roman" w:eastAsia="楷体"/>
-                <w:b w:val="0"/>
-                <w:color w:val="000000"/>
-                <w:sz w:val="18"/>
-              </w:rPr>
-              <w:t>呼和浩特市</w:t>
-            </w:r>
-          </w:p>
-        </w:tc>
-        <w:tc>
-          <w:tcPr>
-            <w:tcW w:type="dxa" w:w="1344"/>
-            <w:vAlign w:val="center"/>
-            <w:tcBorders>
-              <w:top w:val="single" w:sz="4" w:color="A6A6A6"/>
-              <w:left w:val="single" w:sz="4" w:color="A6A6A6"/>
-              <w:bottom w:val="single" w:sz="4" w:color="A6A6A6"/>
-              <w:right w:val="single" w:sz="4" w:color="A6A6A6"/>
-            </w:tcBorders>
-          </w:tcPr>
-          <w:p>
-            <w:pPr>
-              <w:spacing w:before="0" w:after="0" w:line="276" w:lineRule="auto"/>
-              <w:ind w:firstLine="0"/>
-              <w:jc w:val="center"/>
-            </w:pPr>
-            <w:r/>
-            <w:r>
-              <w:rPr>
-                <w:rFonts w:ascii="Times New Roman" w:hAnsi="Times New Roman" w:eastAsia="楷体"/>
-                <w:b w:val="0"/>
-                <w:color w:val="000000"/>
-                <w:sz w:val="18"/>
-              </w:rPr>
-              <w:t>4,278.30</w:t>
-            </w:r>
-          </w:p>
-        </w:tc>
-        <w:tc>
-          <w:tcPr>
-            <w:tcW w:type="dxa" w:w="1344"/>
-            <w:vAlign w:val="center"/>
-            <w:tcBorders>
-              <w:top w:val="single" w:sz="4" w:color="A6A6A6"/>
-              <w:left w:val="single" w:sz="4" w:color="A6A6A6"/>
-              <w:bottom w:val="single" w:sz="4" w:color="A6A6A6"/>
-              <w:right w:val="single" w:sz="4" w:color="A6A6A6"/>
-            </w:tcBorders>
-          </w:tcPr>
-          <w:p>
-            <w:pPr>
-              <w:spacing w:before="0" w:after="0" w:line="276" w:lineRule="auto"/>
-              <w:ind w:firstLine="0"/>
-              <w:jc w:val="center"/>
-            </w:pPr>
-            <w:r/>
-            <w:r>
-              <w:rPr>
-                <w:rFonts w:ascii="Times New Roman" w:hAnsi="Times New Roman" w:eastAsia="楷体"/>
-                <w:b w:val="0"/>
-                <w:color w:val="000000"/>
-                <w:sz w:val="18"/>
-              </w:rPr>
-              <w:t>11.72</w:t>
-            </w:r>
-          </w:p>
-        </w:tc>
-        <w:tc>
-          <w:tcPr>
-            <w:tcW w:type="dxa" w:w="1344"/>
-            <w:vAlign w:val="center"/>
-            <w:tcBorders>
-              <w:top w:val="single" w:sz="4" w:color="A6A6A6"/>
-              <w:left w:val="single" w:sz="4" w:color="A6A6A6"/>
-              <w:bottom w:val="single" w:sz="4" w:color="A6A6A6"/>
-              <w:right w:val="single" w:sz="4" w:color="A6A6A6"/>
-            </w:tcBorders>
-          </w:tcPr>
-          <w:p>
-            <w:pPr>
-              <w:spacing w:before="0" w:after="0" w:line="276" w:lineRule="auto"/>
-              <w:ind w:firstLine="0"/>
-              <w:jc w:val="center"/>
-            </w:pPr>
-            <w:r/>
-            <w:r>
-              <w:rPr>
-                <w:rFonts w:ascii="Times New Roman" w:hAnsi="Times New Roman" w:eastAsia="楷体"/>
-                <w:b w:val="0"/>
-                <w:color w:val="000000"/>
-                <w:sz w:val="18"/>
-              </w:rPr>
-              <w:t>5.20%</w:t>
-            </w:r>
-          </w:p>
-        </w:tc>
-        <w:tc>
-          <w:tcPr>
-            <w:tcW w:type="dxa" w:w="1344"/>
-            <w:vAlign w:val="center"/>
-            <w:tcBorders>
-              <w:top w:val="single" w:sz="4" w:color="A6A6A6"/>
-              <w:left w:val="single" w:sz="4" w:color="A6A6A6"/>
-              <w:bottom w:val="single" w:sz="4" w:color="A6A6A6"/>
-              <w:right w:val="single" w:sz="4" w:color="A6A6A6"/>
-            </w:tcBorders>
-          </w:tcPr>
-          <w:p>
-            <w:pPr>
-              <w:spacing w:before="0" w:after="0" w:line="276" w:lineRule="auto"/>
-              <w:ind w:firstLine="0"/>
-              <w:jc w:val="center"/>
-            </w:pPr>
-            <w:r/>
-            <w:r>
-              <w:rPr>
-                <w:rFonts w:ascii="Times New Roman" w:hAnsi="Times New Roman" w:eastAsia="楷体"/>
-                <w:b w:val="0"/>
-                <w:color w:val="000000"/>
-                <w:sz w:val="18"/>
-              </w:rPr>
-              <w:t>4.2:30.1:65.6</w:t>
-            </w:r>
-          </w:p>
-        </w:tc>
-        <w:tc>
-          <w:tcPr>
-            <w:tcW w:type="dxa" w:w="1344"/>
-            <w:vAlign w:val="center"/>
-            <w:tcBorders>
-              <w:top w:val="single" w:sz="4" w:color="A6A6A6"/>
-              <w:left w:val="single" w:sz="4" w:color="A6A6A6"/>
-              <w:bottom w:val="single" w:sz="4" w:color="A6A6A6"/>
-              <w:right w:val="single" w:sz="4" w:color="A6A6A6"/>
-            </w:tcBorders>
-          </w:tcPr>
-          <w:p>
-            <w:pPr>
-              <w:spacing w:before="0" w:after="0" w:line="276" w:lineRule="auto"/>
-              <w:ind w:firstLine="0"/>
-              <w:jc w:val="center"/>
-            </w:pPr>
-            <w:r/>
-            <w:r>
-              <w:rPr>
-                <w:rFonts w:ascii="Times New Roman" w:hAnsi="Times New Roman" w:eastAsia="楷体"/>
-                <w:b w:val="0"/>
-                <w:color w:val="000000"/>
-                <w:sz w:val="18"/>
-              </w:rPr>
-              <w:t>268.61</w:t>
-            </w:r>
-          </w:p>
-        </w:tc>
-        <w:tc>
-          <w:tcPr>
-            <w:tcW w:type="dxa" w:w="1344"/>
-            <w:vAlign w:val="center"/>
-            <w:tcBorders>
-              <w:top w:val="single" w:sz="4" w:color="A6A6A6"/>
-              <w:left w:val="single" w:sz="4" w:color="A6A6A6"/>
-              <w:bottom w:val="single" w:sz="4" w:color="A6A6A6"/>
-              <w:right w:val="single" w:sz="4" w:color="A6A6A6"/>
-            </w:tcBorders>
-          </w:tcPr>
-          <w:p>
-            <w:pPr>
-              <w:spacing w:before="0" w:after="0" w:line="276" w:lineRule="auto"/>
-              <w:ind w:firstLine="0"/>
-              <w:jc w:val="center"/>
-            </w:pPr>
-            <w:r/>
-            <w:r>
-              <w:rPr>
-                <w:rFonts w:ascii="Times New Roman" w:hAnsi="Times New Roman" w:eastAsia="楷体"/>
-                <w:b w:val="0"/>
-                <w:color w:val="000000"/>
-                <w:sz w:val="18"/>
-              </w:rPr>
-              <w:t>366.10</w:t>
-            </w:r>
-          </w:p>
-        </w:tc>
-      </w:tr>
-      <w:tr>
-        <w:tc>
-          <w:tcPr>
-            <w:tcW w:type="dxa" w:w="1344"/>
-            <w:vAlign w:val="center"/>
-            <w:tcBorders>
-              <w:top w:val="single" w:sz="4" w:color="A6A6A6"/>
-              <w:left w:val="single" w:sz="4" w:color="A6A6A6"/>
-              <w:bottom w:val="single" w:sz="4" w:color="A6A6A6"/>
-              <w:right w:val="single" w:sz="4" w:color="A6A6A6"/>
-            </w:tcBorders>
-          </w:tcPr>
-          <w:p>
-            <w:pPr>
-              <w:spacing w:before="0" w:after="0" w:line="276" w:lineRule="auto"/>
-              <w:ind w:firstLine="0"/>
-              <w:jc w:val="left"/>
-            </w:pPr>
-            <w:r/>
-            <w:r>
-              <w:rPr>
-                <w:rFonts w:ascii="Times New Roman" w:hAnsi="Times New Roman" w:eastAsia="楷体"/>
-                <w:b w:val="0"/>
-                <w:color w:val="000000"/>
-                <w:sz w:val="18"/>
-              </w:rPr>
-              <w:t>赤峰市</w:t>
-            </w:r>
-          </w:p>
-        </w:tc>
-        <w:tc>
-          <w:tcPr>
-            <w:tcW w:type="dxa" w:w="1344"/>
-            <w:vAlign w:val="center"/>
-            <w:tcBorders>
-              <w:top w:val="single" w:sz="4" w:color="A6A6A6"/>
-              <w:left w:val="single" w:sz="4" w:color="A6A6A6"/>
-              <w:bottom w:val="single" w:sz="4" w:color="A6A6A6"/>
-              <w:right w:val="single" w:sz="4" w:color="A6A6A6"/>
-            </w:tcBorders>
-          </w:tcPr>
-          <w:p>
-            <w:pPr>
-              <w:spacing w:before="0" w:after="0" w:line="276" w:lineRule="auto"/>
-              <w:ind w:firstLine="0"/>
-              <w:jc w:val="center"/>
-            </w:pPr>
-            <w:r/>
-            <w:r>
-              <w:rPr>
-                <w:rFonts w:ascii="Times New Roman" w:hAnsi="Times New Roman" w:eastAsia="楷体"/>
-                <w:b w:val="0"/>
-                <w:color w:val="000000"/>
-                <w:sz w:val="18"/>
-              </w:rPr>
-              <w:t>2,407.10</w:t>
-            </w:r>
-          </w:p>
-        </w:tc>
-        <w:tc>
-          <w:tcPr>
-            <w:tcW w:type="dxa" w:w="1344"/>
-            <w:vAlign w:val="center"/>
-            <w:tcBorders>
-              <w:top w:val="single" w:sz="4" w:color="A6A6A6"/>
-              <w:left w:val="single" w:sz="4" w:color="A6A6A6"/>
-              <w:bottom w:val="single" w:sz="4" w:color="A6A6A6"/>
-              <w:right w:val="single" w:sz="4" w:color="A6A6A6"/>
-            </w:tcBorders>
-          </w:tcPr>
-          <w:p>
-            <w:pPr>
-              <w:spacing w:before="0" w:after="0" w:line="276" w:lineRule="auto"/>
-              <w:ind w:firstLine="0"/>
-              <w:jc w:val="center"/>
-            </w:pPr>
-            <w:r/>
-            <w:r>
-              <w:rPr>
-                <w:rFonts w:ascii="Times New Roman" w:hAnsi="Times New Roman" w:eastAsia="楷体"/>
-                <w:b w:val="0"/>
-                <w:color w:val="000000"/>
-                <w:sz w:val="18"/>
-              </w:rPr>
-              <w:t>6.16</w:t>
-            </w:r>
-          </w:p>
-        </w:tc>
-        <w:tc>
-          <w:tcPr>
-            <w:tcW w:type="dxa" w:w="1344"/>
-            <w:vAlign w:val="center"/>
-            <w:tcBorders>
-              <w:top w:val="single" w:sz="4" w:color="A6A6A6"/>
-              <w:left w:val="single" w:sz="4" w:color="A6A6A6"/>
-              <w:bottom w:val="single" w:sz="4" w:color="A6A6A6"/>
-              <w:right w:val="single" w:sz="4" w:color="A6A6A6"/>
-            </w:tcBorders>
-          </w:tcPr>
-          <w:p>
-            <w:pPr>
-              <w:spacing w:before="0" w:after="0" w:line="276" w:lineRule="auto"/>
-              <w:ind w:firstLine="0"/>
-              <w:jc w:val="center"/>
-            </w:pPr>
-            <w:r/>
-            <w:r>
-              <w:rPr>
-                <w:rFonts w:ascii="Times New Roman" w:hAnsi="Times New Roman" w:eastAsia="楷体"/>
-                <w:b w:val="0"/>
-                <w:color w:val="000000"/>
-                <w:sz w:val="18"/>
-              </w:rPr>
-              <w:t>4.90%</w:t>
-            </w:r>
-          </w:p>
-        </w:tc>
-        <w:tc>
-          <w:tcPr>
-            <w:tcW w:type="dxa" w:w="1344"/>
-            <w:vAlign w:val="center"/>
-            <w:tcBorders>
-              <w:top w:val="single" w:sz="4" w:color="A6A6A6"/>
-              <w:left w:val="single" w:sz="4" w:color="A6A6A6"/>
-              <w:bottom w:val="single" w:sz="4" w:color="A6A6A6"/>
-              <w:right w:val="single" w:sz="4" w:color="A6A6A6"/>
-            </w:tcBorders>
-          </w:tcPr>
-          <w:p>
-            <w:pPr>
-              <w:spacing w:before="0" w:after="0" w:line="276" w:lineRule="auto"/>
-              <w:ind w:firstLine="0"/>
-              <w:jc w:val="center"/>
-            </w:pPr>
-            <w:r/>
-            <w:r>
-              <w:rPr>
-                <w:rFonts w:ascii="Times New Roman" w:hAnsi="Times New Roman" w:eastAsia="楷体"/>
-                <w:b w:val="0"/>
-                <w:color w:val="000000"/>
-                <w:sz w:val="18"/>
-              </w:rPr>
-              <w:t>21.1:25.5:53.4</w:t>
-            </w:r>
-          </w:p>
-        </w:tc>
-        <w:tc>
-          <w:tcPr>
-            <w:tcW w:type="dxa" w:w="1344"/>
-            <w:vAlign w:val="center"/>
-            <w:tcBorders>
-              <w:top w:val="single" w:sz="4" w:color="A6A6A6"/>
-              <w:left w:val="single" w:sz="4" w:color="A6A6A6"/>
-              <w:bottom w:val="single" w:sz="4" w:color="A6A6A6"/>
-              <w:right w:val="single" w:sz="4" w:color="A6A6A6"/>
-            </w:tcBorders>
-          </w:tcPr>
-          <w:p>
-            <w:pPr>
-              <w:spacing w:before="0" w:after="0" w:line="276" w:lineRule="auto"/>
-              <w:ind w:firstLine="0"/>
-              <w:jc w:val="center"/>
-            </w:pPr>
-            <w:r/>
-            <w:r>
-              <w:rPr>
-                <w:rFonts w:ascii="Times New Roman" w:hAnsi="Times New Roman" w:eastAsia="楷体"/>
-                <w:b w:val="0"/>
-                <w:color w:val="000000"/>
-                <w:sz w:val="18"/>
-              </w:rPr>
-              <w:t>126.25</w:t>
-            </w:r>
-          </w:p>
-        </w:tc>
-        <w:tc>
-          <w:tcPr>
-            <w:tcW w:type="dxa" w:w="1344"/>
-            <w:vAlign w:val="center"/>
-            <w:tcBorders>
-              <w:top w:val="single" w:sz="4" w:color="A6A6A6"/>
-              <w:left w:val="single" w:sz="4" w:color="A6A6A6"/>
-              <w:bottom w:val="single" w:sz="4" w:color="A6A6A6"/>
-              <w:right w:val="single" w:sz="4" w:color="A6A6A6"/>
-            </w:tcBorders>
-          </w:tcPr>
-          <w:p>
-            <w:pPr>
-              <w:spacing w:before="0" w:after="0" w:line="276" w:lineRule="auto"/>
-              <w:ind w:firstLine="0"/>
-              <w:jc w:val="center"/>
-            </w:pPr>
-            <w:r/>
-            <w:r>
-              <w:rPr>
-                <w:rFonts w:ascii="Times New Roman" w:hAnsi="Times New Roman" w:eastAsia="楷体"/>
-                <w:b w:val="0"/>
-                <w:color w:val="000000"/>
-                <w:sz w:val="18"/>
-              </w:rPr>
-              <w:t>388.70</w:t>
-            </w:r>
-          </w:p>
-        </w:tc>
-      </w:tr>
-      <w:tr>
-        <w:tc>
-          <w:tcPr>
-            <w:tcW w:type="dxa" w:w="1344"/>
-            <w:vAlign w:val="center"/>
-            <w:tcBorders>
-              <w:top w:val="single" w:sz="4" w:color="A6A6A6"/>
-              <w:left w:val="single" w:sz="4" w:color="A6A6A6"/>
-              <w:bottom w:val="single" w:sz="4" w:color="A6A6A6"/>
-              <w:right w:val="single" w:sz="4" w:color="A6A6A6"/>
-            </w:tcBorders>
-          </w:tcPr>
-          <w:p>
-            <w:pPr>
-              <w:spacing w:before="0" w:after="0" w:line="276" w:lineRule="auto"/>
-              <w:ind w:firstLine="0"/>
-              <w:jc w:val="left"/>
-            </w:pPr>
-            <w:r/>
-            <w:r>
-              <w:rPr>
-                <w:rFonts w:ascii="Times New Roman" w:hAnsi="Times New Roman" w:eastAsia="楷体"/>
-                <w:b w:val="0"/>
-                <w:color w:val="000000"/>
-                <w:sz w:val="18"/>
-              </w:rPr>
-              <w:t>呼伦贝尔市</w:t>
-            </w:r>
-          </w:p>
-        </w:tc>
-        <w:tc>
-          <w:tcPr>
-            <w:tcW w:type="dxa" w:w="1344"/>
-            <w:vAlign w:val="center"/>
-            <w:tcBorders>
-              <w:top w:val="single" w:sz="4" w:color="A6A6A6"/>
-              <w:left w:val="single" w:sz="4" w:color="A6A6A6"/>
-              <w:bottom w:val="single" w:sz="4" w:color="A6A6A6"/>
-              <w:right w:val="single" w:sz="4" w:color="A6A6A6"/>
-            </w:tcBorders>
-          </w:tcPr>
-          <w:p>
-            <w:pPr>
-              <w:spacing w:before="0" w:after="0" w:line="276" w:lineRule="auto"/>
-              <w:ind w:firstLine="0"/>
-              <w:jc w:val="center"/>
-            </w:pPr>
-            <w:r/>
-            <w:r>
-              <w:rPr>
-                <w:rFonts w:ascii="Times New Roman" w:hAnsi="Times New Roman" w:eastAsia="楷体"/>
-                <w:b w:val="0"/>
-                <w:color w:val="000000"/>
-                <w:sz w:val="18"/>
-              </w:rPr>
-              <w:t>1,749.74</w:t>
-            </w:r>
-          </w:p>
-        </w:tc>
-        <w:tc>
-          <w:tcPr>
-            <w:tcW w:type="dxa" w:w="1344"/>
-            <w:vAlign w:val="center"/>
-            <w:tcBorders>
-              <w:top w:val="single" w:sz="4" w:color="A6A6A6"/>
-              <w:left w:val="single" w:sz="4" w:color="A6A6A6"/>
-              <w:bottom w:val="single" w:sz="4" w:color="A6A6A6"/>
-              <w:right w:val="single" w:sz="4" w:color="A6A6A6"/>
-            </w:tcBorders>
-          </w:tcPr>
-          <w:p>
-            <w:pPr>
-              <w:spacing w:before="0" w:after="0" w:line="276" w:lineRule="auto"/>
-              <w:ind w:firstLine="0"/>
-              <w:jc w:val="center"/>
-            </w:pPr>
-            <w:r/>
-            <w:r>
-              <w:rPr>
-                <w:rFonts w:ascii="Times New Roman" w:hAnsi="Times New Roman" w:eastAsia="楷体"/>
-                <w:b w:val="0"/>
-                <w:color w:val="000000"/>
-                <w:sz w:val="18"/>
-              </w:rPr>
-              <w:t>8.21</w:t>
-            </w:r>
-          </w:p>
-        </w:tc>
-        <w:tc>
-          <w:tcPr>
-            <w:tcW w:type="dxa" w:w="1344"/>
-            <w:vAlign w:val="center"/>
-            <w:tcBorders>
-              <w:top w:val="single" w:sz="4" w:color="A6A6A6"/>
-              <w:left w:val="single" w:sz="4" w:color="A6A6A6"/>
-              <w:bottom w:val="single" w:sz="4" w:color="A6A6A6"/>
-              <w:right w:val="single" w:sz="4" w:color="A6A6A6"/>
-            </w:tcBorders>
-          </w:tcPr>
-          <w:p>
-            <w:pPr>
-              <w:spacing w:before="0" w:after="0" w:line="276" w:lineRule="auto"/>
-              <w:ind w:firstLine="0"/>
-              <w:jc w:val="center"/>
-            </w:pPr>
-            <w:r/>
-            <w:r>
-              <w:rPr>
-                <w:rFonts w:ascii="Times New Roman" w:hAnsi="Times New Roman" w:eastAsia="楷体"/>
-                <w:b w:val="0"/>
-                <w:color w:val="000000"/>
-                <w:sz w:val="18"/>
-              </w:rPr>
-              <w:t>4.00%</w:t>
-            </w:r>
-          </w:p>
-        </w:tc>
-        <w:tc>
-          <w:tcPr>
-            <w:tcW w:type="dxa" w:w="1344"/>
-            <w:vAlign w:val="center"/>
-            <w:tcBorders>
-              <w:top w:val="single" w:sz="4" w:color="A6A6A6"/>
-              <w:left w:val="single" w:sz="4" w:color="A6A6A6"/>
-              <w:bottom w:val="single" w:sz="4" w:color="A6A6A6"/>
-              <w:right w:val="single" w:sz="4" w:color="A6A6A6"/>
-            </w:tcBorders>
-          </w:tcPr>
-          <w:p>
-            <w:pPr>
-              <w:spacing w:before="0" w:after="0" w:line="276" w:lineRule="auto"/>
-              <w:ind w:firstLine="0"/>
-              <w:jc w:val="center"/>
-            </w:pPr>
-            <w:r/>
-            <w:r>
-              <w:rPr>
-                <w:rFonts w:ascii="Times New Roman" w:hAnsi="Times New Roman" w:eastAsia="楷体"/>
-                <w:b w:val="0"/>
-                <w:color w:val="000000"/>
-                <w:sz w:val="18"/>
-              </w:rPr>
-              <w:t>24.2:29.3:46.5</w:t>
-            </w:r>
-          </w:p>
-        </w:tc>
-        <w:tc>
-          <w:tcPr>
-            <w:tcW w:type="dxa" w:w="1344"/>
-            <w:vAlign w:val="center"/>
-            <w:tcBorders>
-              <w:top w:val="single" w:sz="4" w:color="A6A6A6"/>
-              <w:left w:val="single" w:sz="4" w:color="A6A6A6"/>
-              <w:bottom w:val="single" w:sz="4" w:color="A6A6A6"/>
-              <w:right w:val="single" w:sz="4" w:color="A6A6A6"/>
-            </w:tcBorders>
-          </w:tcPr>
-          <w:p>
-            <w:pPr>
-              <w:spacing w:before="0" w:after="0" w:line="276" w:lineRule="auto"/>
-              <w:ind w:firstLine="0"/>
-              <w:jc w:val="center"/>
-            </w:pPr>
-            <w:r/>
-            <w:r>
-              <w:rPr>
-                <w:rFonts w:ascii="Times New Roman" w:hAnsi="Times New Roman" w:eastAsia="楷体"/>
-                <w:b w:val="0"/>
-                <w:color w:val="000000"/>
-                <w:sz w:val="18"/>
-              </w:rPr>
-              <w:t>111.16</w:t>
-            </w:r>
-          </w:p>
-        </w:tc>
-        <w:tc>
-          <w:tcPr>
-            <w:tcW w:type="dxa" w:w="1344"/>
-            <w:vAlign w:val="center"/>
-            <w:tcBorders>
-              <w:top w:val="single" w:sz="4" w:color="A6A6A6"/>
-              <w:left w:val="single" w:sz="4" w:color="A6A6A6"/>
-              <w:bottom w:val="single" w:sz="4" w:color="A6A6A6"/>
-              <w:right w:val="single" w:sz="4" w:color="A6A6A6"/>
-            </w:tcBorders>
-          </w:tcPr>
-          <w:p>
-            <w:pPr>
-              <w:spacing w:before="0" w:after="0" w:line="276" w:lineRule="auto"/>
-              <w:ind w:firstLine="0"/>
-              <w:jc w:val="center"/>
-            </w:pPr>
-            <w:r/>
-            <w:r>
-              <w:rPr>
-                <w:rFonts w:ascii="Times New Roman" w:hAnsi="Times New Roman" w:eastAsia="楷体"/>
-                <w:b w:val="0"/>
-                <w:color w:val="000000"/>
-                <w:sz w:val="18"/>
-              </w:rPr>
-              <w:t>211.90</w:t>
-            </w:r>
-          </w:p>
-        </w:tc>
-      </w:tr>
-      <w:tr>
-        <w:tc>
-          <w:tcPr>
-            <w:tcW w:type="dxa" w:w="1344"/>
-            <w:vAlign w:val="center"/>
-            <w:tcBorders>
-              <w:top w:val="single" w:sz="4" w:color="A6A6A6"/>
-              <w:left w:val="single" w:sz="4" w:color="A6A6A6"/>
-              <w:bottom w:val="single" w:sz="4" w:color="A6A6A6"/>
-              <w:right w:val="single" w:sz="4" w:color="A6A6A6"/>
-            </w:tcBorders>
-          </w:tcPr>
-          <w:p>
-            <w:pPr>
-              <w:spacing w:before="0" w:after="0" w:line="276" w:lineRule="auto"/>
-              <w:ind w:firstLine="0"/>
-              <w:jc w:val="left"/>
-            </w:pPr>
-            <w:r/>
-            <w:r>
-              <w:rPr>
-                <w:rFonts w:ascii="Times New Roman" w:hAnsi="Times New Roman" w:eastAsia="楷体"/>
-                <w:b w:val="0"/>
-                <w:color w:val="000000"/>
-                <w:sz w:val="18"/>
-              </w:rPr>
-              <w:t>通辽市</w:t>
-            </w:r>
-          </w:p>
-        </w:tc>
-        <w:tc>
-          <w:tcPr>
-            <w:tcW w:type="dxa" w:w="1344"/>
-            <w:vAlign w:val="center"/>
-            <w:tcBorders>
-              <w:top w:val="single" w:sz="4" w:color="A6A6A6"/>
-              <w:left w:val="single" w:sz="4" w:color="A6A6A6"/>
-              <w:bottom w:val="single" w:sz="4" w:color="A6A6A6"/>
-              <w:right w:val="single" w:sz="4" w:color="A6A6A6"/>
-            </w:tcBorders>
-          </w:tcPr>
-          <w:p>
-            <w:pPr>
-              <w:spacing w:before="0" w:after="0" w:line="276" w:lineRule="auto"/>
-              <w:ind w:firstLine="0"/>
-              <w:jc w:val="center"/>
-            </w:pPr>
-            <w:r/>
-            <w:r>
-              <w:rPr>
-                <w:rFonts w:ascii="Times New Roman" w:hAnsi="Times New Roman" w:eastAsia="楷体"/>
-                <w:b w:val="0"/>
-                <w:color w:val="000000"/>
-                <w:sz w:val="18"/>
-              </w:rPr>
-              <w:t>1,737.70</w:t>
-            </w:r>
-          </w:p>
-        </w:tc>
-        <w:tc>
-          <w:tcPr>
-            <w:tcW w:type="dxa" w:w="1344"/>
-            <w:vAlign w:val="center"/>
-            <w:tcBorders>
-              <w:top w:val="single" w:sz="4" w:color="A6A6A6"/>
-              <w:left w:val="single" w:sz="4" w:color="A6A6A6"/>
-              <w:bottom w:val="single" w:sz="4" w:color="A6A6A6"/>
-              <w:right w:val="single" w:sz="4" w:color="A6A6A6"/>
-            </w:tcBorders>
-          </w:tcPr>
-          <w:p>
-            <w:pPr>
-              <w:spacing w:before="0" w:after="0" w:line="276" w:lineRule="auto"/>
-              <w:ind w:firstLine="0"/>
-              <w:jc w:val="center"/>
-            </w:pPr>
-            <w:r/>
-            <w:r>
-              <w:rPr>
-                <w:rFonts w:ascii="Times New Roman" w:hAnsi="Times New Roman" w:eastAsia="楷体"/>
-                <w:b w:val="0"/>
-                <w:color w:val="000000"/>
-                <w:sz w:val="18"/>
-              </w:rPr>
-              <w:t>6.28</w:t>
-            </w:r>
-          </w:p>
-        </w:tc>
-        <w:tc>
-          <w:tcPr>
-            <w:tcW w:type="dxa" w:w="1344"/>
-            <w:vAlign w:val="center"/>
-            <w:tcBorders>
-              <w:top w:val="single" w:sz="4" w:color="A6A6A6"/>
-              <w:left w:val="single" w:sz="4" w:color="A6A6A6"/>
-              <w:bottom w:val="single" w:sz="4" w:color="A6A6A6"/>
-              <w:right w:val="single" w:sz="4" w:color="A6A6A6"/>
-            </w:tcBorders>
-          </w:tcPr>
-          <w:p>
-            <w:pPr>
-              <w:spacing w:before="0" w:after="0" w:line="276" w:lineRule="auto"/>
-              <w:ind w:firstLine="0"/>
-              <w:jc w:val="center"/>
-            </w:pPr>
-            <w:r/>
-            <w:r>
-              <w:rPr>
-                <w:rFonts w:ascii="Times New Roman" w:hAnsi="Times New Roman" w:eastAsia="楷体"/>
-                <w:b w:val="0"/>
-                <w:color w:val="000000"/>
-                <w:sz w:val="18"/>
-              </w:rPr>
-              <w:t>4.90%</w:t>
-            </w:r>
-          </w:p>
-        </w:tc>
-        <w:tc>
-          <w:tcPr>
-            <w:tcW w:type="dxa" w:w="1344"/>
-            <w:vAlign w:val="center"/>
-            <w:tcBorders>
-              <w:top w:val="single" w:sz="4" w:color="A6A6A6"/>
-              <w:left w:val="single" w:sz="4" w:color="A6A6A6"/>
-              <w:bottom w:val="single" w:sz="4" w:color="A6A6A6"/>
-              <w:right w:val="single" w:sz="4" w:color="A6A6A6"/>
-            </w:tcBorders>
-          </w:tcPr>
-          <w:p>
-            <w:pPr>
-              <w:spacing w:before="0" w:after="0" w:line="276" w:lineRule="auto"/>
-              <w:ind w:firstLine="0"/>
-              <w:jc w:val="center"/>
-            </w:pPr>
-            <w:r/>
-            <w:r>
-              <w:rPr>
-                <w:rFonts w:ascii="Times New Roman" w:hAnsi="Times New Roman" w:eastAsia="楷体"/>
-                <w:b w:val="0"/>
-                <w:color w:val="000000"/>
-                <w:sz w:val="18"/>
-              </w:rPr>
-              <w:t>26.1:29:44.9</w:t>
-            </w:r>
-          </w:p>
-        </w:tc>
-        <w:tc>
-          <w:tcPr>
-            <w:tcW w:type="dxa" w:w="1344"/>
-            <w:vAlign w:val="center"/>
-            <w:tcBorders>
-              <w:top w:val="single" w:sz="4" w:color="A6A6A6"/>
-              <w:left w:val="single" w:sz="4" w:color="A6A6A6"/>
-              <w:bottom w:val="single" w:sz="4" w:color="A6A6A6"/>
-              <w:right w:val="single" w:sz="4" w:color="A6A6A6"/>
-            </w:tcBorders>
-          </w:tcPr>
-          <w:p>
-            <w:pPr>
-              <w:spacing w:before="0" w:after="0" w:line="276" w:lineRule="auto"/>
-              <w:ind w:firstLine="0"/>
-              <w:jc w:val="center"/>
-            </w:pPr>
-            <w:r/>
-            <w:r>
-              <w:rPr>
-                <w:rFonts w:ascii="Times New Roman" w:hAnsi="Times New Roman" w:eastAsia="楷体"/>
-                <w:b w:val="0"/>
-                <w:color w:val="000000"/>
-                <w:sz w:val="18"/>
-              </w:rPr>
-              <w:t>125.75</w:t>
-            </w:r>
-          </w:p>
-        </w:tc>
-        <w:tc>
-          <w:tcPr>
-            <w:tcW w:type="dxa" w:w="1344"/>
-            <w:vAlign w:val="center"/>
-            <w:tcBorders>
-              <w:top w:val="single" w:sz="4" w:color="A6A6A6"/>
-              <w:left w:val="single" w:sz="4" w:color="A6A6A6"/>
-              <w:bottom w:val="single" w:sz="4" w:color="A6A6A6"/>
-              <w:right w:val="single" w:sz="4" w:color="A6A6A6"/>
-            </w:tcBorders>
-          </w:tcPr>
-          <w:p>
-            <w:pPr>
-              <w:spacing w:before="0" w:after="0" w:line="276" w:lineRule="auto"/>
-              <w:ind w:firstLine="0"/>
-              <w:jc w:val="center"/>
-            </w:pPr>
-            <w:r/>
-            <w:r>
-              <w:rPr>
-                <w:rFonts w:ascii="Times New Roman" w:hAnsi="Times New Roman" w:eastAsia="楷体"/>
-                <w:b w:val="0"/>
-                <w:color w:val="000000"/>
-                <w:sz w:val="18"/>
-              </w:rPr>
-              <w:t>275.20</w:t>
-            </w:r>
-          </w:p>
-        </w:tc>
-      </w:tr>
-      <w:tr>
-        <w:tc>
-          <w:tcPr>
-            <w:tcW w:type="dxa" w:w="1344"/>
-            <w:vAlign w:val="center"/>
-            <w:tcBorders>
-              <w:top w:val="single" w:sz="4" w:color="A6A6A6"/>
-              <w:left w:val="single" w:sz="4" w:color="A6A6A6"/>
-              <w:bottom w:val="single" w:sz="4" w:color="A6A6A6"/>
-              <w:right w:val="single" w:sz="4" w:color="A6A6A6"/>
-            </w:tcBorders>
-          </w:tcPr>
-          <w:p>
-            <w:pPr>
-              <w:spacing w:before="0" w:after="0" w:line="276" w:lineRule="auto"/>
-              <w:ind w:firstLine="0"/>
-              <w:jc w:val="left"/>
-            </w:pPr>
-            <w:r/>
-            <w:r>
-              <w:rPr>
-                <w:rFonts w:ascii="Times New Roman" w:hAnsi="Times New Roman" w:eastAsia="楷体"/>
-                <w:b w:val="0"/>
-                <w:color w:val="000000"/>
-                <w:sz w:val="18"/>
-              </w:rPr>
-              <w:t>锡林郭勒盟</w:t>
-            </w:r>
-          </w:p>
-        </w:tc>
-        <w:tc>
-          <w:tcPr>
-            <w:tcW w:type="dxa" w:w="1344"/>
-            <w:vAlign w:val="center"/>
-            <w:tcBorders>
-              <w:top w:val="single" w:sz="4" w:color="A6A6A6"/>
-              <w:left w:val="single" w:sz="4" w:color="A6A6A6"/>
-              <w:bottom w:val="single" w:sz="4" w:color="A6A6A6"/>
-              <w:right w:val="single" w:sz="4" w:color="A6A6A6"/>
-            </w:tcBorders>
-          </w:tcPr>
-          <w:p>
-            <w:pPr>
-              <w:spacing w:before="0" w:after="0" w:line="276" w:lineRule="auto"/>
-              <w:ind w:firstLine="0"/>
-              <w:jc w:val="center"/>
-            </w:pPr>
-            <w:r/>
-            <w:r>
-              <w:rPr>
-                <w:rFonts w:ascii="Times New Roman" w:hAnsi="Times New Roman" w:eastAsia="楷体"/>
-                <w:b w:val="0"/>
-                <w:color w:val="000000"/>
-                <w:sz w:val="18"/>
-              </w:rPr>
-              <w:t>1,289.84</w:t>
-            </w:r>
-          </w:p>
-        </w:tc>
-        <w:tc>
-          <w:tcPr>
-            <w:tcW w:type="dxa" w:w="1344"/>
-            <w:vAlign w:val="center"/>
-            <w:tcBorders>
-              <w:top w:val="single" w:sz="4" w:color="A6A6A6"/>
-              <w:left w:val="single" w:sz="4" w:color="A6A6A6"/>
-              <w:bottom w:val="single" w:sz="4" w:color="A6A6A6"/>
-              <w:right w:val="single" w:sz="4" w:color="A6A6A6"/>
-            </w:tcBorders>
-          </w:tcPr>
-          <w:p>
-            <w:pPr>
-              <w:spacing w:before="0" w:after="0" w:line="276" w:lineRule="auto"/>
-              <w:ind w:firstLine="0"/>
-              <w:jc w:val="center"/>
-            </w:pPr>
-            <w:r/>
-            <w:r>
-              <w:rPr>
-                <w:rFonts w:ascii="Times New Roman" w:hAnsi="Times New Roman" w:eastAsia="楷体"/>
-                <w:b w:val="0"/>
-                <w:color w:val="000000"/>
-                <w:sz w:val="18"/>
-              </w:rPr>
-              <w:t>11.67</w:t>
-            </w:r>
-          </w:p>
-        </w:tc>
-        <w:tc>
-          <w:tcPr>
-            <w:tcW w:type="dxa" w:w="1344"/>
-            <w:vAlign w:val="center"/>
-            <w:tcBorders>
-              <w:top w:val="single" w:sz="4" w:color="A6A6A6"/>
-              <w:left w:val="single" w:sz="4" w:color="A6A6A6"/>
-              <w:bottom w:val="single" w:sz="4" w:color="A6A6A6"/>
-              <w:right w:val="single" w:sz="4" w:color="A6A6A6"/>
-            </w:tcBorders>
-          </w:tcPr>
-          <w:p>
-            <w:pPr>
-              <w:spacing w:before="0" w:after="0" w:line="276" w:lineRule="auto"/>
-              <w:ind w:firstLine="0"/>
-              <w:jc w:val="center"/>
-            </w:pPr>
-            <w:r/>
-            <w:r>
-              <w:rPr>
-                <w:rFonts w:ascii="Times New Roman" w:hAnsi="Times New Roman" w:eastAsia="楷体"/>
-                <w:b w:val="0"/>
-                <w:color w:val="000000"/>
-                <w:sz w:val="18"/>
-              </w:rPr>
-              <w:t>5.00%</w:t>
-            </w:r>
-          </w:p>
-        </w:tc>
-        <w:tc>
-          <w:tcPr>
-            <w:tcW w:type="dxa" w:w="1344"/>
-            <w:vAlign w:val="center"/>
-            <w:tcBorders>
-              <w:top w:val="single" w:sz="4" w:color="A6A6A6"/>
-              <w:left w:val="single" w:sz="4" w:color="A6A6A6"/>
-              <w:bottom w:val="single" w:sz="4" w:color="A6A6A6"/>
-              <w:right w:val="single" w:sz="4" w:color="A6A6A6"/>
-            </w:tcBorders>
-          </w:tcPr>
-          <w:p>
-            <w:pPr>
-              <w:spacing w:before="0" w:after="0" w:line="276" w:lineRule="auto"/>
-              <w:ind w:firstLine="0"/>
-              <w:jc w:val="center"/>
-            </w:pPr>
-            <w:r/>
-            <w:r>
-              <w:rPr>
-                <w:rFonts w:ascii="Times New Roman" w:hAnsi="Times New Roman" w:eastAsia="楷体"/>
-                <w:b w:val="0"/>
-                <w:color w:val="000000"/>
-                <w:sz w:val="18"/>
-              </w:rPr>
-              <w:t>15.2:47.4:37.4</w:t>
-            </w:r>
-          </w:p>
-        </w:tc>
-        <w:tc>
-          <w:tcPr>
-            <w:tcW w:type="dxa" w:w="1344"/>
-            <w:vAlign w:val="center"/>
-            <w:tcBorders>
-              <w:top w:val="single" w:sz="4" w:color="A6A6A6"/>
-              <w:left w:val="single" w:sz="4" w:color="A6A6A6"/>
-              <w:bottom w:val="single" w:sz="4" w:color="A6A6A6"/>
-              <w:right w:val="single" w:sz="4" w:color="A6A6A6"/>
-            </w:tcBorders>
-          </w:tcPr>
-          <w:p>
-            <w:pPr>
-              <w:spacing w:before="0" w:after="0" w:line="276" w:lineRule="auto"/>
-              <w:ind w:firstLine="0"/>
-              <w:jc w:val="center"/>
-            </w:pPr>
-            <w:r/>
-            <w:r>
-              <w:rPr>
-                <w:rFonts w:ascii="Times New Roman" w:hAnsi="Times New Roman" w:eastAsia="楷体"/>
-                <w:b w:val="0"/>
-                <w:color w:val="000000"/>
-                <w:sz w:val="18"/>
-              </w:rPr>
-              <w:t>139.00</w:t>
-            </w:r>
-          </w:p>
-        </w:tc>
-        <w:tc>
-          <w:tcPr>
-            <w:tcW w:type="dxa" w:w="1344"/>
-            <w:vAlign w:val="center"/>
-            <w:tcBorders>
-              <w:top w:val="single" w:sz="4" w:color="A6A6A6"/>
-              <w:left w:val="single" w:sz="4" w:color="A6A6A6"/>
-              <w:bottom w:val="single" w:sz="4" w:color="A6A6A6"/>
-              <w:right w:val="single" w:sz="4" w:color="A6A6A6"/>
-            </w:tcBorders>
-          </w:tcPr>
-          <w:p>
-            <w:pPr>
-              <w:spacing w:before="0" w:after="0" w:line="276" w:lineRule="auto"/>
-              <w:ind w:firstLine="0"/>
-              <w:jc w:val="center"/>
-            </w:pPr>
-            <w:r/>
-            <w:r>
-              <w:rPr>
-                <w:rFonts w:ascii="Times New Roman" w:hAnsi="Times New Roman" w:eastAsia="楷体"/>
-                <w:b w:val="0"/>
-                <w:color w:val="000000"/>
-                <w:sz w:val="18"/>
-              </w:rPr>
-              <w:t>110.30</w:t>
-            </w:r>
-          </w:p>
-        </w:tc>
-      </w:tr>
-      <w:tr>
-        <w:tc>
-          <w:tcPr>
-            <w:tcW w:type="dxa" w:w="1344"/>
-            <w:vAlign w:val="center"/>
-            <w:tcBorders>
-              <w:top w:val="single" w:sz="4" w:color="A6A6A6"/>
-              <w:left w:val="single" w:sz="4" w:color="A6A6A6"/>
-              <w:bottom w:val="single" w:sz="4" w:color="A6A6A6"/>
-              <w:right w:val="single" w:sz="4" w:color="A6A6A6"/>
-            </w:tcBorders>
-          </w:tcPr>
-          <w:p>
-            <w:pPr>
-              <w:spacing w:before="0" w:after="0" w:line="276" w:lineRule="auto"/>
-              <w:ind w:firstLine="0"/>
-              <w:jc w:val="left"/>
-            </w:pPr>
-            <w:r/>
-            <w:r>
-              <w:rPr>
-                <w:rFonts w:ascii="Times New Roman" w:hAnsi="Times New Roman" w:eastAsia="楷体"/>
-                <w:b w:val="0"/>
-                <w:color w:val="000000"/>
-                <w:sz w:val="18"/>
-              </w:rPr>
-              <w:t>巴彦淖尔市</w:t>
-            </w:r>
-          </w:p>
-        </w:tc>
-        <w:tc>
-          <w:tcPr>
-            <w:tcW w:type="dxa" w:w="1344"/>
-            <w:vAlign w:val="center"/>
-            <w:tcBorders>
-              <w:top w:val="single" w:sz="4" w:color="A6A6A6"/>
-              <w:left w:val="single" w:sz="4" w:color="A6A6A6"/>
-              <w:bottom w:val="single" w:sz="4" w:color="A6A6A6"/>
-              <w:right w:val="single" w:sz="4" w:color="A6A6A6"/>
-            </w:tcBorders>
-          </w:tcPr>
-          <w:p>
-            <w:pPr>
-              <w:spacing w:before="0" w:after="0" w:line="276" w:lineRule="auto"/>
-              <w:ind w:firstLine="0"/>
-              <w:jc w:val="center"/>
-            </w:pPr>
-            <w:r/>
-            <w:r>
-              <w:rPr>
-                <w:rFonts w:ascii="Times New Roman" w:hAnsi="Times New Roman" w:eastAsia="楷体"/>
-                <w:b w:val="0"/>
-                <w:color w:val="000000"/>
-                <w:sz w:val="18"/>
-              </w:rPr>
-              <w:t>1,277.60</w:t>
-            </w:r>
-          </w:p>
-        </w:tc>
-        <w:tc>
-          <w:tcPr>
-            <w:tcW w:type="dxa" w:w="1344"/>
-            <w:vAlign w:val="center"/>
-            <w:tcBorders>
-              <w:top w:val="single" w:sz="4" w:color="A6A6A6"/>
-              <w:left w:val="single" w:sz="4" w:color="A6A6A6"/>
-              <w:bottom w:val="single" w:sz="4" w:color="A6A6A6"/>
-              <w:right w:val="single" w:sz="4" w:color="A6A6A6"/>
-            </w:tcBorders>
-          </w:tcPr>
-          <w:p>
-            <w:pPr>
-              <w:spacing w:before="0" w:after="0" w:line="276" w:lineRule="auto"/>
-              <w:ind w:firstLine="0"/>
-              <w:jc w:val="center"/>
-            </w:pPr>
-            <w:r/>
-            <w:r>
-              <w:rPr>
-                <w:rFonts w:ascii="Times New Roman" w:hAnsi="Times New Roman" w:eastAsia="楷体"/>
-                <w:b w:val="0"/>
-                <w:color w:val="000000"/>
-                <w:sz w:val="18"/>
-              </w:rPr>
-              <w:t>8.63</w:t>
-            </w:r>
-          </w:p>
-        </w:tc>
-        <w:tc>
-          <w:tcPr>
-            <w:tcW w:type="dxa" w:w="1344"/>
-            <w:vAlign w:val="center"/>
-            <w:tcBorders>
-              <w:top w:val="single" w:sz="4" w:color="A6A6A6"/>
-              <w:left w:val="single" w:sz="4" w:color="A6A6A6"/>
-              <w:bottom w:val="single" w:sz="4" w:color="A6A6A6"/>
-              <w:right w:val="single" w:sz="4" w:color="A6A6A6"/>
-            </w:tcBorders>
-          </w:tcPr>
-          <w:p>
-            <w:pPr>
-              <w:spacing w:before="0" w:after="0" w:line="276" w:lineRule="auto"/>
-              <w:ind w:firstLine="0"/>
-              <w:jc w:val="center"/>
-            </w:pPr>
-            <w:r/>
-            <w:r>
-              <w:rPr>
-                <w:rFonts w:ascii="Times New Roman" w:hAnsi="Times New Roman" w:eastAsia="楷体"/>
-                <w:b w:val="0"/>
-                <w:color w:val="000000"/>
-                <w:sz w:val="18"/>
-              </w:rPr>
-              <w:t>4.50%</w:t>
-            </w:r>
-          </w:p>
-        </w:tc>
-        <w:tc>
-          <w:tcPr>
-            <w:tcW w:type="dxa" w:w="1344"/>
-            <w:vAlign w:val="center"/>
-            <w:tcBorders>
-              <w:top w:val="single" w:sz="4" w:color="A6A6A6"/>
-              <w:left w:val="single" w:sz="4" w:color="A6A6A6"/>
-              <w:bottom w:val="single" w:sz="4" w:color="A6A6A6"/>
-              <w:right w:val="single" w:sz="4" w:color="A6A6A6"/>
-            </w:tcBorders>
-          </w:tcPr>
-          <w:p>
-            <w:pPr>
-              <w:spacing w:before="0" w:after="0" w:line="276" w:lineRule="auto"/>
-              <w:ind w:firstLine="0"/>
-              <w:jc w:val="center"/>
-            </w:pPr>
-            <w:r/>
-            <w:r>
-              <w:rPr>
-                <w:rFonts w:ascii="Times New Roman" w:hAnsi="Times New Roman" w:eastAsia="楷体"/>
-                <w:b w:val="0"/>
-                <w:color w:val="000000"/>
-                <w:sz w:val="18"/>
-              </w:rPr>
-              <w:t>27.3:27.6:45.1</w:t>
-            </w:r>
-          </w:p>
-        </w:tc>
-        <w:tc>
-          <w:tcPr>
-            <w:tcW w:type="dxa" w:w="1344"/>
-            <w:vAlign w:val="center"/>
-            <w:tcBorders>
-              <w:top w:val="single" w:sz="4" w:color="A6A6A6"/>
-              <w:left w:val="single" w:sz="4" w:color="A6A6A6"/>
-              <w:bottom w:val="single" w:sz="4" w:color="A6A6A6"/>
-              <w:right w:val="single" w:sz="4" w:color="A6A6A6"/>
-            </w:tcBorders>
-          </w:tcPr>
-          <w:p>
-            <w:pPr>
-              <w:spacing w:before="0" w:after="0" w:line="276" w:lineRule="auto"/>
-              <w:ind w:firstLine="0"/>
-              <w:jc w:val="center"/>
-            </w:pPr>
-            <w:r/>
-            <w:r>
-              <w:rPr>
-                <w:rFonts w:ascii="Times New Roman" w:hAnsi="Times New Roman" w:eastAsia="楷体"/>
-                <w:b w:val="0"/>
-                <w:color w:val="000000"/>
-                <w:sz w:val="18"/>
-              </w:rPr>
-              <w:t>90.69</w:t>
-            </w:r>
-          </w:p>
-        </w:tc>
-        <w:tc>
-          <w:tcPr>
-            <w:tcW w:type="dxa" w:w="1344"/>
-            <w:vAlign w:val="center"/>
-            <w:tcBorders>
-              <w:top w:val="single" w:sz="4" w:color="A6A6A6"/>
-              <w:left w:val="single" w:sz="4" w:color="A6A6A6"/>
-              <w:bottom w:val="single" w:sz="4" w:color="A6A6A6"/>
-              <w:right w:val="single" w:sz="4" w:color="A6A6A6"/>
-            </w:tcBorders>
-          </w:tcPr>
-          <w:p>
-            <w:pPr>
-              <w:spacing w:before="0" w:after="0" w:line="276" w:lineRule="auto"/>
-              <w:ind w:firstLine="0"/>
-              <w:jc w:val="center"/>
-            </w:pPr>
-            <w:r/>
-            <w:r>
-              <w:rPr>
-                <w:rFonts w:ascii="Times New Roman" w:hAnsi="Times New Roman" w:eastAsia="楷体"/>
-                <w:b w:val="0"/>
-                <w:color w:val="000000"/>
-                <w:sz w:val="18"/>
-              </w:rPr>
-              <w:t>147.00</w:t>
-            </w:r>
-          </w:p>
-        </w:tc>
-      </w:tr>
-      <w:tr>
-        <w:tc>
-          <w:tcPr>
-            <w:tcW w:type="dxa" w:w="1344"/>
-            <w:vAlign w:val="center"/>
-            <w:tcBorders>
-              <w:top w:val="single" w:sz="4" w:color="A6A6A6"/>
-              <w:left w:val="single" w:sz="4" w:color="A6A6A6"/>
-              <w:bottom w:val="single" w:sz="4" w:color="A6A6A6"/>
-              <w:right w:val="single" w:sz="4" w:color="A6A6A6"/>
-            </w:tcBorders>
-          </w:tcPr>
-          <w:p>
-            <w:pPr>
-              <w:spacing w:before="0" w:after="0" w:line="276" w:lineRule="auto"/>
-              <w:ind w:firstLine="0"/>
-              <w:jc w:val="left"/>
-            </w:pPr>
-            <w:r/>
-            <w:r>
-              <w:rPr>
-                <w:rFonts w:ascii="Times New Roman" w:hAnsi="Times New Roman" w:eastAsia="楷体"/>
-                <w:b w:val="0"/>
-                <w:color w:val="000000"/>
-                <w:sz w:val="18"/>
-              </w:rPr>
-              <w:t>乌兰察布市</w:t>
-            </w:r>
-          </w:p>
-        </w:tc>
-        <w:tc>
-          <w:tcPr>
-            <w:tcW w:type="dxa" w:w="1344"/>
-            <w:vAlign w:val="center"/>
-            <w:tcBorders>
-              <w:top w:val="single" w:sz="4" w:color="A6A6A6"/>
-              <w:left w:val="single" w:sz="4" w:color="A6A6A6"/>
-              <w:bottom w:val="single" w:sz="4" w:color="A6A6A6"/>
-              <w:right w:val="single" w:sz="4" w:color="A6A6A6"/>
-            </w:tcBorders>
-          </w:tcPr>
-          <w:p>
-            <w:pPr>
-              <w:spacing w:before="0" w:after="0" w:line="276" w:lineRule="auto"/>
-              <w:ind w:firstLine="0"/>
-              <w:jc w:val="center"/>
-            </w:pPr>
-            <w:r/>
-            <w:r>
-              <w:rPr>
-                <w:rFonts w:ascii="Times New Roman" w:hAnsi="Times New Roman" w:eastAsia="楷体"/>
-                <w:b w:val="0"/>
-                <w:color w:val="000000"/>
-                <w:sz w:val="18"/>
-              </w:rPr>
-              <w:t>1,260.30</w:t>
-            </w:r>
-          </w:p>
-        </w:tc>
-        <w:tc>
-          <w:tcPr>
-            <w:tcW w:type="dxa" w:w="1344"/>
-            <w:vAlign w:val="center"/>
-            <w:tcBorders>
-              <w:top w:val="single" w:sz="4" w:color="A6A6A6"/>
-              <w:left w:val="single" w:sz="4" w:color="A6A6A6"/>
-              <w:bottom w:val="single" w:sz="4" w:color="A6A6A6"/>
-              <w:right w:val="single" w:sz="4" w:color="A6A6A6"/>
-            </w:tcBorders>
-          </w:tcPr>
-          <w:p>
-            <w:pPr>
-              <w:spacing w:before="0" w:after="0" w:line="276" w:lineRule="auto"/>
-              <w:ind w:firstLine="0"/>
-              <w:jc w:val="center"/>
-            </w:pPr>
-            <w:r/>
-            <w:r>
-              <w:rPr>
-                <w:rFonts w:ascii="Times New Roman" w:hAnsi="Times New Roman" w:eastAsia="楷体"/>
-                <w:b w:val="0"/>
-                <w:color w:val="000000"/>
-                <w:sz w:val="18"/>
-              </w:rPr>
-              <w:t>8.03</w:t>
-            </w:r>
-          </w:p>
-        </w:tc>
-        <w:tc>
-          <w:tcPr>
-            <w:tcW w:type="dxa" w:w="1344"/>
-            <w:vAlign w:val="center"/>
-            <w:tcBorders>
-              <w:top w:val="single" w:sz="4" w:color="A6A6A6"/>
-              <w:left w:val="single" w:sz="4" w:color="A6A6A6"/>
-              <w:bottom w:val="single" w:sz="4" w:color="A6A6A6"/>
-              <w:right w:val="single" w:sz="4" w:color="A6A6A6"/>
-            </w:tcBorders>
-          </w:tcPr>
-          <w:p>
-            <w:pPr>
-              <w:spacing w:before="0" w:after="0" w:line="276" w:lineRule="auto"/>
-              <w:ind w:firstLine="0"/>
-              <w:jc w:val="center"/>
-            </w:pPr>
-            <w:r/>
-            <w:r>
-              <w:rPr>
-                <w:rFonts w:ascii="Times New Roman" w:hAnsi="Times New Roman" w:eastAsia="楷体"/>
-                <w:b w:val="0"/>
-                <w:color w:val="000000"/>
-                <w:sz w:val="18"/>
-              </w:rPr>
-              <w:t>4.80%</w:t>
-            </w:r>
-          </w:p>
-        </w:tc>
-        <w:tc>
-          <w:tcPr>
-            <w:tcW w:type="dxa" w:w="1344"/>
-            <w:vAlign w:val="center"/>
-            <w:tcBorders>
-              <w:top w:val="single" w:sz="4" w:color="A6A6A6"/>
-              <w:left w:val="single" w:sz="4" w:color="A6A6A6"/>
-              <w:bottom w:val="single" w:sz="4" w:color="A6A6A6"/>
-              <w:right w:val="single" w:sz="4" w:color="A6A6A6"/>
-            </w:tcBorders>
-          </w:tcPr>
-          <w:p>
-            <w:pPr>
-              <w:spacing w:before="0" w:after="0" w:line="276" w:lineRule="auto"/>
-              <w:ind w:firstLine="0"/>
-              <w:jc w:val="center"/>
-            </w:pPr>
-            <w:r/>
-            <w:r>
-              <w:rPr>
-                <w:rFonts w:ascii="Times New Roman" w:hAnsi="Times New Roman" w:eastAsia="楷体"/>
-                <w:b w:val="0"/>
-                <w:color w:val="000000"/>
-                <w:sz w:val="18"/>
-              </w:rPr>
-              <w:t>16.2:32.6:51.2</w:t>
-            </w:r>
-          </w:p>
-        </w:tc>
-        <w:tc>
-          <w:tcPr>
-            <w:tcW w:type="dxa" w:w="1344"/>
-            <w:vAlign w:val="center"/>
-            <w:tcBorders>
-              <w:top w:val="single" w:sz="4" w:color="A6A6A6"/>
-              <w:left w:val="single" w:sz="4" w:color="A6A6A6"/>
-              <w:bottom w:val="single" w:sz="4" w:color="A6A6A6"/>
-              <w:right w:val="single" w:sz="4" w:color="A6A6A6"/>
-            </w:tcBorders>
-          </w:tcPr>
-          <w:p>
-            <w:pPr>
-              <w:spacing w:before="0" w:after="0" w:line="276" w:lineRule="auto"/>
-              <w:ind w:firstLine="0"/>
-              <w:jc w:val="center"/>
-            </w:pPr>
-            <w:r/>
-            <w:r>
-              <w:rPr>
-                <w:rFonts w:ascii="Times New Roman" w:hAnsi="Times New Roman" w:eastAsia="楷体"/>
-                <w:b w:val="0"/>
-                <w:color w:val="000000"/>
-                <w:sz w:val="18"/>
-              </w:rPr>
-              <w:t>76.90</w:t>
-            </w:r>
-          </w:p>
-        </w:tc>
-        <w:tc>
-          <w:tcPr>
-            <w:tcW w:type="dxa" w:w="1344"/>
-            <w:vAlign w:val="center"/>
-            <w:tcBorders>
-              <w:top w:val="single" w:sz="4" w:color="A6A6A6"/>
-              <w:left w:val="single" w:sz="4" w:color="A6A6A6"/>
-              <w:bottom w:val="single" w:sz="4" w:color="A6A6A6"/>
-              <w:right w:val="single" w:sz="4" w:color="A6A6A6"/>
-            </w:tcBorders>
-          </w:tcPr>
-          <w:p>
-            <w:pPr>
-              <w:spacing w:before="0" w:after="0" w:line="276" w:lineRule="auto"/>
-              <w:ind w:firstLine="0"/>
-              <w:jc w:val="center"/>
-            </w:pPr>
-            <w:r/>
-            <w:r>
-              <w:rPr>
-                <w:rFonts w:ascii="Times New Roman" w:hAnsi="Times New Roman" w:eastAsia="楷体"/>
-                <w:b w:val="0"/>
-                <w:color w:val="000000"/>
-                <w:sz w:val="18"/>
-              </w:rPr>
-              <w:t>155.70</w:t>
-            </w:r>
-          </w:p>
-        </w:tc>
-      </w:tr>
-      <w:tr>
-        <w:tc>
-          <w:tcPr>
-            <w:tcW w:type="dxa" w:w="1344"/>
-            <w:vAlign w:val="center"/>
-            <w:tcBorders>
-              <w:top w:val="single" w:sz="4" w:color="A6A6A6"/>
-              <w:left w:val="single" w:sz="4" w:color="A6A6A6"/>
-              <w:bottom w:val="single" w:sz="4" w:color="A6A6A6"/>
-              <w:right w:val="single" w:sz="4" w:color="A6A6A6"/>
-            </w:tcBorders>
-          </w:tcPr>
-          <w:p>
-            <w:pPr>
-              <w:spacing w:before="0" w:after="0" w:line="276" w:lineRule="auto"/>
-              <w:ind w:firstLine="0"/>
-              <w:jc w:val="left"/>
-            </w:pPr>
-            <w:r/>
-            <w:r>
-              <w:rPr>
-                <w:rFonts w:ascii="Times New Roman" w:hAnsi="Times New Roman" w:eastAsia="楷体"/>
-                <w:b w:val="0"/>
-                <w:color w:val="000000"/>
-                <w:sz w:val="18"/>
-              </w:rPr>
-              <w:t>兴安盟</w:t>
-            </w:r>
-          </w:p>
-        </w:tc>
-        <w:tc>
-          <w:tcPr>
-            <w:tcW w:type="dxa" w:w="1344"/>
-            <w:vAlign w:val="center"/>
-            <w:tcBorders>
-              <w:top w:val="single" w:sz="4" w:color="A6A6A6"/>
-              <w:left w:val="single" w:sz="4" w:color="A6A6A6"/>
-              <w:bottom w:val="single" w:sz="4" w:color="A6A6A6"/>
-              <w:right w:val="single" w:sz="4" w:color="A6A6A6"/>
-            </w:tcBorders>
-          </w:tcPr>
-          <w:p>
-            <w:pPr>
-              <w:spacing w:before="0" w:after="0" w:line="276" w:lineRule="auto"/>
-              <w:ind w:firstLine="0"/>
-              <w:jc w:val="center"/>
-            </w:pPr>
-            <w:r/>
-            <w:r>
-              <w:rPr>
-                <w:rFonts w:ascii="Times New Roman" w:hAnsi="Times New Roman" w:eastAsia="楷体"/>
-                <w:b w:val="0"/>
-                <w:color w:val="000000"/>
-                <w:sz w:val="18"/>
-              </w:rPr>
-              <w:t>850.09</w:t>
-            </w:r>
-          </w:p>
-        </w:tc>
-        <w:tc>
-          <w:tcPr>
-            <w:tcW w:type="dxa" w:w="1344"/>
-            <w:vAlign w:val="center"/>
-            <w:tcBorders>
-              <w:top w:val="single" w:sz="4" w:color="A6A6A6"/>
-              <w:left w:val="single" w:sz="4" w:color="A6A6A6"/>
-              <w:bottom w:val="single" w:sz="4" w:color="A6A6A6"/>
-              <w:right w:val="single" w:sz="4" w:color="A6A6A6"/>
-            </w:tcBorders>
-          </w:tcPr>
-          <w:p>
-            <w:pPr>
-              <w:spacing w:before="0" w:after="0" w:line="276" w:lineRule="auto"/>
-              <w:ind w:firstLine="0"/>
-              <w:jc w:val="center"/>
-            </w:pPr>
-            <w:r/>
-            <w:r>
-              <w:rPr>
-                <w:rFonts w:ascii="Times New Roman" w:hAnsi="Times New Roman" w:eastAsia="楷体"/>
-                <w:b w:val="0"/>
-                <w:color w:val="000000"/>
-                <w:sz w:val="18"/>
-              </w:rPr>
-              <w:t>6.23</w:t>
-            </w:r>
-          </w:p>
-        </w:tc>
-        <w:tc>
-          <w:tcPr>
-            <w:tcW w:type="dxa" w:w="1344"/>
-            <w:vAlign w:val="center"/>
-            <w:tcBorders>
-              <w:top w:val="single" w:sz="4" w:color="A6A6A6"/>
-              <w:left w:val="single" w:sz="4" w:color="A6A6A6"/>
-              <w:bottom w:val="single" w:sz="4" w:color="A6A6A6"/>
-              <w:right w:val="single" w:sz="4" w:color="A6A6A6"/>
-            </w:tcBorders>
-          </w:tcPr>
-          <w:p>
-            <w:pPr>
-              <w:spacing w:before="0" w:after="0" w:line="276" w:lineRule="auto"/>
-              <w:ind w:firstLine="0"/>
-              <w:jc w:val="center"/>
-            </w:pPr>
-            <w:r/>
-            <w:r>
-              <w:rPr>
-                <w:rFonts w:ascii="Times New Roman" w:hAnsi="Times New Roman" w:eastAsia="楷体"/>
-                <w:b w:val="0"/>
-                <w:color w:val="000000"/>
-                <w:sz w:val="18"/>
-              </w:rPr>
-              <w:t>4.50%</w:t>
-            </w:r>
-          </w:p>
-        </w:tc>
-        <w:tc>
-          <w:tcPr>
-            <w:tcW w:type="dxa" w:w="1344"/>
-            <w:vAlign w:val="center"/>
-            <w:tcBorders>
-              <w:top w:val="single" w:sz="4" w:color="A6A6A6"/>
-              <w:left w:val="single" w:sz="4" w:color="A6A6A6"/>
-              <w:bottom w:val="single" w:sz="4" w:color="A6A6A6"/>
-              <w:right w:val="single" w:sz="4" w:color="A6A6A6"/>
-            </w:tcBorders>
-          </w:tcPr>
-          <w:p>
-            <w:pPr>
-              <w:spacing w:before="0" w:after="0" w:line="276" w:lineRule="auto"/>
-              <w:ind w:firstLine="0"/>
-              <w:jc w:val="center"/>
-            </w:pPr>
-            <w:r/>
-            <w:r>
-              <w:rPr>
-                <w:rFonts w:ascii="Times New Roman" w:hAnsi="Times New Roman" w:eastAsia="楷体"/>
-                <w:b w:val="0"/>
-                <w:color w:val="000000"/>
-                <w:sz w:val="18"/>
-              </w:rPr>
-              <w:t>34.9:23.2:41.9</w:t>
-            </w:r>
-          </w:p>
-        </w:tc>
-        <w:tc>
-          <w:tcPr>
-            <w:tcW w:type="dxa" w:w="1344"/>
-            <w:vAlign w:val="center"/>
-            <w:tcBorders>
-              <w:top w:val="single" w:sz="4" w:color="A6A6A6"/>
-              <w:left w:val="single" w:sz="4" w:color="A6A6A6"/>
-              <w:bottom w:val="single" w:sz="4" w:color="A6A6A6"/>
-              <w:right w:val="single" w:sz="4" w:color="A6A6A6"/>
-            </w:tcBorders>
-          </w:tcPr>
-          <w:p>
-            <w:pPr>
-              <w:spacing w:before="0" w:after="0" w:line="276" w:lineRule="auto"/>
-              <w:ind w:firstLine="0"/>
-              <w:jc w:val="center"/>
-            </w:pPr>
-            <w:r/>
-            <w:r>
-              <w:rPr>
-                <w:rFonts w:ascii="Times New Roman" w:hAnsi="Times New Roman" w:eastAsia="楷体"/>
-                <w:b w:val="0"/>
-                <w:color w:val="000000"/>
-                <w:sz w:val="18"/>
-              </w:rPr>
-              <w:t>41.40</w:t>
-            </w:r>
-          </w:p>
-        </w:tc>
-        <w:tc>
-          <w:tcPr>
-            <w:tcW w:type="dxa" w:w="1344"/>
-            <w:vAlign w:val="center"/>
-            <w:tcBorders>
-              <w:top w:val="single" w:sz="4" w:color="A6A6A6"/>
-              <w:left w:val="single" w:sz="4" w:color="A6A6A6"/>
-              <w:bottom w:val="single" w:sz="4" w:color="A6A6A6"/>
-              <w:right w:val="single" w:sz="4" w:color="A6A6A6"/>
-            </w:tcBorders>
-          </w:tcPr>
-          <w:p>
-            <w:pPr>
-              <w:spacing w:before="0" w:after="0" w:line="276" w:lineRule="auto"/>
-              <w:ind w:firstLine="0"/>
-              <w:jc w:val="center"/>
-            </w:pPr>
-            <w:r/>
-            <w:r>
-              <w:rPr>
-                <w:rFonts w:ascii="Times New Roman" w:hAnsi="Times New Roman" w:eastAsia="楷体"/>
-                <w:b w:val="0"/>
-                <w:color w:val="000000"/>
-                <w:sz w:val="18"/>
-              </w:rPr>
-              <w:t>135.50</w:t>
-            </w:r>
-          </w:p>
-        </w:tc>
-      </w:tr>
-      <w:tr>
-        <w:tc>
-          <w:tcPr>
-            <w:tcW w:type="dxa" w:w="1344"/>
-            <w:vAlign w:val="center"/>
-            <w:tcBorders>
-              <w:top w:val="single" w:sz="4" w:color="A6A6A6"/>
-              <w:left w:val="single" w:sz="4" w:color="A6A6A6"/>
-              <w:bottom w:val="single" w:sz="4" w:color="A6A6A6"/>
-              <w:right w:val="single" w:sz="4" w:color="A6A6A6"/>
-            </w:tcBorders>
-          </w:tcPr>
-          <w:p>
-            <w:pPr>
-              <w:spacing w:before="0" w:after="0" w:line="276" w:lineRule="auto"/>
-              <w:ind w:firstLine="0"/>
-              <w:jc w:val="left"/>
-            </w:pPr>
-            <w:r/>
-            <w:r>
-              <w:rPr>
-                <w:rFonts w:ascii="Times New Roman" w:hAnsi="Times New Roman" w:eastAsia="楷体"/>
-                <w:b w:val="0"/>
-                <w:color w:val="000000"/>
-                <w:sz w:val="18"/>
-              </w:rPr>
-              <w:t>乌海市</w:t>
-            </w:r>
-          </w:p>
-        </w:tc>
-        <w:tc>
-          <w:tcPr>
-            <w:tcW w:type="dxa" w:w="1344"/>
-            <w:vAlign w:val="center"/>
-            <w:tcBorders>
-              <w:top w:val="single" w:sz="4" w:color="A6A6A6"/>
-              <w:left w:val="single" w:sz="4" w:color="A6A6A6"/>
-              <w:bottom w:val="single" w:sz="4" w:color="A6A6A6"/>
-              <w:right w:val="single" w:sz="4" w:color="A6A6A6"/>
-            </w:tcBorders>
-          </w:tcPr>
-          <w:p>
-            <w:pPr>
-              <w:spacing w:before="0" w:after="0" w:line="276" w:lineRule="auto"/>
-              <w:ind w:firstLine="0"/>
-              <w:jc w:val="center"/>
-            </w:pPr>
-            <w:r/>
-            <w:r>
-              <w:rPr>
-                <w:rFonts w:ascii="Times New Roman" w:hAnsi="Times New Roman" w:eastAsia="楷体"/>
-                <w:b w:val="0"/>
-                <w:color w:val="000000"/>
-                <w:sz w:val="18"/>
-              </w:rPr>
-              <w:t>540.75</w:t>
-            </w:r>
-          </w:p>
-        </w:tc>
-        <w:tc>
-          <w:tcPr>
-            <w:tcW w:type="dxa" w:w="1344"/>
-            <w:vAlign w:val="center"/>
-            <w:tcBorders>
-              <w:top w:val="single" w:sz="4" w:color="A6A6A6"/>
-              <w:left w:val="single" w:sz="4" w:color="A6A6A6"/>
-              <w:bottom w:val="single" w:sz="4" w:color="A6A6A6"/>
-              <w:right w:val="single" w:sz="4" w:color="A6A6A6"/>
-            </w:tcBorders>
-          </w:tcPr>
-          <w:p>
-            <w:pPr>
-              <w:spacing w:before="0" w:after="0" w:line="276" w:lineRule="auto"/>
-              <w:ind w:firstLine="0"/>
-              <w:jc w:val="center"/>
-            </w:pPr>
-            <w:r/>
-            <w:r>
-              <w:rPr>
-                <w:rFonts w:ascii="Times New Roman" w:hAnsi="Times New Roman" w:eastAsia="楷体"/>
-                <w:b w:val="0"/>
-                <w:color w:val="000000"/>
-                <w:sz w:val="18"/>
-              </w:rPr>
-              <w:t>9.74</w:t>
-            </w:r>
-          </w:p>
-        </w:tc>
-        <w:tc>
-          <w:tcPr>
-            <w:tcW w:type="dxa" w:w="1344"/>
-            <w:vAlign w:val="center"/>
-            <w:tcBorders>
-              <w:top w:val="single" w:sz="4" w:color="A6A6A6"/>
-              <w:left w:val="single" w:sz="4" w:color="A6A6A6"/>
-              <w:bottom w:val="single" w:sz="4" w:color="A6A6A6"/>
-              <w:right w:val="single" w:sz="4" w:color="A6A6A6"/>
-            </w:tcBorders>
-          </w:tcPr>
-          <w:p>
-            <w:pPr>
-              <w:spacing w:before="0" w:after="0" w:line="276" w:lineRule="auto"/>
-              <w:ind w:firstLine="0"/>
-              <w:jc w:val="center"/>
-            </w:pPr>
-            <w:r/>
-            <w:r>
-              <w:rPr>
-                <w:rFonts w:ascii="Times New Roman" w:hAnsi="Times New Roman" w:eastAsia="楷体"/>
-                <w:b w:val="0"/>
-                <w:color w:val="000000"/>
-                <w:sz w:val="18"/>
-              </w:rPr>
-              <w:t>-4.30%</w:t>
-            </w:r>
-          </w:p>
-        </w:tc>
-        <w:tc>
-          <w:tcPr>
-            <w:tcW w:type="dxa" w:w="1344"/>
-            <w:vAlign w:val="center"/>
-            <w:tcBorders>
-              <w:top w:val="single" w:sz="4" w:color="A6A6A6"/>
-              <w:left w:val="single" w:sz="4" w:color="A6A6A6"/>
-              <w:bottom w:val="single" w:sz="4" w:color="A6A6A6"/>
-              <w:right w:val="single" w:sz="4" w:color="A6A6A6"/>
-            </w:tcBorders>
-          </w:tcPr>
-          <w:p>
-            <w:pPr>
-              <w:spacing w:before="0" w:after="0" w:line="276" w:lineRule="auto"/>
-              <w:ind w:firstLine="0"/>
-              <w:jc w:val="center"/>
-            </w:pPr>
-            <w:r/>
-            <w:r>
-              <w:rPr>
-                <w:rFonts w:ascii="Times New Roman" w:hAnsi="Times New Roman" w:eastAsia="楷体"/>
-                <w:b w:val="0"/>
-                <w:color w:val="000000"/>
-                <w:sz w:val="18"/>
-              </w:rPr>
-              <w:t>1.6:45.7:52.7</w:t>
-            </w:r>
-          </w:p>
-        </w:tc>
-        <w:tc>
-          <w:tcPr>
-            <w:tcW w:type="dxa" w:w="1344"/>
-            <w:vAlign w:val="center"/>
-            <w:tcBorders>
-              <w:top w:val="single" w:sz="4" w:color="A6A6A6"/>
-              <w:left w:val="single" w:sz="4" w:color="A6A6A6"/>
-              <w:bottom w:val="single" w:sz="4" w:color="A6A6A6"/>
-              <w:right w:val="single" w:sz="4" w:color="A6A6A6"/>
-            </w:tcBorders>
-          </w:tcPr>
-          <w:p>
-            <w:pPr>
-              <w:spacing w:before="0" w:after="0" w:line="276" w:lineRule="auto"/>
-              <w:ind w:firstLine="0"/>
-              <w:jc w:val="center"/>
-            </w:pPr>
-            <w:r/>
-            <w:r>
-              <w:rPr>
-                <w:rFonts w:ascii="Times New Roman" w:hAnsi="Times New Roman" w:eastAsia="楷体"/>
-                <w:b w:val="0"/>
-                <w:color w:val="000000"/>
-                <w:sz w:val="18"/>
-              </w:rPr>
-              <w:t>86.06</w:t>
-            </w:r>
-          </w:p>
-        </w:tc>
-        <w:tc>
-          <w:tcPr>
-            <w:tcW w:type="dxa" w:w="1344"/>
-            <w:vAlign w:val="center"/>
-            <w:tcBorders>
-              <w:top w:val="single" w:sz="4" w:color="A6A6A6"/>
-              <w:left w:val="single" w:sz="4" w:color="A6A6A6"/>
-              <w:bottom w:val="single" w:sz="4" w:color="A6A6A6"/>
-              <w:right w:val="single" w:sz="4" w:color="A6A6A6"/>
-            </w:tcBorders>
-          </w:tcPr>
-          <w:p>
-            <w:pPr>
-              <w:spacing w:before="0" w:after="0" w:line="276" w:lineRule="auto"/>
-              <w:ind w:firstLine="0"/>
-              <w:jc w:val="center"/>
-            </w:pPr>
-            <w:r/>
-            <w:r>
-              <w:rPr>
-                <w:rFonts w:ascii="Times New Roman" w:hAnsi="Times New Roman" w:eastAsia="楷体"/>
-                <w:b w:val="0"/>
-                <w:color w:val="000000"/>
-                <w:sz w:val="18"/>
-              </w:rPr>
-              <w:t>54.90</w:t>
-            </w:r>
-          </w:p>
-        </w:tc>
-      </w:tr>
-      <w:tr>
-        <w:tc>
-          <w:tcPr>
-            <w:tcW w:type="dxa" w:w="1344"/>
-            <w:vAlign w:val="center"/>
-            <w:tcBorders>
-              <w:top w:val="single" w:sz="4" w:color="A6A6A6"/>
-              <w:left w:val="single" w:sz="4" w:color="A6A6A6"/>
-              <w:bottom w:val="single" w:sz="4" w:color="A6A6A6"/>
-              <w:right w:val="single" w:sz="4" w:color="A6A6A6"/>
-            </w:tcBorders>
-          </w:tcPr>
-          <w:p>
-            <w:pPr>
-              <w:spacing w:before="0" w:after="0" w:line="276" w:lineRule="auto"/>
-              <w:ind w:firstLine="0"/>
-              <w:jc w:val="left"/>
-            </w:pPr>
-            <w:r/>
-            <w:r>
-              <w:rPr>
-                <w:rFonts w:ascii="Times New Roman" w:hAnsi="Times New Roman" w:eastAsia="楷体"/>
-                <w:b w:val="0"/>
-                <w:color w:val="000000"/>
-                <w:sz w:val="18"/>
-              </w:rPr>
-              <w:t>阿拉善盟</w:t>
-            </w:r>
-          </w:p>
-        </w:tc>
-        <w:tc>
-          <w:tcPr>
-            <w:tcW w:type="dxa" w:w="1344"/>
-            <w:vAlign w:val="center"/>
-            <w:tcBorders>
-              <w:top w:val="single" w:sz="4" w:color="A6A6A6"/>
-              <w:left w:val="single" w:sz="4" w:color="A6A6A6"/>
-              <w:bottom w:val="single" w:sz="4" w:color="A6A6A6"/>
-              <w:right w:val="single" w:sz="4" w:color="A6A6A6"/>
-            </w:tcBorders>
-          </w:tcPr>
-          <w:p>
-            <w:pPr>
-              <w:spacing w:before="0" w:after="0" w:line="276" w:lineRule="auto"/>
-              <w:ind w:firstLine="0"/>
-              <w:jc w:val="center"/>
-            </w:pPr>
-            <w:r/>
-            <w:r>
-              <w:rPr>
-                <w:rFonts w:ascii="Times New Roman" w:hAnsi="Times New Roman" w:eastAsia="楷体"/>
-                <w:b w:val="0"/>
-                <w:color w:val="000000"/>
-                <w:sz w:val="18"/>
-              </w:rPr>
-              <w:t>418.80</w:t>
-            </w:r>
-          </w:p>
-        </w:tc>
-        <w:tc>
-          <w:tcPr>
-            <w:tcW w:type="dxa" w:w="1344"/>
-            <w:vAlign w:val="center"/>
-            <w:tcBorders>
-              <w:top w:val="single" w:sz="4" w:color="A6A6A6"/>
-              <w:left w:val="single" w:sz="4" w:color="A6A6A6"/>
-              <w:bottom w:val="single" w:sz="4" w:color="A6A6A6"/>
-              <w:right w:val="single" w:sz="4" w:color="A6A6A6"/>
-            </w:tcBorders>
-          </w:tcPr>
-          <w:p>
-            <w:pPr>
-              <w:spacing w:before="0" w:after="0" w:line="276" w:lineRule="auto"/>
-              <w:ind w:firstLine="0"/>
-              <w:jc w:val="center"/>
-            </w:pPr>
-            <w:r/>
-            <w:r>
-              <w:rPr>
-                <w:rFonts w:ascii="Times New Roman" w:hAnsi="Times New Roman" w:eastAsia="楷体"/>
-                <w:b w:val="0"/>
-                <w:color w:val="000000"/>
-                <w:sz w:val="18"/>
-              </w:rPr>
-              <w:t>15.51</w:t>
-            </w:r>
-          </w:p>
-        </w:tc>
-        <w:tc>
-          <w:tcPr>
-            <w:tcW w:type="dxa" w:w="1344"/>
-            <w:vAlign w:val="center"/>
-            <w:tcBorders>
-              <w:top w:val="single" w:sz="4" w:color="A6A6A6"/>
-              <w:left w:val="single" w:sz="4" w:color="A6A6A6"/>
-              <w:bottom w:val="single" w:sz="4" w:color="A6A6A6"/>
-              <w:right w:val="single" w:sz="4" w:color="A6A6A6"/>
-            </w:tcBorders>
-          </w:tcPr>
-          <w:p>
-            <w:pPr>
-              <w:spacing w:before="0" w:after="0" w:line="276" w:lineRule="auto"/>
-              <w:ind w:firstLine="0"/>
-              <w:jc w:val="center"/>
-            </w:pPr>
-            <w:r/>
-            <w:r>
-              <w:rPr>
-                <w:rFonts w:ascii="Times New Roman" w:hAnsi="Times New Roman" w:eastAsia="楷体"/>
-                <w:b w:val="0"/>
-                <w:color w:val="000000"/>
-                <w:sz w:val="18"/>
-              </w:rPr>
-              <w:t>4.10%</w:t>
-            </w:r>
-          </w:p>
-        </w:tc>
-        <w:tc>
-          <w:tcPr>
-            <w:tcW w:type="dxa" w:w="1344"/>
-            <w:vAlign w:val="center"/>
-            <w:tcBorders>
-              <w:top w:val="single" w:sz="4" w:color="A6A6A6"/>
-              <w:left w:val="single" w:sz="4" w:color="A6A6A6"/>
-              <w:bottom w:val="single" w:sz="4" w:color="A6A6A6"/>
-              <w:right w:val="single" w:sz="4" w:color="A6A6A6"/>
-            </w:tcBorders>
-          </w:tcPr>
-          <w:p>
-            <w:pPr>
-              <w:spacing w:before="0" w:after="0" w:line="276" w:lineRule="auto"/>
-              <w:ind w:firstLine="0"/>
-              <w:jc w:val="center"/>
-            </w:pPr>
-            <w:r/>
-            <w:r>
-              <w:rPr>
-                <w:rFonts w:ascii="Times New Roman" w:hAnsi="Times New Roman" w:eastAsia="楷体"/>
-                <w:b w:val="0"/>
-                <w:color w:val="000000"/>
-                <w:sz w:val="18"/>
-              </w:rPr>
-              <w:t>9:46.3:44.7</w:t>
-            </w:r>
-          </w:p>
-        </w:tc>
-        <w:tc>
-          <w:tcPr>
-            <w:tcW w:type="dxa" w:w="1344"/>
-            <w:vAlign w:val="center"/>
-            <w:tcBorders>
-              <w:top w:val="single" w:sz="4" w:color="A6A6A6"/>
-              <w:left w:val="single" w:sz="4" w:color="A6A6A6"/>
-              <w:bottom w:val="single" w:sz="4" w:color="A6A6A6"/>
-              <w:right w:val="single" w:sz="4" w:color="A6A6A6"/>
-            </w:tcBorders>
-          </w:tcPr>
-          <w:p>
-            <w:pPr>
-              <w:spacing w:before="0" w:after="0" w:line="276" w:lineRule="auto"/>
-              <w:ind w:firstLine="0"/>
-              <w:jc w:val="center"/>
-            </w:pPr>
-            <w:r/>
-            <w:r>
-              <w:rPr>
-                <w:rFonts w:ascii="Times New Roman" w:hAnsi="Times New Roman" w:eastAsia="楷体"/>
-                <w:b w:val="0"/>
-                <w:color w:val="000000"/>
-                <w:sz w:val="18"/>
-              </w:rPr>
-              <w:t>37.17</w:t>
-            </w:r>
-          </w:p>
-        </w:tc>
-        <w:tc>
-          <w:tcPr>
-            <w:tcW w:type="dxa" w:w="1344"/>
-            <w:vAlign w:val="center"/>
-            <w:tcBorders>
-              <w:top w:val="single" w:sz="4" w:color="A6A6A6"/>
-              <w:left w:val="single" w:sz="4" w:color="A6A6A6"/>
-              <w:bottom w:val="single" w:sz="4" w:color="A6A6A6"/>
-              <w:right w:val="single" w:sz="4" w:color="A6A6A6"/>
-            </w:tcBorders>
-          </w:tcPr>
-          <w:p>
-            <w:pPr>
-              <w:spacing w:before="0" w:after="0" w:line="276" w:lineRule="auto"/>
-              <w:ind w:firstLine="0"/>
-              <w:jc w:val="center"/>
-            </w:pPr>
-            <w:r/>
-            <w:r>
-              <w:rPr>
-                <w:rFonts w:ascii="Times New Roman" w:hAnsi="Times New Roman" w:eastAsia="楷体"/>
-                <w:b w:val="0"/>
-                <w:color w:val="000000"/>
-                <w:sz w:val="18"/>
-              </w:rPr>
-              <w:t>26.80</w:t>
+              <w:t>—</w:t>
             </w:r>
           </w:p>
         </w:tc>
@@ -2824,7 +2619,7 @@
           <w:color w:val="000000"/>
           <w:sz w:val="21"/>
         </w:rPr>
-        <w:t>省内对比看，巴彦淖尔市2025年GDP总量1,277.60亿元、列全省第八位，一般公共预算收入90.69亿元、列全省第八位。整体来看，巴彦淖尔市经济基本面在内蒙古自治区内具有一定代表性，但需关注固定资产投资走势及新旧动能转换的接续性。</w:t>
+        <w:t>省内对比看，石家庄市2025年GDP总量8,651.70亿元、列全省第二位；一般公共预算收入727.50亿元、稳居全省第一。整体来看，石家庄市在河北省内的经济与财政地位较为重要，但放到同类城市横向看，产业结构升级与新旧动能转换仍是中长期需要关注的核心课题。</w:t>
       </w:r>
     </w:p>
     <w:p>
@@ -2839,7 +2634,7 @@
           <w:color w:val="000000"/>
           <w:sz w:val="21"/>
         </w:rPr>
-        <w:t>■ 巴彦淖尔市财政体量在内蒙古自治区处于中游，税收占比60.83%、税收质量较好，但政府性基金收入较2023年累计下降19%、土地财政贡献度弱化；2025年末宽口径债务率756.93%、处于偏高水平，已显著高于公认的 300% 偏高临界线，后续偿债压力值得关注。</w:t>
+        <w:t>■ 石家庄市财政体量在河北省稳居第一，税收占比偏低、非税收入占比相对较高、财政质量有待优化；但受房地产市场调整影响，政府性基金收入较2023年累计下降20%、土地财政贡献度有所弱化；2025年末宽口径债务率530.86%、处于偏高水平，已显著高于公认的 300% 偏高临界线，后续偿债压力值得关注。</w:t>
       </w:r>
     </w:p>
     <w:p>
@@ -2854,7 +2649,7 @@
           <w:color w:val="000000"/>
           <w:sz w:val="21"/>
         </w:rPr>
-        <w:t>财政收入方面，2023、2024、2025年巴彦淖尔市一般公共预算收入分别为80.15亿元、86.22亿元、90.69亿元，其中税收收入53.51亿元、57.64亿元、55.17亿元，税收占比维持在66.76%、66.86%、60.83%；一般公共预算支出364.73亿元、379.77亿元、370.75亿元，财政自给率21.97%、22.70%、24.46%。</w:t>
+        <w:t>财政收入方面，2023、2024、2025年石家庄市一般公共预算收入分别为737.89亿元、746.10亿元、727.50亿元，在河北省内稳居第一；其中税收收入分别为432.73亿元、397.12亿元、408.09亿元，税收占比维持在58.64%、53.23%、56.09%，偏低、非税收入占比相对较高、财政质量有待优化。一般公共预算支出分别为1,274.83亿元、1,200.04亿元、1,248.40亿元，财政自给率57.88%、62.17%、58.27%，财政自给率偏低、刚性支出压力较大。</w:t>
       </w:r>
     </w:p>
     <w:p>
@@ -2869,7 +2664,7 @@
           <w:color w:val="000000"/>
           <w:sz w:val="21"/>
         </w:rPr>
-        <w:t>政府性基金收入方面，2023、2024、2025年分别为15.79亿元、11.68亿元、12.77亿元，政府性基金收入较2023年累计下降19%、土地财政贡献度弱化，反映地方综合财力对房地产周期的敞口。</w:t>
+        <w:t>政府性基金收入方面，2023、2024、2025年石家庄市政府性基金收入分别为465.08亿元、379.20亿元、372.65亿元，较2023年累计下降20%、土地财政贡献度有所弱化，反映地方综合财力对房地产周期与土地市场的敞口较大。</w:t>
       </w:r>
     </w:p>
     <w:p>
@@ -2885,7 +2680,7 @@
           <w:color w:val="000000"/>
           <w:sz w:val="21"/>
         </w:rPr>
-        <w:t>图表：2023-2025年巴彦淖尔市财政收入情况(单位:亿元、%)</w:t>
+        <w:t>图表：2023-2025年石家庄市财政收入情况(单位:亿元、%)</w:t>
       </w:r>
     </w:p>
     <w:tbl>
@@ -3170,7 +2965,7 @@
                 <w:color w:val="000000"/>
                 <w:sz w:val="18"/>
               </w:rPr>
-              <w:t>80.15</w:t>
+              <w:t>737.89</w:t>
             </w:r>
           </w:p>
         </w:tc>
@@ -3199,7 +2994,7 @@
                 <w:color w:val="000000"/>
                 <w:sz w:val="18"/>
               </w:rPr>
-              <w:t>3.37%</w:t>
+              <w:t>6.60%</w:t>
             </w:r>
           </w:p>
         </w:tc>
@@ -3228,7 +3023,7 @@
                 <w:color w:val="000000"/>
                 <w:sz w:val="18"/>
               </w:rPr>
-              <w:t>86.22</w:t>
+              <w:t>746.10</w:t>
             </w:r>
           </w:p>
         </w:tc>
@@ -3257,7 +3052,7 @@
                 <w:color w:val="000000"/>
                 <w:sz w:val="18"/>
               </w:rPr>
-              <w:t>7.57%</w:t>
+              <w:t>1.11%</w:t>
             </w:r>
           </w:p>
         </w:tc>
@@ -3286,7 +3081,7 @@
                 <w:color w:val="000000"/>
                 <w:sz w:val="18"/>
               </w:rPr>
-              <w:t>90.69</w:t>
+              <w:t>727.50</w:t>
             </w:r>
           </w:p>
         </w:tc>
@@ -3315,7 +3110,7 @@
                 <w:color w:val="000000"/>
                 <w:sz w:val="18"/>
               </w:rPr>
-              <w:t>5.18%</w:t>
+              <w:t>-2.49%</w:t>
             </w:r>
           </w:p>
         </w:tc>
@@ -3375,7 +3170,7 @@
                 <w:color w:val="000000"/>
                 <w:sz w:val="18"/>
               </w:rPr>
-              <w:t>53.51</w:t>
+              <w:t>432.73</w:t>
             </w:r>
           </w:p>
         </w:tc>
@@ -3433,7 +3228,7 @@
                 <w:color w:val="000000"/>
                 <w:sz w:val="18"/>
               </w:rPr>
-              <w:t>57.64</w:t>
+              <w:t>397.12</w:t>
             </w:r>
           </w:p>
         </w:tc>
@@ -3462,7 +3257,7 @@
                 <w:color w:val="000000"/>
                 <w:sz w:val="18"/>
               </w:rPr>
-              <w:t>7.72%</w:t>
+              <w:t>-8.23%</w:t>
             </w:r>
           </w:p>
         </w:tc>
@@ -3491,7 +3286,7 @@
                 <w:color w:val="000000"/>
                 <w:sz w:val="18"/>
               </w:rPr>
-              <w:t>55.17</w:t>
+              <w:t>408.09</w:t>
             </w:r>
           </w:p>
         </w:tc>
@@ -3520,7 +3315,7 @@
                 <w:color w:val="000000"/>
                 <w:sz w:val="18"/>
               </w:rPr>
-              <w:t>-4.29%</w:t>
+              <w:t>2.76%</w:t>
             </w:r>
           </w:p>
         </w:tc>
@@ -3580,7 +3375,7 @@
                 <w:color w:val="000000"/>
                 <w:sz w:val="18"/>
               </w:rPr>
-              <w:t>66.76%</w:t>
+              <w:t>58.64%</w:t>
             </w:r>
           </w:p>
         </w:tc>
@@ -3638,7 +3433,7 @@
                 <w:color w:val="000000"/>
                 <w:sz w:val="18"/>
               </w:rPr>
-              <w:t>66.86%</w:t>
+              <w:t>53.23%</w:t>
             </w:r>
           </w:p>
         </w:tc>
@@ -3696,7 +3491,7 @@
                 <w:color w:val="000000"/>
                 <w:sz w:val="18"/>
               </w:rPr>
-              <w:t>60.83%</w:t>
+              <w:t>56.09%</w:t>
             </w:r>
           </w:p>
         </w:tc>
@@ -3785,7 +3580,7 @@
                 <w:color w:val="000000"/>
                 <w:sz w:val="18"/>
               </w:rPr>
-              <w:t>364.73</w:t>
+              <w:t>1,274.83</w:t>
             </w:r>
           </w:p>
         </w:tc>
@@ -3843,7 +3638,7 @@
                 <w:color w:val="000000"/>
                 <w:sz w:val="18"/>
               </w:rPr>
-              <w:t>379.77</w:t>
+              <w:t>1,200.04</w:t>
             </w:r>
           </w:p>
         </w:tc>
@@ -3872,7 +3667,7 @@
                 <w:color w:val="000000"/>
                 <w:sz w:val="18"/>
               </w:rPr>
-              <w:t>4.12%</w:t>
+              <w:t>-5.87%</w:t>
             </w:r>
           </w:p>
         </w:tc>
@@ -3901,7 +3696,7 @@
                 <w:color w:val="000000"/>
                 <w:sz w:val="18"/>
               </w:rPr>
-              <w:t>370.75</w:t>
+              <w:t>1,248.40</w:t>
             </w:r>
           </w:p>
         </w:tc>
@@ -3930,7 +3725,7 @@
                 <w:color w:val="000000"/>
                 <w:sz w:val="18"/>
               </w:rPr>
-              <w:t>-2.38%</w:t>
+              <w:t>4.03%</w:t>
             </w:r>
           </w:p>
         </w:tc>
@@ -3990,7 +3785,7 @@
                 <w:color w:val="000000"/>
                 <w:sz w:val="18"/>
               </w:rPr>
-              <w:t>21.97%</w:t>
+              <w:t>57.88%</w:t>
             </w:r>
           </w:p>
         </w:tc>
@@ -4048,7 +3843,7 @@
                 <w:color w:val="000000"/>
                 <w:sz w:val="18"/>
               </w:rPr>
-              <w:t>22.70%</w:t>
+              <w:t>62.17%</w:t>
             </w:r>
           </w:p>
         </w:tc>
@@ -4106,7 +3901,7 @@
                 <w:color w:val="000000"/>
                 <w:sz w:val="18"/>
               </w:rPr>
-              <w:t>24.46%</w:t>
+              <w:t>58.27%</w:t>
             </w:r>
           </w:p>
         </w:tc>
@@ -4195,7 +3990,7 @@
                 <w:color w:val="000000"/>
                 <w:sz w:val="18"/>
               </w:rPr>
-              <w:t>15.79</w:t>
+              <w:t>465.08</w:t>
             </w:r>
           </w:p>
         </w:tc>
@@ -4253,7 +4048,7 @@
                 <w:color w:val="000000"/>
                 <w:sz w:val="18"/>
               </w:rPr>
-              <w:t>11.68</w:t>
+              <w:t>379.20</w:t>
             </w:r>
           </w:p>
         </w:tc>
@@ -4282,7 +4077,7 @@
                 <w:color w:val="000000"/>
                 <w:sz w:val="18"/>
               </w:rPr>
-              <w:t>-26.03%</w:t>
+              <w:t>-18.47%</w:t>
             </w:r>
           </w:p>
         </w:tc>
@@ -4311,7 +4106,7 @@
                 <w:color w:val="000000"/>
                 <w:sz w:val="18"/>
               </w:rPr>
-              <w:t>12.77</w:t>
+              <w:t>372.65</w:t>
             </w:r>
           </w:p>
         </w:tc>
@@ -4340,7 +4135,7 @@
                 <w:color w:val="000000"/>
                 <w:sz w:val="18"/>
               </w:rPr>
-              <w:t>9.33%</w:t>
+              <w:t>-1.73%</w:t>
             </w:r>
           </w:p>
         </w:tc>
@@ -4358,7 +4153,7 @@
           <w:color w:val="000000"/>
           <w:sz w:val="19"/>
         </w:rPr>
-        <w:t>资料来源:巴彦淖尔市财政决算、企业预警通,风控信评部整理</w:t>
+        <w:t>资料来源:石家庄市财政决算、企业预警通,风控信评部整理</w:t>
       </w:r>
     </w:p>
     <w:p>
@@ -4373,7 +4168,1291 @@
           <w:color w:val="000000"/>
           <w:sz w:val="21"/>
         </w:rPr>
-        <w:t>土地市场方面，【待补充:巴彦淖尔市土地出让与房地产销售数据（土地市场数据库未覆盖该市）】。</w:t>
+        <w:t>土地市场方面，2021、2022、2023、2024、2025年石家庄市经营性用地成交价分别为355.15亿元、286.56亿元、475.71亿元、358.90亿元、441.04亿元，2025年较2021年变动24.18%；同期平均溢价率为3.36%、2.10%、1.10%、2.58%、0.58%，整体处于低位、反映市场化主体拿地意愿与未来房价预期偏弱；成交楼面均价为1,694元/㎡。2026年1-4月，石家庄市经营性用地累计成交124宗、规划建面463.63万㎡、成交价66.89亿元，延续低位运行。</w:t>
+      </w:r>
+    </w:p>
+    <w:p>
+      <w:pPr>
+        <w:spacing w:before="80" w:after="40" w:line="360" w:lineRule="auto"/>
+        <w:ind w:firstLine="0"/>
+        <w:jc w:val="center"/>
+      </w:pPr>
+      <w:r>
+        <w:rPr>
+          <w:rFonts w:ascii="Times New Roman" w:hAnsi="Times New Roman" w:eastAsia="楷体"/>
+          <w:b/>
+          <w:color w:val="000000"/>
+          <w:sz w:val="21"/>
+        </w:rPr>
+        <w:t>图表:2021-2025年石家庄市土地出让情况</w:t>
+      </w:r>
+    </w:p>
+    <w:tbl>
+      <w:tblPr>
+        <w:tblW w:type="auto" w:w="0"/>
+        <w:tblLayout w:type="autofit"/>
+        <w:tblLook w:firstColumn="1" w:firstRow="1" w:lastColumn="0" w:lastRow="0" w:noHBand="0" w:noVBand="1" w:val="04A0"/>
+      </w:tblPr>
+      <w:tblGrid>
+        <w:gridCol w:w="1568"/>
+        <w:gridCol w:w="1568"/>
+        <w:gridCol w:w="1568"/>
+        <w:gridCol w:w="1568"/>
+        <w:gridCol w:w="1568"/>
+        <w:gridCol w:w="1568"/>
+      </w:tblGrid>
+      <w:tr>
+        <w:tc>
+          <w:tcPr>
+            <w:tcW w:type="dxa" w:w="1568"/>
+            <w:vAlign w:val="center"/>
+            <w:shd w:val="clear" w:color="auto" w:fill="F1A983"/>
+            <w:tcBorders>
+              <w:top w:val="single" w:sz="4" w:color="A6A6A6"/>
+              <w:left w:val="single" w:sz="4" w:color="A6A6A6"/>
+              <w:bottom w:val="single" w:sz="4" w:color="A6A6A6"/>
+              <w:right w:val="single" w:sz="4" w:color="A6A6A6"/>
+            </w:tcBorders>
+          </w:tcPr>
+          <w:p>
+            <w:pPr>
+              <w:spacing w:before="0" w:after="0" w:line="276" w:lineRule="auto"/>
+              <w:ind w:firstLine="0"/>
+              <w:jc w:val="center"/>
+            </w:pPr>
+            <w:r/>
+            <w:r>
+              <w:rPr>
+                <w:rFonts w:ascii="Times New Roman" w:hAnsi="Times New Roman" w:eastAsia="楷体"/>
+                <w:b/>
+                <w:color w:val="000000"/>
+                <w:sz w:val="18"/>
+              </w:rPr>
+              <w:t>年度</w:t>
+            </w:r>
+          </w:p>
+        </w:tc>
+        <w:tc>
+          <w:tcPr>
+            <w:tcW w:type="dxa" w:w="1568"/>
+            <w:vAlign w:val="center"/>
+            <w:shd w:val="clear" w:color="auto" w:fill="F1A983"/>
+            <w:tcBorders>
+              <w:top w:val="single" w:sz="4" w:color="A6A6A6"/>
+              <w:left w:val="single" w:sz="4" w:color="A6A6A6"/>
+              <w:bottom w:val="single" w:sz="4" w:color="A6A6A6"/>
+              <w:right w:val="single" w:sz="4" w:color="A6A6A6"/>
+            </w:tcBorders>
+          </w:tcPr>
+          <w:p>
+            <w:pPr>
+              <w:spacing w:before="0" w:after="0" w:line="276" w:lineRule="auto"/>
+              <w:ind w:firstLine="0"/>
+              <w:jc w:val="center"/>
+            </w:pPr>
+            <w:r/>
+            <w:r>
+              <w:rPr>
+                <w:rFonts w:ascii="Times New Roman" w:hAnsi="Times New Roman" w:eastAsia="楷体"/>
+                <w:b/>
+                <w:color w:val="000000"/>
+                <w:sz w:val="18"/>
+              </w:rPr>
+              <w:t>土地宗数</w:t>
+            </w:r>
+          </w:p>
+        </w:tc>
+        <w:tc>
+          <w:tcPr>
+            <w:tcW w:type="dxa" w:w="1568"/>
+            <w:vAlign w:val="center"/>
+            <w:shd w:val="clear" w:color="auto" w:fill="F1A983"/>
+            <w:tcBorders>
+              <w:top w:val="single" w:sz="4" w:color="A6A6A6"/>
+              <w:left w:val="single" w:sz="4" w:color="A6A6A6"/>
+              <w:bottom w:val="single" w:sz="4" w:color="A6A6A6"/>
+              <w:right w:val="single" w:sz="4" w:color="A6A6A6"/>
+            </w:tcBorders>
+          </w:tcPr>
+          <w:p>
+            <w:pPr>
+              <w:spacing w:before="0" w:after="0" w:line="276" w:lineRule="auto"/>
+              <w:ind w:firstLine="0"/>
+              <w:jc w:val="center"/>
+            </w:pPr>
+            <w:r/>
+            <w:r>
+              <w:rPr>
+                <w:rFonts w:ascii="Times New Roman" w:hAnsi="Times New Roman" w:eastAsia="楷体"/>
+                <w:b/>
+                <w:color w:val="000000"/>
+                <w:sz w:val="18"/>
+              </w:rPr>
+              <w:t>规划建面(万㎡)</w:t>
+            </w:r>
+          </w:p>
+        </w:tc>
+        <w:tc>
+          <w:tcPr>
+            <w:tcW w:type="dxa" w:w="1568"/>
+            <w:vAlign w:val="center"/>
+            <w:shd w:val="clear" w:color="auto" w:fill="F1A983"/>
+            <w:tcBorders>
+              <w:top w:val="single" w:sz="4" w:color="A6A6A6"/>
+              <w:left w:val="single" w:sz="4" w:color="A6A6A6"/>
+              <w:bottom w:val="single" w:sz="4" w:color="A6A6A6"/>
+              <w:right w:val="single" w:sz="4" w:color="A6A6A6"/>
+            </w:tcBorders>
+          </w:tcPr>
+          <w:p>
+            <w:pPr>
+              <w:spacing w:before="0" w:after="0" w:line="276" w:lineRule="auto"/>
+              <w:ind w:firstLine="0"/>
+              <w:jc w:val="center"/>
+            </w:pPr>
+            <w:r/>
+            <w:r>
+              <w:rPr>
+                <w:rFonts w:ascii="Times New Roman" w:hAnsi="Times New Roman" w:eastAsia="楷体"/>
+                <w:b/>
+                <w:color w:val="000000"/>
+                <w:sz w:val="18"/>
+              </w:rPr>
+              <w:t>成交楼面均价(元/㎡)</w:t>
+            </w:r>
+          </w:p>
+        </w:tc>
+        <w:tc>
+          <w:tcPr>
+            <w:tcW w:type="dxa" w:w="1568"/>
+            <w:vAlign w:val="center"/>
+            <w:shd w:val="clear" w:color="auto" w:fill="F1A983"/>
+            <w:tcBorders>
+              <w:top w:val="single" w:sz="4" w:color="A6A6A6"/>
+              <w:left w:val="single" w:sz="4" w:color="A6A6A6"/>
+              <w:bottom w:val="single" w:sz="4" w:color="A6A6A6"/>
+              <w:right w:val="single" w:sz="4" w:color="A6A6A6"/>
+            </w:tcBorders>
+          </w:tcPr>
+          <w:p>
+            <w:pPr>
+              <w:spacing w:before="0" w:after="0" w:line="276" w:lineRule="auto"/>
+              <w:ind w:firstLine="0"/>
+              <w:jc w:val="center"/>
+            </w:pPr>
+            <w:r/>
+            <w:r>
+              <w:rPr>
+                <w:rFonts w:ascii="Times New Roman" w:hAnsi="Times New Roman" w:eastAsia="楷体"/>
+                <w:b/>
+                <w:color w:val="000000"/>
+                <w:sz w:val="18"/>
+              </w:rPr>
+              <w:t>平均溢价率</w:t>
+            </w:r>
+          </w:p>
+        </w:tc>
+        <w:tc>
+          <w:tcPr>
+            <w:tcW w:type="dxa" w:w="1568"/>
+            <w:vAlign w:val="center"/>
+            <w:shd w:val="clear" w:color="auto" w:fill="F1A983"/>
+            <w:tcBorders>
+              <w:top w:val="single" w:sz="4" w:color="A6A6A6"/>
+              <w:left w:val="single" w:sz="4" w:color="A6A6A6"/>
+              <w:bottom w:val="single" w:sz="4" w:color="A6A6A6"/>
+              <w:right w:val="single" w:sz="4" w:color="A6A6A6"/>
+            </w:tcBorders>
+          </w:tcPr>
+          <w:p>
+            <w:pPr>
+              <w:spacing w:before="0" w:after="0" w:line="276" w:lineRule="auto"/>
+              <w:ind w:firstLine="0"/>
+              <w:jc w:val="center"/>
+            </w:pPr>
+            <w:r/>
+            <w:r>
+              <w:rPr>
+                <w:rFonts w:ascii="Times New Roman" w:hAnsi="Times New Roman" w:eastAsia="楷体"/>
+                <w:b/>
+                <w:color w:val="000000"/>
+                <w:sz w:val="18"/>
+              </w:rPr>
+              <w:t>成交价(亿元)</w:t>
+            </w:r>
+          </w:p>
+        </w:tc>
+      </w:tr>
+      <w:tr>
+        <w:tc>
+          <w:tcPr>
+            <w:tcW w:type="dxa" w:w="1568"/>
+            <w:vAlign w:val="center"/>
+            <w:tcBorders>
+              <w:top w:val="single" w:sz="4" w:color="A6A6A6"/>
+              <w:left w:val="single" w:sz="4" w:color="A6A6A6"/>
+              <w:bottom w:val="single" w:sz="4" w:color="A6A6A6"/>
+              <w:right w:val="single" w:sz="4" w:color="A6A6A6"/>
+            </w:tcBorders>
+          </w:tcPr>
+          <w:p>
+            <w:pPr>
+              <w:spacing w:before="0" w:after="0" w:line="276" w:lineRule="auto"/>
+              <w:ind w:firstLine="0"/>
+              <w:jc w:val="left"/>
+            </w:pPr>
+            <w:r/>
+            <w:r>
+              <w:rPr>
+                <w:rFonts w:ascii="Times New Roman" w:hAnsi="Times New Roman" w:eastAsia="楷体"/>
+                <w:b w:val="0"/>
+                <w:color w:val="000000"/>
+                <w:sz w:val="18"/>
+              </w:rPr>
+              <w:t>2021</w:t>
+            </w:r>
+          </w:p>
+        </w:tc>
+        <w:tc>
+          <w:tcPr>
+            <w:tcW w:type="dxa" w:w="1568"/>
+            <w:vAlign w:val="center"/>
+            <w:tcBorders>
+              <w:top w:val="single" w:sz="4" w:color="A6A6A6"/>
+              <w:left w:val="single" w:sz="4" w:color="A6A6A6"/>
+              <w:bottom w:val="single" w:sz="4" w:color="A6A6A6"/>
+              <w:right w:val="single" w:sz="4" w:color="A6A6A6"/>
+            </w:tcBorders>
+          </w:tcPr>
+          <w:p>
+            <w:pPr>
+              <w:spacing w:before="0" w:after="0" w:line="276" w:lineRule="auto"/>
+              <w:ind w:firstLine="0"/>
+              <w:jc w:val="center"/>
+            </w:pPr>
+            <w:r/>
+            <w:r>
+              <w:rPr>
+                <w:rFonts w:ascii="Times New Roman" w:hAnsi="Times New Roman" w:eastAsia="楷体"/>
+                <w:b w:val="0"/>
+                <w:color w:val="000000"/>
+                <w:sz w:val="18"/>
+              </w:rPr>
+              <w:t>579</w:t>
+            </w:r>
+          </w:p>
+        </w:tc>
+        <w:tc>
+          <w:tcPr>
+            <w:tcW w:type="dxa" w:w="1568"/>
+            <w:vAlign w:val="center"/>
+            <w:tcBorders>
+              <w:top w:val="single" w:sz="4" w:color="A6A6A6"/>
+              <w:left w:val="single" w:sz="4" w:color="A6A6A6"/>
+              <w:bottom w:val="single" w:sz="4" w:color="A6A6A6"/>
+              <w:right w:val="single" w:sz="4" w:color="A6A6A6"/>
+            </w:tcBorders>
+          </w:tcPr>
+          <w:p>
+            <w:pPr>
+              <w:spacing w:before="0" w:after="0" w:line="276" w:lineRule="auto"/>
+              <w:ind w:firstLine="0"/>
+              <w:jc w:val="center"/>
+            </w:pPr>
+            <w:r/>
+            <w:r>
+              <w:rPr>
+                <w:rFonts w:ascii="Times New Roman" w:hAnsi="Times New Roman" w:eastAsia="楷体"/>
+                <w:b w:val="0"/>
+                <w:color w:val="000000"/>
+                <w:sz w:val="18"/>
+              </w:rPr>
+              <w:t>2,725.41</w:t>
+            </w:r>
+          </w:p>
+        </w:tc>
+        <w:tc>
+          <w:tcPr>
+            <w:tcW w:type="dxa" w:w="1568"/>
+            <w:vAlign w:val="center"/>
+            <w:tcBorders>
+              <w:top w:val="single" w:sz="4" w:color="A6A6A6"/>
+              <w:left w:val="single" w:sz="4" w:color="A6A6A6"/>
+              <w:bottom w:val="single" w:sz="4" w:color="A6A6A6"/>
+              <w:right w:val="single" w:sz="4" w:color="A6A6A6"/>
+            </w:tcBorders>
+          </w:tcPr>
+          <w:p>
+            <w:pPr>
+              <w:spacing w:before="0" w:after="0" w:line="276" w:lineRule="auto"/>
+              <w:ind w:firstLine="0"/>
+              <w:jc w:val="center"/>
+            </w:pPr>
+            <w:r/>
+            <w:r>
+              <w:rPr>
+                <w:rFonts w:ascii="Times New Roman" w:hAnsi="Times New Roman" w:eastAsia="楷体"/>
+                <w:b w:val="0"/>
+                <w:color w:val="000000"/>
+                <w:sz w:val="18"/>
+              </w:rPr>
+              <w:t>1,302</w:t>
+            </w:r>
+          </w:p>
+        </w:tc>
+        <w:tc>
+          <w:tcPr>
+            <w:tcW w:type="dxa" w:w="1568"/>
+            <w:vAlign w:val="center"/>
+            <w:tcBorders>
+              <w:top w:val="single" w:sz="4" w:color="A6A6A6"/>
+              <w:left w:val="single" w:sz="4" w:color="A6A6A6"/>
+              <w:bottom w:val="single" w:sz="4" w:color="A6A6A6"/>
+              <w:right w:val="single" w:sz="4" w:color="A6A6A6"/>
+            </w:tcBorders>
+          </w:tcPr>
+          <w:p>
+            <w:pPr>
+              <w:spacing w:before="0" w:after="0" w:line="276" w:lineRule="auto"/>
+              <w:ind w:firstLine="0"/>
+              <w:jc w:val="center"/>
+            </w:pPr>
+            <w:r/>
+            <w:r>
+              <w:rPr>
+                <w:rFonts w:ascii="Times New Roman" w:hAnsi="Times New Roman" w:eastAsia="楷体"/>
+                <w:b w:val="0"/>
+                <w:color w:val="000000"/>
+                <w:sz w:val="18"/>
+              </w:rPr>
+              <w:t>3.36%</w:t>
+            </w:r>
+          </w:p>
+        </w:tc>
+        <w:tc>
+          <w:tcPr>
+            <w:tcW w:type="dxa" w:w="1568"/>
+            <w:vAlign w:val="center"/>
+            <w:tcBorders>
+              <w:top w:val="single" w:sz="4" w:color="A6A6A6"/>
+              <w:left w:val="single" w:sz="4" w:color="A6A6A6"/>
+              <w:bottom w:val="single" w:sz="4" w:color="A6A6A6"/>
+              <w:right w:val="single" w:sz="4" w:color="A6A6A6"/>
+            </w:tcBorders>
+          </w:tcPr>
+          <w:p>
+            <w:pPr>
+              <w:spacing w:before="0" w:after="0" w:line="276" w:lineRule="auto"/>
+              <w:ind w:firstLine="0"/>
+              <w:jc w:val="center"/>
+            </w:pPr>
+            <w:r/>
+            <w:r>
+              <w:rPr>
+                <w:rFonts w:ascii="Times New Roman" w:hAnsi="Times New Roman" w:eastAsia="楷体"/>
+                <w:b w:val="0"/>
+                <w:color w:val="000000"/>
+                <w:sz w:val="18"/>
+              </w:rPr>
+              <w:t>355.15</w:t>
+            </w:r>
+          </w:p>
+        </w:tc>
+      </w:tr>
+      <w:tr>
+        <w:tc>
+          <w:tcPr>
+            <w:tcW w:type="dxa" w:w="1568"/>
+            <w:vAlign w:val="center"/>
+            <w:tcBorders>
+              <w:top w:val="single" w:sz="4" w:color="A6A6A6"/>
+              <w:left w:val="single" w:sz="4" w:color="A6A6A6"/>
+              <w:bottom w:val="single" w:sz="4" w:color="A6A6A6"/>
+              <w:right w:val="single" w:sz="4" w:color="A6A6A6"/>
+            </w:tcBorders>
+          </w:tcPr>
+          <w:p>
+            <w:pPr>
+              <w:spacing w:before="0" w:after="0" w:line="276" w:lineRule="auto"/>
+              <w:ind w:firstLine="0"/>
+              <w:jc w:val="left"/>
+            </w:pPr>
+            <w:r/>
+            <w:r>
+              <w:rPr>
+                <w:rFonts w:ascii="Times New Roman" w:hAnsi="Times New Roman" w:eastAsia="楷体"/>
+                <w:b w:val="0"/>
+                <w:color w:val="000000"/>
+                <w:sz w:val="18"/>
+              </w:rPr>
+              <w:t>2022</w:t>
+            </w:r>
+          </w:p>
+        </w:tc>
+        <w:tc>
+          <w:tcPr>
+            <w:tcW w:type="dxa" w:w="1568"/>
+            <w:vAlign w:val="center"/>
+            <w:tcBorders>
+              <w:top w:val="single" w:sz="4" w:color="A6A6A6"/>
+              <w:left w:val="single" w:sz="4" w:color="A6A6A6"/>
+              <w:bottom w:val="single" w:sz="4" w:color="A6A6A6"/>
+              <w:right w:val="single" w:sz="4" w:color="A6A6A6"/>
+            </w:tcBorders>
+          </w:tcPr>
+          <w:p>
+            <w:pPr>
+              <w:spacing w:before="0" w:after="0" w:line="276" w:lineRule="auto"/>
+              <w:ind w:firstLine="0"/>
+              <w:jc w:val="center"/>
+            </w:pPr>
+            <w:r/>
+            <w:r>
+              <w:rPr>
+                <w:rFonts w:ascii="Times New Roman" w:hAnsi="Times New Roman" w:eastAsia="楷体"/>
+                <w:b w:val="0"/>
+                <w:color w:val="000000"/>
+                <w:sz w:val="18"/>
+              </w:rPr>
+              <w:t>538</w:t>
+            </w:r>
+          </w:p>
+        </w:tc>
+        <w:tc>
+          <w:tcPr>
+            <w:tcW w:type="dxa" w:w="1568"/>
+            <w:vAlign w:val="center"/>
+            <w:tcBorders>
+              <w:top w:val="single" w:sz="4" w:color="A6A6A6"/>
+              <w:left w:val="single" w:sz="4" w:color="A6A6A6"/>
+              <w:bottom w:val="single" w:sz="4" w:color="A6A6A6"/>
+              <w:right w:val="single" w:sz="4" w:color="A6A6A6"/>
+            </w:tcBorders>
+          </w:tcPr>
+          <w:p>
+            <w:pPr>
+              <w:spacing w:before="0" w:after="0" w:line="276" w:lineRule="auto"/>
+              <w:ind w:firstLine="0"/>
+              <w:jc w:val="center"/>
+            </w:pPr>
+            <w:r/>
+            <w:r>
+              <w:rPr>
+                <w:rFonts w:ascii="Times New Roman" w:hAnsi="Times New Roman" w:eastAsia="楷体"/>
+                <w:b w:val="0"/>
+                <w:color w:val="000000"/>
+                <w:sz w:val="18"/>
+              </w:rPr>
+              <w:t>2,913.70</w:t>
+            </w:r>
+          </w:p>
+        </w:tc>
+        <w:tc>
+          <w:tcPr>
+            <w:tcW w:type="dxa" w:w="1568"/>
+            <w:vAlign w:val="center"/>
+            <w:tcBorders>
+              <w:top w:val="single" w:sz="4" w:color="A6A6A6"/>
+              <w:left w:val="single" w:sz="4" w:color="A6A6A6"/>
+              <w:bottom w:val="single" w:sz="4" w:color="A6A6A6"/>
+              <w:right w:val="single" w:sz="4" w:color="A6A6A6"/>
+            </w:tcBorders>
+          </w:tcPr>
+          <w:p>
+            <w:pPr>
+              <w:spacing w:before="0" w:after="0" w:line="276" w:lineRule="auto"/>
+              <w:ind w:firstLine="0"/>
+              <w:jc w:val="center"/>
+            </w:pPr>
+            <w:r/>
+            <w:r>
+              <w:rPr>
+                <w:rFonts w:ascii="Times New Roman" w:hAnsi="Times New Roman" w:eastAsia="楷体"/>
+                <w:b w:val="0"/>
+                <w:color w:val="000000"/>
+                <w:sz w:val="18"/>
+              </w:rPr>
+              <w:t>983</w:t>
+            </w:r>
+          </w:p>
+        </w:tc>
+        <w:tc>
+          <w:tcPr>
+            <w:tcW w:type="dxa" w:w="1568"/>
+            <w:vAlign w:val="center"/>
+            <w:tcBorders>
+              <w:top w:val="single" w:sz="4" w:color="A6A6A6"/>
+              <w:left w:val="single" w:sz="4" w:color="A6A6A6"/>
+              <w:bottom w:val="single" w:sz="4" w:color="A6A6A6"/>
+              <w:right w:val="single" w:sz="4" w:color="A6A6A6"/>
+            </w:tcBorders>
+          </w:tcPr>
+          <w:p>
+            <w:pPr>
+              <w:spacing w:before="0" w:after="0" w:line="276" w:lineRule="auto"/>
+              <w:ind w:firstLine="0"/>
+              <w:jc w:val="center"/>
+            </w:pPr>
+            <w:r/>
+            <w:r>
+              <w:rPr>
+                <w:rFonts w:ascii="Times New Roman" w:hAnsi="Times New Roman" w:eastAsia="楷体"/>
+                <w:b w:val="0"/>
+                <w:color w:val="000000"/>
+                <w:sz w:val="18"/>
+              </w:rPr>
+              <w:t>2.10%</w:t>
+            </w:r>
+          </w:p>
+        </w:tc>
+        <w:tc>
+          <w:tcPr>
+            <w:tcW w:type="dxa" w:w="1568"/>
+            <w:vAlign w:val="center"/>
+            <w:tcBorders>
+              <w:top w:val="single" w:sz="4" w:color="A6A6A6"/>
+              <w:left w:val="single" w:sz="4" w:color="A6A6A6"/>
+              <w:bottom w:val="single" w:sz="4" w:color="A6A6A6"/>
+              <w:right w:val="single" w:sz="4" w:color="A6A6A6"/>
+            </w:tcBorders>
+          </w:tcPr>
+          <w:p>
+            <w:pPr>
+              <w:spacing w:before="0" w:after="0" w:line="276" w:lineRule="auto"/>
+              <w:ind w:firstLine="0"/>
+              <w:jc w:val="center"/>
+            </w:pPr>
+            <w:r/>
+            <w:r>
+              <w:rPr>
+                <w:rFonts w:ascii="Times New Roman" w:hAnsi="Times New Roman" w:eastAsia="楷体"/>
+                <w:b w:val="0"/>
+                <w:color w:val="000000"/>
+                <w:sz w:val="18"/>
+              </w:rPr>
+              <w:t>286.56</w:t>
+            </w:r>
+          </w:p>
+        </w:tc>
+      </w:tr>
+      <w:tr>
+        <w:tc>
+          <w:tcPr>
+            <w:tcW w:type="dxa" w:w="1568"/>
+            <w:vAlign w:val="center"/>
+            <w:tcBorders>
+              <w:top w:val="single" w:sz="4" w:color="A6A6A6"/>
+              <w:left w:val="single" w:sz="4" w:color="A6A6A6"/>
+              <w:bottom w:val="single" w:sz="4" w:color="A6A6A6"/>
+              <w:right w:val="single" w:sz="4" w:color="A6A6A6"/>
+            </w:tcBorders>
+          </w:tcPr>
+          <w:p>
+            <w:pPr>
+              <w:spacing w:before="0" w:after="0" w:line="276" w:lineRule="auto"/>
+              <w:ind w:firstLine="0"/>
+              <w:jc w:val="left"/>
+            </w:pPr>
+            <w:r/>
+            <w:r>
+              <w:rPr>
+                <w:rFonts w:ascii="Times New Roman" w:hAnsi="Times New Roman" w:eastAsia="楷体"/>
+                <w:b w:val="0"/>
+                <w:color w:val="000000"/>
+                <w:sz w:val="18"/>
+              </w:rPr>
+              <w:t>2023</w:t>
+            </w:r>
+          </w:p>
+        </w:tc>
+        <w:tc>
+          <w:tcPr>
+            <w:tcW w:type="dxa" w:w="1568"/>
+            <w:vAlign w:val="center"/>
+            <w:tcBorders>
+              <w:top w:val="single" w:sz="4" w:color="A6A6A6"/>
+              <w:left w:val="single" w:sz="4" w:color="A6A6A6"/>
+              <w:bottom w:val="single" w:sz="4" w:color="A6A6A6"/>
+              <w:right w:val="single" w:sz="4" w:color="A6A6A6"/>
+            </w:tcBorders>
+          </w:tcPr>
+          <w:p>
+            <w:pPr>
+              <w:spacing w:before="0" w:after="0" w:line="276" w:lineRule="auto"/>
+              <w:ind w:firstLine="0"/>
+              <w:jc w:val="center"/>
+            </w:pPr>
+            <w:r/>
+            <w:r>
+              <w:rPr>
+                <w:rFonts w:ascii="Times New Roman" w:hAnsi="Times New Roman" w:eastAsia="楷体"/>
+                <w:b w:val="0"/>
+                <w:color w:val="000000"/>
+                <w:sz w:val="18"/>
+              </w:rPr>
+              <w:t>756</w:t>
+            </w:r>
+          </w:p>
+        </w:tc>
+        <w:tc>
+          <w:tcPr>
+            <w:tcW w:type="dxa" w:w="1568"/>
+            <w:vAlign w:val="center"/>
+            <w:tcBorders>
+              <w:top w:val="single" w:sz="4" w:color="A6A6A6"/>
+              <w:left w:val="single" w:sz="4" w:color="A6A6A6"/>
+              <w:bottom w:val="single" w:sz="4" w:color="A6A6A6"/>
+              <w:right w:val="single" w:sz="4" w:color="A6A6A6"/>
+            </w:tcBorders>
+          </w:tcPr>
+          <w:p>
+            <w:pPr>
+              <w:spacing w:before="0" w:after="0" w:line="276" w:lineRule="auto"/>
+              <w:ind w:firstLine="0"/>
+              <w:jc w:val="center"/>
+            </w:pPr>
+            <w:r/>
+            <w:r>
+              <w:rPr>
+                <w:rFonts w:ascii="Times New Roman" w:hAnsi="Times New Roman" w:eastAsia="楷体"/>
+                <w:b w:val="0"/>
+                <w:color w:val="000000"/>
+                <w:sz w:val="18"/>
+              </w:rPr>
+              <w:t>3,845.30</w:t>
+            </w:r>
+          </w:p>
+        </w:tc>
+        <w:tc>
+          <w:tcPr>
+            <w:tcW w:type="dxa" w:w="1568"/>
+            <w:vAlign w:val="center"/>
+            <w:tcBorders>
+              <w:top w:val="single" w:sz="4" w:color="A6A6A6"/>
+              <w:left w:val="single" w:sz="4" w:color="A6A6A6"/>
+              <w:bottom w:val="single" w:sz="4" w:color="A6A6A6"/>
+              <w:right w:val="single" w:sz="4" w:color="A6A6A6"/>
+            </w:tcBorders>
+          </w:tcPr>
+          <w:p>
+            <w:pPr>
+              <w:spacing w:before="0" w:after="0" w:line="276" w:lineRule="auto"/>
+              <w:ind w:firstLine="0"/>
+              <w:jc w:val="center"/>
+            </w:pPr>
+            <w:r/>
+            <w:r>
+              <w:rPr>
+                <w:rFonts w:ascii="Times New Roman" w:hAnsi="Times New Roman" w:eastAsia="楷体"/>
+                <w:b w:val="0"/>
+                <w:color w:val="000000"/>
+                <w:sz w:val="18"/>
+              </w:rPr>
+              <w:t>1,237</w:t>
+            </w:r>
+          </w:p>
+        </w:tc>
+        <w:tc>
+          <w:tcPr>
+            <w:tcW w:type="dxa" w:w="1568"/>
+            <w:vAlign w:val="center"/>
+            <w:tcBorders>
+              <w:top w:val="single" w:sz="4" w:color="A6A6A6"/>
+              <w:left w:val="single" w:sz="4" w:color="A6A6A6"/>
+              <w:bottom w:val="single" w:sz="4" w:color="A6A6A6"/>
+              <w:right w:val="single" w:sz="4" w:color="A6A6A6"/>
+            </w:tcBorders>
+          </w:tcPr>
+          <w:p>
+            <w:pPr>
+              <w:spacing w:before="0" w:after="0" w:line="276" w:lineRule="auto"/>
+              <w:ind w:firstLine="0"/>
+              <w:jc w:val="center"/>
+            </w:pPr>
+            <w:r/>
+            <w:r>
+              <w:rPr>
+                <w:rFonts w:ascii="Times New Roman" w:hAnsi="Times New Roman" w:eastAsia="楷体"/>
+                <w:b w:val="0"/>
+                <w:color w:val="000000"/>
+                <w:sz w:val="18"/>
+              </w:rPr>
+              <w:t>1.10%</w:t>
+            </w:r>
+          </w:p>
+        </w:tc>
+        <w:tc>
+          <w:tcPr>
+            <w:tcW w:type="dxa" w:w="1568"/>
+            <w:vAlign w:val="center"/>
+            <w:tcBorders>
+              <w:top w:val="single" w:sz="4" w:color="A6A6A6"/>
+              <w:left w:val="single" w:sz="4" w:color="A6A6A6"/>
+              <w:bottom w:val="single" w:sz="4" w:color="A6A6A6"/>
+              <w:right w:val="single" w:sz="4" w:color="A6A6A6"/>
+            </w:tcBorders>
+          </w:tcPr>
+          <w:p>
+            <w:pPr>
+              <w:spacing w:before="0" w:after="0" w:line="276" w:lineRule="auto"/>
+              <w:ind w:firstLine="0"/>
+              <w:jc w:val="center"/>
+            </w:pPr>
+            <w:r/>
+            <w:r>
+              <w:rPr>
+                <w:rFonts w:ascii="Times New Roman" w:hAnsi="Times New Roman" w:eastAsia="楷体"/>
+                <w:b w:val="0"/>
+                <w:color w:val="000000"/>
+                <w:sz w:val="18"/>
+              </w:rPr>
+              <w:t>475.71</w:t>
+            </w:r>
+          </w:p>
+        </w:tc>
+      </w:tr>
+      <w:tr>
+        <w:tc>
+          <w:tcPr>
+            <w:tcW w:type="dxa" w:w="1568"/>
+            <w:vAlign w:val="center"/>
+            <w:tcBorders>
+              <w:top w:val="single" w:sz="4" w:color="A6A6A6"/>
+              <w:left w:val="single" w:sz="4" w:color="A6A6A6"/>
+              <w:bottom w:val="single" w:sz="4" w:color="A6A6A6"/>
+              <w:right w:val="single" w:sz="4" w:color="A6A6A6"/>
+            </w:tcBorders>
+          </w:tcPr>
+          <w:p>
+            <w:pPr>
+              <w:spacing w:before="0" w:after="0" w:line="276" w:lineRule="auto"/>
+              <w:ind w:firstLine="0"/>
+              <w:jc w:val="left"/>
+            </w:pPr>
+            <w:r/>
+            <w:r>
+              <w:rPr>
+                <w:rFonts w:ascii="Times New Roman" w:hAnsi="Times New Roman" w:eastAsia="楷体"/>
+                <w:b w:val="0"/>
+                <w:color w:val="000000"/>
+                <w:sz w:val="18"/>
+              </w:rPr>
+              <w:t>2024</w:t>
+            </w:r>
+          </w:p>
+        </w:tc>
+        <w:tc>
+          <w:tcPr>
+            <w:tcW w:type="dxa" w:w="1568"/>
+            <w:vAlign w:val="center"/>
+            <w:tcBorders>
+              <w:top w:val="single" w:sz="4" w:color="A6A6A6"/>
+              <w:left w:val="single" w:sz="4" w:color="A6A6A6"/>
+              <w:bottom w:val="single" w:sz="4" w:color="A6A6A6"/>
+              <w:right w:val="single" w:sz="4" w:color="A6A6A6"/>
+            </w:tcBorders>
+          </w:tcPr>
+          <w:p>
+            <w:pPr>
+              <w:spacing w:before="0" w:after="0" w:line="276" w:lineRule="auto"/>
+              <w:ind w:firstLine="0"/>
+              <w:jc w:val="center"/>
+            </w:pPr>
+            <w:r/>
+            <w:r>
+              <w:rPr>
+                <w:rFonts w:ascii="Times New Roman" w:hAnsi="Times New Roman" w:eastAsia="楷体"/>
+                <w:b w:val="0"/>
+                <w:color w:val="000000"/>
+                <w:sz w:val="18"/>
+              </w:rPr>
+              <w:t>566</w:t>
+            </w:r>
+          </w:p>
+        </w:tc>
+        <w:tc>
+          <w:tcPr>
+            <w:tcW w:type="dxa" w:w="1568"/>
+            <w:vAlign w:val="center"/>
+            <w:tcBorders>
+              <w:top w:val="single" w:sz="4" w:color="A6A6A6"/>
+              <w:left w:val="single" w:sz="4" w:color="A6A6A6"/>
+              <w:bottom w:val="single" w:sz="4" w:color="A6A6A6"/>
+              <w:right w:val="single" w:sz="4" w:color="A6A6A6"/>
+            </w:tcBorders>
+          </w:tcPr>
+          <w:p>
+            <w:pPr>
+              <w:spacing w:before="0" w:after="0" w:line="276" w:lineRule="auto"/>
+              <w:ind w:firstLine="0"/>
+              <w:jc w:val="center"/>
+            </w:pPr>
+            <w:r/>
+            <w:r>
+              <w:rPr>
+                <w:rFonts w:ascii="Times New Roman" w:hAnsi="Times New Roman" w:eastAsia="楷体"/>
+                <w:b w:val="0"/>
+                <w:color w:val="000000"/>
+                <w:sz w:val="18"/>
+              </w:rPr>
+              <w:t>2,866.99</w:t>
+            </w:r>
+          </w:p>
+        </w:tc>
+        <w:tc>
+          <w:tcPr>
+            <w:tcW w:type="dxa" w:w="1568"/>
+            <w:vAlign w:val="center"/>
+            <w:tcBorders>
+              <w:top w:val="single" w:sz="4" w:color="A6A6A6"/>
+              <w:left w:val="single" w:sz="4" w:color="A6A6A6"/>
+              <w:bottom w:val="single" w:sz="4" w:color="A6A6A6"/>
+              <w:right w:val="single" w:sz="4" w:color="A6A6A6"/>
+            </w:tcBorders>
+          </w:tcPr>
+          <w:p>
+            <w:pPr>
+              <w:spacing w:before="0" w:after="0" w:line="276" w:lineRule="auto"/>
+              <w:ind w:firstLine="0"/>
+              <w:jc w:val="center"/>
+            </w:pPr>
+            <w:r/>
+            <w:r>
+              <w:rPr>
+                <w:rFonts w:ascii="Times New Roman" w:hAnsi="Times New Roman" w:eastAsia="楷体"/>
+                <w:b w:val="0"/>
+                <w:color w:val="000000"/>
+                <w:sz w:val="18"/>
+              </w:rPr>
+              <w:t>1,251</w:t>
+            </w:r>
+          </w:p>
+        </w:tc>
+        <w:tc>
+          <w:tcPr>
+            <w:tcW w:type="dxa" w:w="1568"/>
+            <w:vAlign w:val="center"/>
+            <w:tcBorders>
+              <w:top w:val="single" w:sz="4" w:color="A6A6A6"/>
+              <w:left w:val="single" w:sz="4" w:color="A6A6A6"/>
+              <w:bottom w:val="single" w:sz="4" w:color="A6A6A6"/>
+              <w:right w:val="single" w:sz="4" w:color="A6A6A6"/>
+            </w:tcBorders>
+          </w:tcPr>
+          <w:p>
+            <w:pPr>
+              <w:spacing w:before="0" w:after="0" w:line="276" w:lineRule="auto"/>
+              <w:ind w:firstLine="0"/>
+              <w:jc w:val="center"/>
+            </w:pPr>
+            <w:r/>
+            <w:r>
+              <w:rPr>
+                <w:rFonts w:ascii="Times New Roman" w:hAnsi="Times New Roman" w:eastAsia="楷体"/>
+                <w:b w:val="0"/>
+                <w:color w:val="000000"/>
+                <w:sz w:val="18"/>
+              </w:rPr>
+              <w:t>2.58%</w:t>
+            </w:r>
+          </w:p>
+        </w:tc>
+        <w:tc>
+          <w:tcPr>
+            <w:tcW w:type="dxa" w:w="1568"/>
+            <w:vAlign w:val="center"/>
+            <w:tcBorders>
+              <w:top w:val="single" w:sz="4" w:color="A6A6A6"/>
+              <w:left w:val="single" w:sz="4" w:color="A6A6A6"/>
+              <w:bottom w:val="single" w:sz="4" w:color="A6A6A6"/>
+              <w:right w:val="single" w:sz="4" w:color="A6A6A6"/>
+            </w:tcBorders>
+          </w:tcPr>
+          <w:p>
+            <w:pPr>
+              <w:spacing w:before="0" w:after="0" w:line="276" w:lineRule="auto"/>
+              <w:ind w:firstLine="0"/>
+              <w:jc w:val="center"/>
+            </w:pPr>
+            <w:r/>
+            <w:r>
+              <w:rPr>
+                <w:rFonts w:ascii="Times New Roman" w:hAnsi="Times New Roman" w:eastAsia="楷体"/>
+                <w:b w:val="0"/>
+                <w:color w:val="000000"/>
+                <w:sz w:val="18"/>
+              </w:rPr>
+              <w:t>358.90</w:t>
+            </w:r>
+          </w:p>
+        </w:tc>
+      </w:tr>
+      <w:tr>
+        <w:tc>
+          <w:tcPr>
+            <w:tcW w:type="dxa" w:w="1568"/>
+            <w:vAlign w:val="center"/>
+            <w:tcBorders>
+              <w:top w:val="single" w:sz="4" w:color="A6A6A6"/>
+              <w:left w:val="single" w:sz="4" w:color="A6A6A6"/>
+              <w:bottom w:val="single" w:sz="4" w:color="A6A6A6"/>
+              <w:right w:val="single" w:sz="4" w:color="A6A6A6"/>
+            </w:tcBorders>
+          </w:tcPr>
+          <w:p>
+            <w:pPr>
+              <w:spacing w:before="0" w:after="0" w:line="276" w:lineRule="auto"/>
+              <w:ind w:firstLine="0"/>
+              <w:jc w:val="left"/>
+            </w:pPr>
+            <w:r/>
+            <w:r>
+              <w:rPr>
+                <w:rFonts w:ascii="Times New Roman" w:hAnsi="Times New Roman" w:eastAsia="楷体"/>
+                <w:b w:val="0"/>
+                <w:color w:val="000000"/>
+                <w:sz w:val="18"/>
+              </w:rPr>
+              <w:t>2025</w:t>
+            </w:r>
+          </w:p>
+        </w:tc>
+        <w:tc>
+          <w:tcPr>
+            <w:tcW w:type="dxa" w:w="1568"/>
+            <w:vAlign w:val="center"/>
+            <w:tcBorders>
+              <w:top w:val="single" w:sz="4" w:color="A6A6A6"/>
+              <w:left w:val="single" w:sz="4" w:color="A6A6A6"/>
+              <w:bottom w:val="single" w:sz="4" w:color="A6A6A6"/>
+              <w:right w:val="single" w:sz="4" w:color="A6A6A6"/>
+            </w:tcBorders>
+          </w:tcPr>
+          <w:p>
+            <w:pPr>
+              <w:spacing w:before="0" w:after="0" w:line="276" w:lineRule="auto"/>
+              <w:ind w:firstLine="0"/>
+              <w:jc w:val="center"/>
+            </w:pPr>
+            <w:r/>
+            <w:r>
+              <w:rPr>
+                <w:rFonts w:ascii="Times New Roman" w:hAnsi="Times New Roman" w:eastAsia="楷体"/>
+                <w:b w:val="0"/>
+                <w:color w:val="000000"/>
+                <w:sz w:val="18"/>
+              </w:rPr>
+              <w:t>572</w:t>
+            </w:r>
+          </w:p>
+        </w:tc>
+        <w:tc>
+          <w:tcPr>
+            <w:tcW w:type="dxa" w:w="1568"/>
+            <w:vAlign w:val="center"/>
+            <w:tcBorders>
+              <w:top w:val="single" w:sz="4" w:color="A6A6A6"/>
+              <w:left w:val="single" w:sz="4" w:color="A6A6A6"/>
+              <w:bottom w:val="single" w:sz="4" w:color="A6A6A6"/>
+              <w:right w:val="single" w:sz="4" w:color="A6A6A6"/>
+            </w:tcBorders>
+          </w:tcPr>
+          <w:p>
+            <w:pPr>
+              <w:spacing w:before="0" w:after="0" w:line="276" w:lineRule="auto"/>
+              <w:ind w:firstLine="0"/>
+              <w:jc w:val="center"/>
+            </w:pPr>
+            <w:r/>
+            <w:r>
+              <w:rPr>
+                <w:rFonts w:ascii="Times New Roman" w:hAnsi="Times New Roman" w:eastAsia="楷体"/>
+                <w:b w:val="0"/>
+                <w:color w:val="000000"/>
+                <w:sz w:val="18"/>
+              </w:rPr>
+              <w:t>2,585.36</w:t>
+            </w:r>
+          </w:p>
+        </w:tc>
+        <w:tc>
+          <w:tcPr>
+            <w:tcW w:type="dxa" w:w="1568"/>
+            <w:vAlign w:val="center"/>
+            <w:tcBorders>
+              <w:top w:val="single" w:sz="4" w:color="A6A6A6"/>
+              <w:left w:val="single" w:sz="4" w:color="A6A6A6"/>
+              <w:bottom w:val="single" w:sz="4" w:color="A6A6A6"/>
+              <w:right w:val="single" w:sz="4" w:color="A6A6A6"/>
+            </w:tcBorders>
+          </w:tcPr>
+          <w:p>
+            <w:pPr>
+              <w:spacing w:before="0" w:after="0" w:line="276" w:lineRule="auto"/>
+              <w:ind w:firstLine="0"/>
+              <w:jc w:val="center"/>
+            </w:pPr>
+            <w:r/>
+            <w:r>
+              <w:rPr>
+                <w:rFonts w:ascii="Times New Roman" w:hAnsi="Times New Roman" w:eastAsia="楷体"/>
+                <w:b w:val="0"/>
+                <w:color w:val="000000"/>
+                <w:sz w:val="18"/>
+              </w:rPr>
+              <w:t>1,694</w:t>
+            </w:r>
+          </w:p>
+        </w:tc>
+        <w:tc>
+          <w:tcPr>
+            <w:tcW w:type="dxa" w:w="1568"/>
+            <w:vAlign w:val="center"/>
+            <w:tcBorders>
+              <w:top w:val="single" w:sz="4" w:color="A6A6A6"/>
+              <w:left w:val="single" w:sz="4" w:color="A6A6A6"/>
+              <w:bottom w:val="single" w:sz="4" w:color="A6A6A6"/>
+              <w:right w:val="single" w:sz="4" w:color="A6A6A6"/>
+            </w:tcBorders>
+          </w:tcPr>
+          <w:p>
+            <w:pPr>
+              <w:spacing w:before="0" w:after="0" w:line="276" w:lineRule="auto"/>
+              <w:ind w:firstLine="0"/>
+              <w:jc w:val="center"/>
+            </w:pPr>
+            <w:r/>
+            <w:r>
+              <w:rPr>
+                <w:rFonts w:ascii="Times New Roman" w:hAnsi="Times New Roman" w:eastAsia="楷体"/>
+                <w:b w:val="0"/>
+                <w:color w:val="000000"/>
+                <w:sz w:val="18"/>
+              </w:rPr>
+              <w:t>0.58%</w:t>
+            </w:r>
+          </w:p>
+        </w:tc>
+        <w:tc>
+          <w:tcPr>
+            <w:tcW w:type="dxa" w:w="1568"/>
+            <w:vAlign w:val="center"/>
+            <w:tcBorders>
+              <w:top w:val="single" w:sz="4" w:color="A6A6A6"/>
+              <w:left w:val="single" w:sz="4" w:color="A6A6A6"/>
+              <w:bottom w:val="single" w:sz="4" w:color="A6A6A6"/>
+              <w:right w:val="single" w:sz="4" w:color="A6A6A6"/>
+            </w:tcBorders>
+          </w:tcPr>
+          <w:p>
+            <w:pPr>
+              <w:spacing w:before="0" w:after="0" w:line="276" w:lineRule="auto"/>
+              <w:ind w:firstLine="0"/>
+              <w:jc w:val="center"/>
+            </w:pPr>
+            <w:r/>
+            <w:r>
+              <w:rPr>
+                <w:rFonts w:ascii="Times New Roman" w:hAnsi="Times New Roman" w:eastAsia="楷体"/>
+                <w:b w:val="0"/>
+                <w:color w:val="000000"/>
+                <w:sz w:val="18"/>
+              </w:rPr>
+              <w:t>441.04</w:t>
+            </w:r>
+          </w:p>
+        </w:tc>
+      </w:tr>
+      <w:tr>
+        <w:tc>
+          <w:tcPr>
+            <w:tcW w:type="dxa" w:w="1568"/>
+            <w:vAlign w:val="center"/>
+            <w:tcBorders>
+              <w:top w:val="single" w:sz="4" w:color="A6A6A6"/>
+              <w:left w:val="single" w:sz="4" w:color="A6A6A6"/>
+              <w:bottom w:val="single" w:sz="4" w:color="A6A6A6"/>
+              <w:right w:val="single" w:sz="4" w:color="A6A6A6"/>
+            </w:tcBorders>
+          </w:tcPr>
+          <w:p>
+            <w:pPr>
+              <w:spacing w:before="0" w:after="0" w:line="276" w:lineRule="auto"/>
+              <w:ind w:firstLine="0"/>
+              <w:jc w:val="left"/>
+            </w:pPr>
+            <w:r/>
+            <w:r>
+              <w:rPr>
+                <w:rFonts w:ascii="Times New Roman" w:hAnsi="Times New Roman" w:eastAsia="楷体"/>
+                <w:b w:val="0"/>
+                <w:color w:val="000000"/>
+                <w:sz w:val="18"/>
+              </w:rPr>
+              <w:t>2026年1-4月</w:t>
+            </w:r>
+          </w:p>
+        </w:tc>
+        <w:tc>
+          <w:tcPr>
+            <w:tcW w:type="dxa" w:w="1568"/>
+            <w:vAlign w:val="center"/>
+            <w:tcBorders>
+              <w:top w:val="single" w:sz="4" w:color="A6A6A6"/>
+              <w:left w:val="single" w:sz="4" w:color="A6A6A6"/>
+              <w:bottom w:val="single" w:sz="4" w:color="A6A6A6"/>
+              <w:right w:val="single" w:sz="4" w:color="A6A6A6"/>
+            </w:tcBorders>
+          </w:tcPr>
+          <w:p>
+            <w:pPr>
+              <w:spacing w:before="0" w:after="0" w:line="276" w:lineRule="auto"/>
+              <w:ind w:firstLine="0"/>
+              <w:jc w:val="center"/>
+            </w:pPr>
+            <w:r/>
+            <w:r>
+              <w:rPr>
+                <w:rFonts w:ascii="Times New Roman" w:hAnsi="Times New Roman" w:eastAsia="楷体"/>
+                <w:b w:val="0"/>
+                <w:color w:val="000000"/>
+                <w:sz w:val="18"/>
+              </w:rPr>
+              <w:t>124</w:t>
+            </w:r>
+          </w:p>
+        </w:tc>
+        <w:tc>
+          <w:tcPr>
+            <w:tcW w:type="dxa" w:w="1568"/>
+            <w:vAlign w:val="center"/>
+            <w:tcBorders>
+              <w:top w:val="single" w:sz="4" w:color="A6A6A6"/>
+              <w:left w:val="single" w:sz="4" w:color="A6A6A6"/>
+              <w:bottom w:val="single" w:sz="4" w:color="A6A6A6"/>
+              <w:right w:val="single" w:sz="4" w:color="A6A6A6"/>
+            </w:tcBorders>
+          </w:tcPr>
+          <w:p>
+            <w:pPr>
+              <w:spacing w:before="0" w:after="0" w:line="276" w:lineRule="auto"/>
+              <w:ind w:firstLine="0"/>
+              <w:jc w:val="center"/>
+            </w:pPr>
+            <w:r/>
+            <w:r>
+              <w:rPr>
+                <w:rFonts w:ascii="Times New Roman" w:hAnsi="Times New Roman" w:eastAsia="楷体"/>
+                <w:b w:val="0"/>
+                <w:color w:val="000000"/>
+                <w:sz w:val="18"/>
+              </w:rPr>
+              <w:t>463.63</w:t>
+            </w:r>
+          </w:p>
+        </w:tc>
+        <w:tc>
+          <w:tcPr>
+            <w:tcW w:type="dxa" w:w="1568"/>
+            <w:vAlign w:val="center"/>
+            <w:tcBorders>
+              <w:top w:val="single" w:sz="4" w:color="A6A6A6"/>
+              <w:left w:val="single" w:sz="4" w:color="A6A6A6"/>
+              <w:bottom w:val="single" w:sz="4" w:color="A6A6A6"/>
+              <w:right w:val="single" w:sz="4" w:color="A6A6A6"/>
+            </w:tcBorders>
+          </w:tcPr>
+          <w:p>
+            <w:pPr>
+              <w:spacing w:before="0" w:after="0" w:line="276" w:lineRule="auto"/>
+              <w:ind w:firstLine="0"/>
+              <w:jc w:val="center"/>
+            </w:pPr>
+            <w:r/>
+            <w:r>
+              <w:rPr>
+                <w:rFonts w:ascii="Times New Roman" w:hAnsi="Times New Roman" w:eastAsia="楷体"/>
+                <w:b w:val="0"/>
+                <w:color w:val="000000"/>
+                <w:sz w:val="18"/>
+              </w:rPr>
+              <w:t>—</w:t>
+            </w:r>
+          </w:p>
+        </w:tc>
+        <w:tc>
+          <w:tcPr>
+            <w:tcW w:type="dxa" w:w="1568"/>
+            <w:vAlign w:val="center"/>
+            <w:tcBorders>
+              <w:top w:val="single" w:sz="4" w:color="A6A6A6"/>
+              <w:left w:val="single" w:sz="4" w:color="A6A6A6"/>
+              <w:bottom w:val="single" w:sz="4" w:color="A6A6A6"/>
+              <w:right w:val="single" w:sz="4" w:color="A6A6A6"/>
+            </w:tcBorders>
+          </w:tcPr>
+          <w:p>
+            <w:pPr>
+              <w:spacing w:before="0" w:after="0" w:line="276" w:lineRule="auto"/>
+              <w:ind w:firstLine="0"/>
+              <w:jc w:val="center"/>
+            </w:pPr>
+            <w:r/>
+            <w:r>
+              <w:rPr>
+                <w:rFonts w:ascii="Times New Roman" w:hAnsi="Times New Roman" w:eastAsia="楷体"/>
+                <w:b w:val="0"/>
+                <w:color w:val="000000"/>
+                <w:sz w:val="18"/>
+              </w:rPr>
+              <w:t>—</w:t>
+            </w:r>
+          </w:p>
+        </w:tc>
+        <w:tc>
+          <w:tcPr>
+            <w:tcW w:type="dxa" w:w="1568"/>
+            <w:vAlign w:val="center"/>
+            <w:tcBorders>
+              <w:top w:val="single" w:sz="4" w:color="A6A6A6"/>
+              <w:left w:val="single" w:sz="4" w:color="A6A6A6"/>
+              <w:bottom w:val="single" w:sz="4" w:color="A6A6A6"/>
+              <w:right w:val="single" w:sz="4" w:color="A6A6A6"/>
+            </w:tcBorders>
+          </w:tcPr>
+          <w:p>
+            <w:pPr>
+              <w:spacing w:before="0" w:after="0" w:line="276" w:lineRule="auto"/>
+              <w:ind w:firstLine="0"/>
+              <w:jc w:val="center"/>
+            </w:pPr>
+            <w:r/>
+            <w:r>
+              <w:rPr>
+                <w:rFonts w:ascii="Times New Roman" w:hAnsi="Times New Roman" w:eastAsia="楷体"/>
+                <w:b w:val="0"/>
+                <w:color w:val="000000"/>
+                <w:sz w:val="18"/>
+              </w:rPr>
+              <w:t>66.89</w:t>
+            </w:r>
+          </w:p>
+        </w:tc>
+      </w:tr>
+    </w:tbl>
+    <w:p>
+      <w:pPr>
+        <w:spacing w:before="0" w:after="80" w:line="360" w:lineRule="auto"/>
+        <w:ind w:firstLine="0"/>
+      </w:pPr>
+      <w:r>
+        <w:rPr>
+          <w:rFonts w:ascii="Times New Roman" w:hAnsi="Times New Roman" w:eastAsia="楷体"/>
+          <w:b w:val="0"/>
+          <w:color w:val="000000"/>
+          <w:sz w:val="19"/>
+        </w:rPr>
+        <w:t>资料来源:中指数据库,风控信评部整理</w:t>
       </w:r>
     </w:p>
     <w:p>
@@ -4388,7 +5467,7 @@
           <w:color w:val="000000"/>
           <w:sz w:val="21"/>
         </w:rPr>
-        <w:t>政府债务方面，2023、2024、2025年末巴彦淖尔市地方政府债务余额分别为608.70亿元、659.39亿元、736.94亿元，2025年末债务限额—亿元，债务余额控制在限额以内；城投有息债务2025年末估算余额72.52亿元。债务率指标看，2025年末政府债务率689.12%、城投债务率67.81%、宽口径债务率756.93%。</w:t>
+        <w:t>从房地产销售看，2021-2025年石家庄市商品住宅成交面积由419.16万㎡变动至289.80万㎡、累计下降30.9%；新房均价2025年为15,154元/㎡、较2024年高点(15,599元/㎡)累计下跌2.85%；2025年去化周期17.25个月。二手房市场仍处于深度调整，据中指冰山指数(最低挂牌价口径)，石家庄二手房挂牌价较2018年4月高点累计下跌46.02%，2023年累计跌幅-6.82%、2024年累计跌幅-7.42%、2025年累计跌幅-15.10%。</w:t>
       </w:r>
     </w:p>
     <w:p>
@@ -4403,7 +5482,22 @@
           <w:color w:val="000000"/>
           <w:sz w:val="21"/>
         </w:rPr>
-        <w:t>综合来看，巴彦淖尔市财政基本盘总体稳健，但土地财政收缩与债务规模扩张是当前主要压力线；我们预计宽口径债务率短期内将维持偏高水平，需重点关注后续化债进展、土地市场企稳情况以及融资平台合规整改对城投再融资能力的影响。</w:t>
+        <w:t>政府债务方面，2023、2024、2025年末石家庄市地方政府债务余额分别为2,307.86亿元、2,510.36亿元、2,798.22亿元，两年累计增长21.25%，主要源于地方专项债加快发行及置换债集中落地；2025年末债务限额2,879.71亿元，债务余额控制在限额以内。城投有息债务方面，2025年末估算余额为3,042.07亿元，较2023年末增长17.06%。债务率指标看，2025年末石家庄市政府债务率254.35%、城投债务率276.51%、宽口径债务率530.86%，较2023年末抬升123.30个百分点，显著高于公认的300%偏高临界线、在全国主要城市中处于较高水平。值得注意的是，政府性基金收入下滑是债务率分母端走低的重要因素，叠加债务规模快速扩张，对债务率指标形成放大效应。</w:t>
+      </w:r>
+    </w:p>
+    <w:p>
+      <w:pPr>
+        <w:spacing w:before="0" w:after="60" w:line="360" w:lineRule="auto"/>
+        <w:ind w:firstLine="420"/>
+      </w:pPr>
+      <w:r>
+        <w:rPr>
+          <w:rFonts w:ascii="Times New Roman" w:hAnsi="Times New Roman" w:eastAsia="楷体"/>
+          <w:b w:val="0"/>
+          <w:color w:val="000000"/>
+          <w:sz w:val="21"/>
+        </w:rPr>
+        <w:t>综合来看，石家庄市作为省会、医药产业突出，区域信用环境总体稳健。我们预计宽口径债务率短期内将维持高位，需重点关注后续化债进展、土地市场企稳情况以及融资平台合规整改对城投平台再融资能力的影响。</w:t>
       </w:r>
     </w:p>
     <w:sectPr>
